--- a/ipynb_file_cell_explaination.docx
+++ b/ipynb_file_cell_explaination.docx
@@ -15951,6 +15951,1717 @@
         </w:rPr>
         <w:t>).</w:t>
       </w:r>
+    </w:p>
+    <w:p>
+      <w:pPr>
+        <w:spacing w:before="100" w:beforeAutospacing="1" w:after="100" w:afterAutospacing="1" w:line="240" w:lineRule="auto"/>
+        <w:rPr>
+          <w:rFonts w:ascii="Times New Roman" w:eastAsia="Times New Roman" w:hAnsi="Times New Roman" w:cs="Times New Roman"/>
+          <w:kern w:val="0"/>
+          <w:sz w:val="24"/>
+          <w:szCs w:val="24"/>
+          <w:lang w:eastAsia="en-IN"/>
+          <w14:ligatures w14:val="none"/>
+        </w:rPr>
+      </w:pPr>
+    </w:p>
+    <w:p>
+      <w:pPr>
+        <w:spacing w:before="100" w:beforeAutospacing="1" w:after="100" w:afterAutospacing="1" w:line="240" w:lineRule="auto"/>
+        <w:rPr>
+          <w:rFonts w:ascii="Times New Roman" w:eastAsia="Times New Roman" w:hAnsi="Times New Roman" w:cs="Times New Roman"/>
+          <w:b/>
+          <w:bCs/>
+          <w:kern w:val="0"/>
+          <w:sz w:val="28"/>
+          <w:szCs w:val="28"/>
+          <w:lang w:eastAsia="en-IN"/>
+          <w14:ligatures w14:val="none"/>
+        </w:rPr>
+      </w:pPr>
+      <w:r>
+        <w:rPr>
+          <w:rFonts w:ascii="Times New Roman" w:eastAsia="Times New Roman" w:hAnsi="Times New Roman" w:cs="Times New Roman"/>
+          <w:b/>
+          <w:bCs/>
+          <w:kern w:val="0"/>
+          <w:sz w:val="28"/>
+          <w:szCs w:val="28"/>
+          <w:lang w:eastAsia="en-IN"/>
+          <w14:ligatures w14:val="none"/>
+        </w:rPr>
+        <w:t xml:space="preserve">Step 9: </w:t>
+      </w:r>
+      <w:r>
+        <w:rPr>
+          <w:rFonts w:ascii="Times New Roman" w:eastAsia="Times New Roman" w:hAnsi="Times New Roman" w:cs="Times New Roman"/>
+          <w:b/>
+          <w:bCs/>
+          <w:kern w:val="0"/>
+          <w:sz w:val="28"/>
+          <w:szCs w:val="28"/>
+          <w:lang w:eastAsia="en-IN"/>
+          <w14:ligatures w14:val="none"/>
+        </w:rPr>
+        <w:t>SARIMA Computational Failure Note (Step 8)</w:t>
+      </w:r>
+    </w:p>
+    <w:p>
+      <w:pPr>
+        <w:spacing w:before="100" w:beforeAutospacing="1" w:after="100" w:afterAutospacing="1" w:line="240" w:lineRule="auto"/>
+        <w:rPr>
+          <w:rFonts w:ascii="Times New Roman" w:eastAsia="Times New Roman" w:hAnsi="Times New Roman" w:cs="Times New Roman"/>
+          <w:kern w:val="0"/>
+          <w:sz w:val="24"/>
+          <w:szCs w:val="24"/>
+          <w:lang w:eastAsia="en-IN"/>
+          <w14:ligatures w14:val="none"/>
+        </w:rPr>
+      </w:pPr>
+      <w:r>
+        <w:rPr>
+          <w:rFonts w:ascii="Times New Roman" w:eastAsia="Times New Roman" w:hAnsi="Times New Roman" w:cs="Times New Roman"/>
+          <w:kern w:val="0"/>
+          <w:sz w:val="24"/>
+          <w:szCs w:val="24"/>
+          <w:lang w:eastAsia="en-IN"/>
+          <w14:ligatures w14:val="none"/>
+        </w:rPr>
+        <w:t xml:space="preserve">The </w:t>
+      </w:r>
+      <w:r>
+        <w:rPr>
+          <w:rFonts w:ascii="Times New Roman" w:eastAsia="Times New Roman" w:hAnsi="Times New Roman" w:cs="Times New Roman"/>
+          <w:b/>
+          <w:bCs/>
+          <w:kern w:val="0"/>
+          <w:sz w:val="24"/>
+          <w:szCs w:val="24"/>
+          <w:lang w:eastAsia="en-IN"/>
+          <w14:ligatures w14:val="none"/>
+        </w:rPr>
+        <w:t>Seasonal</w:t>
+      </w:r>
+      <w:r>
+        <w:rPr>
+          <w:rFonts w:ascii="Times New Roman" w:eastAsia="Times New Roman" w:hAnsi="Times New Roman" w:cs="Times New Roman"/>
+          <w:kern w:val="0"/>
+          <w:sz w:val="24"/>
+          <w:szCs w:val="24"/>
+          <w:lang w:eastAsia="en-IN"/>
+          <w14:ligatures w14:val="none"/>
+        </w:rPr>
+        <w:t xml:space="preserve"> </w:t>
+      </w:r>
+      <w:r>
+        <w:rPr>
+          <w:rFonts w:ascii="Times New Roman" w:eastAsia="Times New Roman" w:hAnsi="Times New Roman" w:cs="Times New Roman"/>
+          <w:b/>
+          <w:bCs/>
+          <w:kern w:val="0"/>
+          <w:sz w:val="24"/>
+          <w:szCs w:val="24"/>
+          <w:lang w:eastAsia="en-IN"/>
+          <w14:ligatures w14:val="none"/>
+        </w:rPr>
+        <w:t>ARIMA</w:t>
+      </w:r>
+      <w:r>
+        <w:rPr>
+          <w:rFonts w:ascii="Times New Roman" w:eastAsia="Times New Roman" w:hAnsi="Times New Roman" w:cs="Times New Roman"/>
+          <w:kern w:val="0"/>
+          <w:sz w:val="24"/>
+          <w:szCs w:val="24"/>
+          <w:lang w:eastAsia="en-IN"/>
+          <w14:ligatures w14:val="none"/>
+        </w:rPr>
+        <w:t xml:space="preserve"> (</w:t>
+      </w:r>
+      <w:r>
+        <w:rPr>
+          <w:rFonts w:ascii="Times New Roman" w:eastAsia="Times New Roman" w:hAnsi="Times New Roman" w:cs="Times New Roman"/>
+          <w:b/>
+          <w:bCs/>
+          <w:kern w:val="0"/>
+          <w:sz w:val="24"/>
+          <w:szCs w:val="24"/>
+          <w:lang w:eastAsia="en-IN"/>
+          <w14:ligatures w14:val="none"/>
+        </w:rPr>
+        <w:t>SARIMA</w:t>
+      </w:r>
+      <w:r>
+        <w:rPr>
+          <w:rFonts w:ascii="Times New Roman" w:eastAsia="Times New Roman" w:hAnsi="Times New Roman" w:cs="Times New Roman"/>
+          <w:kern w:val="0"/>
+          <w:sz w:val="24"/>
+          <w:szCs w:val="24"/>
+          <w:lang w:eastAsia="en-IN"/>
+          <w14:ligatures w14:val="none"/>
+        </w:rPr>
+        <w:t>) model training was interrupted and halted due to extreme computational load on the local machine (</w:t>
+      </w:r>
+      <w:proofErr w:type="spellStart"/>
+      <w:r>
+        <w:rPr>
+          <w:rFonts w:ascii="Times New Roman" w:eastAsia="Times New Roman" w:hAnsi="Times New Roman" w:cs="Times New Roman"/>
+          <w:kern w:val="0"/>
+          <w:sz w:val="24"/>
+          <w:szCs w:val="24"/>
+          <w:lang w:eastAsia="en-IN"/>
+          <w14:ligatures w14:val="none"/>
+        </w:rPr>
+        <w:t>Ryzen</w:t>
+      </w:r>
+      <w:proofErr w:type="spellEnd"/>
+      <w:r>
+        <w:rPr>
+          <w:rFonts w:ascii="Times New Roman" w:eastAsia="Times New Roman" w:hAnsi="Times New Roman" w:cs="Times New Roman"/>
+          <w:kern w:val="0"/>
+          <w:sz w:val="24"/>
+          <w:szCs w:val="24"/>
+          <w:lang w:eastAsia="en-IN"/>
+          <w14:ligatures w14:val="none"/>
+        </w:rPr>
+        <w:t xml:space="preserve"> 7 5700X3D).</w:t>
+      </w:r>
+    </w:p>
+    <w:p>
+      <w:pPr>
+        <w:spacing w:before="100" w:beforeAutospacing="1" w:after="100" w:afterAutospacing="1" w:line="240" w:lineRule="auto"/>
+        <w:rPr>
+          <w:rFonts w:ascii="Times New Roman" w:eastAsia="Times New Roman" w:hAnsi="Times New Roman" w:cs="Times New Roman"/>
+          <w:kern w:val="0"/>
+          <w:sz w:val="24"/>
+          <w:szCs w:val="24"/>
+          <w:lang w:eastAsia="en-IN"/>
+          <w14:ligatures w14:val="none"/>
+        </w:rPr>
+      </w:pPr>
+      <w:r>
+        <w:rPr>
+          <w:rFonts w:ascii="Times New Roman" w:eastAsia="Times New Roman" w:hAnsi="Times New Roman" w:cs="Times New Roman"/>
+          <w:b/>
+          <w:bCs/>
+          <w:kern w:val="0"/>
+          <w:sz w:val="24"/>
+          <w:szCs w:val="24"/>
+          <w:lang w:eastAsia="en-IN"/>
+          <w14:ligatures w14:val="none"/>
+        </w:rPr>
+        <w:t>Duration</w:t>
+      </w:r>
+      <w:r>
+        <w:rPr>
+          <w:rFonts w:ascii="Times New Roman" w:eastAsia="Times New Roman" w:hAnsi="Times New Roman" w:cs="Times New Roman"/>
+          <w:kern w:val="0"/>
+          <w:sz w:val="24"/>
+          <w:szCs w:val="24"/>
+          <w:lang w:eastAsia="en-IN"/>
+          <w14:ligatures w14:val="none"/>
+        </w:rPr>
+        <w:t>: The model ran for over 4,000 seconds (approx. 1 hour and 6 minutes) before the process was manually halted due to high CPU temperatures (reaching 84°C).</w:t>
+      </w:r>
+    </w:p>
+    <w:p>
+      <w:pPr>
+        <w:spacing w:before="100" w:beforeAutospacing="1" w:after="100" w:afterAutospacing="1" w:line="240" w:lineRule="auto"/>
+        <w:rPr>
+          <w:rFonts w:ascii="Times New Roman" w:eastAsia="Times New Roman" w:hAnsi="Times New Roman" w:cs="Times New Roman"/>
+          <w:kern w:val="0"/>
+          <w:sz w:val="24"/>
+          <w:szCs w:val="24"/>
+          <w:lang w:eastAsia="en-IN"/>
+          <w14:ligatures w14:val="none"/>
+        </w:rPr>
+      </w:pPr>
+      <w:r>
+        <w:rPr>
+          <w:rFonts w:ascii="Times New Roman" w:eastAsia="Times New Roman" w:hAnsi="Times New Roman" w:cs="Times New Roman"/>
+          <w:b/>
+          <w:bCs/>
+          <w:kern w:val="0"/>
+          <w:sz w:val="24"/>
+          <w:szCs w:val="24"/>
+          <w:lang w:eastAsia="en-IN"/>
+          <w14:ligatures w14:val="none"/>
+        </w:rPr>
+        <w:t>Finding</w:t>
+      </w:r>
+      <w:r>
+        <w:rPr>
+          <w:rFonts w:ascii="Times New Roman" w:eastAsia="Times New Roman" w:hAnsi="Times New Roman" w:cs="Times New Roman"/>
+          <w:kern w:val="0"/>
+          <w:sz w:val="24"/>
+          <w:szCs w:val="24"/>
+          <w:lang w:eastAsia="en-IN"/>
+          <w14:ligatures w14:val="none"/>
+        </w:rPr>
+        <w:t>: This demonstrates that the SARIMA algorithm (a single-threaded, iterative optimization routine) is computationally infeasible for a time series of this size (</w:t>
+      </w:r>
+      <w:r>
+        <w:rPr>
+          <w:rFonts w:ascii="Times New Roman" w:eastAsia="Times New Roman" w:hAnsi="Times New Roman" w:cs="Times New Roman"/>
+          <w:b/>
+          <w:bCs/>
+          <w:kern w:val="0"/>
+          <w:sz w:val="24"/>
+          <w:szCs w:val="24"/>
+          <w:lang w:eastAsia="en-IN"/>
+          <w14:ligatures w14:val="none"/>
+        </w:rPr>
+        <w:t>160,745</w:t>
+      </w:r>
+      <w:r>
+        <w:rPr>
+          <w:rFonts w:ascii="Times New Roman" w:eastAsia="Times New Roman" w:hAnsi="Times New Roman" w:cs="Times New Roman"/>
+          <w:kern w:val="0"/>
+          <w:sz w:val="24"/>
+          <w:szCs w:val="24"/>
+          <w:lang w:eastAsia="en-IN"/>
+          <w14:ligatures w14:val="none"/>
+        </w:rPr>
+        <w:t>).</w:t>
+      </w:r>
+    </w:p>
+    <w:p>
+      <w:pPr>
+        <w:spacing w:before="100" w:beforeAutospacing="1" w:after="100" w:afterAutospacing="1" w:line="240" w:lineRule="auto"/>
+        <w:rPr>
+          <w:rFonts w:ascii="Times New Roman" w:eastAsia="Times New Roman" w:hAnsi="Times New Roman" w:cs="Times New Roman"/>
+          <w:kern w:val="0"/>
+          <w:sz w:val="24"/>
+          <w:szCs w:val="24"/>
+          <w:lang w:eastAsia="en-IN"/>
+          <w14:ligatures w14:val="none"/>
+        </w:rPr>
+      </w:pPr>
+      <w:r>
+        <w:rPr>
+          <w:rFonts w:ascii="Times New Roman" w:eastAsia="Times New Roman" w:hAnsi="Times New Roman" w:cs="Times New Roman"/>
+          <w:b/>
+          <w:bCs/>
+          <w:kern w:val="0"/>
+          <w:sz w:val="24"/>
+          <w:szCs w:val="24"/>
+          <w:lang w:eastAsia="en-IN"/>
+          <w14:ligatures w14:val="none"/>
+        </w:rPr>
+        <w:t>Action</w:t>
+      </w:r>
+      <w:r>
+        <w:rPr>
+          <w:rFonts w:ascii="Times New Roman" w:eastAsia="Times New Roman" w:hAnsi="Times New Roman" w:cs="Times New Roman"/>
+          <w:kern w:val="0"/>
+          <w:sz w:val="24"/>
+          <w:szCs w:val="24"/>
+          <w:lang w:eastAsia="en-IN"/>
+          <w14:ligatures w14:val="none"/>
+        </w:rPr>
+        <w:t xml:space="preserve">: For the classical benchmark, the </w:t>
+      </w:r>
+      <w:r>
+        <w:rPr>
+          <w:rFonts w:ascii="Times New Roman" w:eastAsia="Times New Roman" w:hAnsi="Times New Roman" w:cs="Times New Roman"/>
+          <w:b/>
+          <w:bCs/>
+          <w:kern w:val="0"/>
+          <w:sz w:val="24"/>
+          <w:szCs w:val="24"/>
+          <w:lang w:eastAsia="en-IN"/>
+          <w14:ligatures w14:val="none"/>
+        </w:rPr>
+        <w:t>ETS</w:t>
+      </w:r>
+      <w:r>
+        <w:rPr>
+          <w:rFonts w:ascii="Times New Roman" w:eastAsia="Times New Roman" w:hAnsi="Times New Roman" w:cs="Times New Roman"/>
+          <w:kern w:val="0"/>
+          <w:sz w:val="24"/>
+          <w:szCs w:val="24"/>
+          <w:lang w:eastAsia="en-IN"/>
+          <w14:ligatures w14:val="none"/>
+        </w:rPr>
+        <w:t xml:space="preserve"> (Exponential Smoothing) model—which is mathematically simpler and faster—will be used as the necessary substitute to establish a baseline for comparative performance. The long run time serves as a critical data point proving the computational efficiency advantage of the </w:t>
+      </w:r>
+      <w:r>
+        <w:rPr>
+          <w:rFonts w:ascii="Times New Roman" w:eastAsia="Times New Roman" w:hAnsi="Times New Roman" w:cs="Times New Roman"/>
+          <w:b/>
+          <w:bCs/>
+          <w:kern w:val="0"/>
+          <w:sz w:val="24"/>
+          <w:szCs w:val="24"/>
+          <w:lang w:eastAsia="en-IN"/>
+          <w14:ligatures w14:val="none"/>
+        </w:rPr>
+        <w:t xml:space="preserve">STL+ML </w:t>
+      </w:r>
+      <w:r>
+        <w:rPr>
+          <w:rFonts w:ascii="Times New Roman" w:eastAsia="Times New Roman" w:hAnsi="Times New Roman" w:cs="Times New Roman"/>
+          <w:kern w:val="0"/>
+          <w:sz w:val="24"/>
+          <w:szCs w:val="24"/>
+          <w:lang w:eastAsia="en-IN"/>
+          <w14:ligatures w14:val="none"/>
+        </w:rPr>
+        <w:t>hybrid models.</w:t>
+      </w:r>
+    </w:p>
+    <w:p>
+      <w:pPr>
+        <w:spacing w:before="100" w:beforeAutospacing="1" w:after="100" w:afterAutospacing="1" w:line="240" w:lineRule="auto"/>
+        <w:rPr>
+          <w:rFonts w:ascii="Times New Roman" w:eastAsia="Times New Roman" w:hAnsi="Times New Roman" w:cs="Times New Roman"/>
+          <w:kern w:val="0"/>
+          <w:sz w:val="24"/>
+          <w:szCs w:val="24"/>
+          <w:lang w:eastAsia="en-IN"/>
+          <w14:ligatures w14:val="none"/>
+        </w:rPr>
+      </w:pPr>
+    </w:p>
+    <w:p>
+      <w:pPr>
+        <w:spacing w:before="100" w:beforeAutospacing="1" w:after="100" w:afterAutospacing="1" w:line="240" w:lineRule="auto"/>
+        <w:rPr>
+          <w:rFonts w:ascii="Times New Roman" w:eastAsia="Times New Roman" w:hAnsi="Times New Roman" w:cs="Times New Roman"/>
+          <w:kern w:val="0"/>
+          <w:sz w:val="24"/>
+          <w:szCs w:val="24"/>
+          <w:lang w:eastAsia="en-IN"/>
+          <w14:ligatures w14:val="none"/>
+        </w:rPr>
+      </w:pPr>
+    </w:p>
+    <w:p>
+      <w:pPr>
+        <w:spacing w:before="100" w:beforeAutospacing="1" w:after="100" w:afterAutospacing="1" w:line="240" w:lineRule="auto"/>
+        <w:rPr>
+          <w:rFonts w:ascii="Times New Roman" w:eastAsia="Times New Roman" w:hAnsi="Times New Roman" w:cs="Times New Roman"/>
+          <w:kern w:val="0"/>
+          <w:sz w:val="24"/>
+          <w:szCs w:val="24"/>
+          <w:lang w:eastAsia="en-IN"/>
+          <w14:ligatures w14:val="none"/>
+        </w:rPr>
+      </w:pPr>
+    </w:p>
+    <w:p>
+      <w:pPr>
+        <w:spacing w:before="100" w:beforeAutospacing="1" w:after="100" w:afterAutospacing="1" w:line="240" w:lineRule="auto"/>
+        <w:rPr>
+          <w:rFonts w:ascii="Times New Roman" w:eastAsia="Times New Roman" w:hAnsi="Times New Roman" w:cs="Times New Roman"/>
+          <w:kern w:val="0"/>
+          <w:sz w:val="24"/>
+          <w:szCs w:val="24"/>
+          <w:lang w:eastAsia="en-IN"/>
+          <w14:ligatures w14:val="none"/>
+        </w:rPr>
+      </w:pPr>
+    </w:p>
+    <w:p>
+      <w:pPr>
+        <w:spacing w:before="100" w:beforeAutospacing="1" w:after="100" w:afterAutospacing="1" w:line="240" w:lineRule="auto"/>
+        <w:rPr>
+          <w:rFonts w:ascii="Times New Roman" w:eastAsia="Times New Roman" w:hAnsi="Times New Roman" w:cs="Times New Roman"/>
+          <w:kern w:val="0"/>
+          <w:sz w:val="24"/>
+          <w:szCs w:val="24"/>
+          <w:lang w:eastAsia="en-IN"/>
+          <w14:ligatures w14:val="none"/>
+        </w:rPr>
+      </w:pPr>
+    </w:p>
+    <w:p>
+      <w:pPr>
+        <w:spacing w:before="100" w:beforeAutospacing="1" w:after="100" w:afterAutospacing="1" w:line="240" w:lineRule="auto"/>
+        <w:rPr>
+          <w:rFonts w:ascii="Times New Roman" w:eastAsia="Times New Roman" w:hAnsi="Times New Roman" w:cs="Times New Roman"/>
+          <w:kern w:val="0"/>
+          <w:sz w:val="24"/>
+          <w:szCs w:val="24"/>
+          <w:lang w:eastAsia="en-IN"/>
+          <w14:ligatures w14:val="none"/>
+        </w:rPr>
+      </w:pPr>
+    </w:p>
+    <w:p>
+      <w:pPr>
+        <w:spacing w:before="100" w:beforeAutospacing="1" w:after="100" w:afterAutospacing="1" w:line="240" w:lineRule="auto"/>
+        <w:rPr>
+          <w:rFonts w:ascii="Times New Roman" w:eastAsia="Times New Roman" w:hAnsi="Times New Roman" w:cs="Times New Roman"/>
+          <w:kern w:val="0"/>
+          <w:sz w:val="24"/>
+          <w:szCs w:val="24"/>
+          <w:lang w:eastAsia="en-IN"/>
+          <w14:ligatures w14:val="none"/>
+        </w:rPr>
+      </w:pPr>
+    </w:p>
+    <w:p>
+      <w:pPr>
+        <w:spacing w:before="100" w:beforeAutospacing="1" w:after="100" w:afterAutospacing="1" w:line="240" w:lineRule="auto"/>
+        <w:rPr>
+          <w:rFonts w:ascii="Times New Roman" w:eastAsia="Times New Roman" w:hAnsi="Times New Roman" w:cs="Times New Roman"/>
+          <w:b/>
+          <w:bCs/>
+          <w:kern w:val="0"/>
+          <w:sz w:val="28"/>
+          <w:szCs w:val="28"/>
+          <w:lang w:eastAsia="en-IN"/>
+          <w14:ligatures w14:val="none"/>
+        </w:rPr>
+      </w:pPr>
+      <w:r>
+        <w:rPr>
+          <w:rFonts w:ascii="Times New Roman" w:eastAsia="Times New Roman" w:hAnsi="Times New Roman" w:cs="Times New Roman"/>
+          <w:b/>
+          <w:bCs/>
+          <w:kern w:val="0"/>
+          <w:sz w:val="28"/>
+          <w:szCs w:val="28"/>
+          <w:lang w:eastAsia="en-IN"/>
+          <w14:ligatures w14:val="none"/>
+        </w:rPr>
+        <w:lastRenderedPageBreak/>
+        <w:t>Step 10: ETS Prediction and Evaluation (The Classical Benchmark)</w:t>
+      </w:r>
+    </w:p>
+    <w:p>
+      <w:pPr>
+        <w:spacing w:before="100" w:beforeAutospacing="1" w:after="100" w:afterAutospacing="1" w:line="240" w:lineRule="auto"/>
+        <w:rPr>
+          <w:rFonts w:ascii="Times New Roman" w:eastAsia="Times New Roman" w:hAnsi="Times New Roman" w:cs="Times New Roman"/>
+          <w:kern w:val="0"/>
+          <w:sz w:val="24"/>
+          <w:szCs w:val="24"/>
+          <w:lang w:eastAsia="en-IN"/>
+          <w14:ligatures w14:val="none"/>
+        </w:rPr>
+      </w:pPr>
+      <w:r>
+        <w:rPr>
+          <w:rFonts w:ascii="Times New Roman" w:eastAsia="Times New Roman" w:hAnsi="Times New Roman" w:cs="Times New Roman"/>
+          <w:kern w:val="0"/>
+          <w:sz w:val="24"/>
+          <w:szCs w:val="24"/>
+          <w:lang w:eastAsia="en-IN"/>
+          <w14:ligatures w14:val="none"/>
+        </w:rPr>
+        <w:t xml:space="preserve">The final step uses the trained </w:t>
+      </w:r>
+      <w:r>
+        <w:rPr>
+          <w:rFonts w:ascii="Times New Roman" w:eastAsia="Times New Roman" w:hAnsi="Times New Roman" w:cs="Times New Roman"/>
+          <w:b/>
+          <w:bCs/>
+          <w:kern w:val="0"/>
+          <w:sz w:val="24"/>
+          <w:szCs w:val="24"/>
+          <w:lang w:eastAsia="en-IN"/>
+          <w14:ligatures w14:val="none"/>
+        </w:rPr>
+        <w:t>ETS (Exponential Smoothing)</w:t>
+      </w:r>
+      <w:r>
+        <w:rPr>
+          <w:rFonts w:ascii="Times New Roman" w:eastAsia="Times New Roman" w:hAnsi="Times New Roman" w:cs="Times New Roman"/>
+          <w:kern w:val="0"/>
+          <w:sz w:val="24"/>
+          <w:szCs w:val="24"/>
+          <w:lang w:eastAsia="en-IN"/>
+          <w14:ligatures w14:val="none"/>
+        </w:rPr>
+        <w:t xml:space="preserve"> model to establish the necessary classical baseline for comparison.</w:t>
+      </w:r>
+    </w:p>
+    <w:p>
+      <w:pPr>
+        <w:spacing w:before="100" w:beforeAutospacing="1" w:after="100" w:afterAutospacing="1" w:line="240" w:lineRule="auto"/>
+        <w:rPr>
+          <w:rFonts w:ascii="Times New Roman" w:eastAsia="Times New Roman" w:hAnsi="Times New Roman" w:cs="Times New Roman"/>
+          <w:b/>
+          <w:bCs/>
+          <w:kern w:val="0"/>
+          <w:sz w:val="24"/>
+          <w:szCs w:val="24"/>
+          <w:lang w:eastAsia="en-IN"/>
+          <w14:ligatures w14:val="none"/>
+        </w:rPr>
+      </w:pPr>
+      <w:r>
+        <w:rPr>
+          <w:rFonts w:ascii="Times New Roman" w:eastAsia="Times New Roman" w:hAnsi="Times New Roman" w:cs="Times New Roman"/>
+          <w:b/>
+          <w:bCs/>
+          <w:kern w:val="0"/>
+          <w:sz w:val="24"/>
+          <w:szCs w:val="24"/>
+          <w:lang w:eastAsia="en-IN"/>
+          <w14:ligatures w14:val="none"/>
+        </w:rPr>
+        <w:t>The Process (What the Code Did)</w:t>
+      </w:r>
+    </w:p>
+    <w:tbl>
+      <w:tblPr>
+        <w:tblW w:w="0" w:type="auto"/>
+        <w:tblCellSpacing w:w="15" w:type="dxa"/>
+        <w:tblCellMar>
+          <w:top w:w="15" w:type="dxa"/>
+          <w:left w:w="15" w:type="dxa"/>
+          <w:bottom w:w="15" w:type="dxa"/>
+          <w:right w:w="15" w:type="dxa"/>
+        </w:tblCellMar>
+        <w:tblLook w:val="04A0" w:firstRow="1" w:lastRow="0" w:firstColumn="1" w:lastColumn="0" w:noHBand="0" w:noVBand="1"/>
+      </w:tblPr>
+      <w:tblGrid>
+        <w:gridCol w:w="1441"/>
+        <w:gridCol w:w="3235"/>
+        <w:gridCol w:w="4334"/>
+      </w:tblGrid>
+      <w:tr>
+        <w:trPr>
+          <w:tblHeader/>
+          <w:tblCellSpacing w:w="15" w:type="dxa"/>
+        </w:trPr>
+        <w:tc>
+          <w:tcPr>
+            <w:tcW w:w="0" w:type="auto"/>
+            <w:tcBorders>
+              <w:top w:val="single" w:sz="6" w:space="0" w:color="auto"/>
+              <w:left w:val="single" w:sz="6" w:space="0" w:color="auto"/>
+              <w:bottom w:val="single" w:sz="6" w:space="0" w:color="auto"/>
+              <w:right w:val="single" w:sz="6" w:space="0" w:color="auto"/>
+            </w:tcBorders>
+            <w:vAlign w:val="center"/>
+            <w:hideMark/>
+          </w:tcPr>
+          <w:p>
+            <w:pPr>
+              <w:spacing w:before="100" w:beforeAutospacing="1" w:after="100" w:afterAutospacing="1" w:line="240" w:lineRule="auto"/>
+              <w:rPr>
+                <w:rFonts w:ascii="Times New Roman" w:eastAsia="Times New Roman" w:hAnsi="Times New Roman" w:cs="Times New Roman"/>
+                <w:kern w:val="0"/>
+                <w:sz w:val="24"/>
+                <w:szCs w:val="24"/>
+                <w:lang w:eastAsia="en-IN"/>
+                <w14:ligatures w14:val="none"/>
+              </w:rPr>
+            </w:pPr>
+            <w:r>
+              <w:rPr>
+                <w:rFonts w:ascii="Times New Roman" w:eastAsia="Times New Roman" w:hAnsi="Times New Roman" w:cs="Times New Roman"/>
+                <w:b/>
+                <w:bCs/>
+                <w:kern w:val="0"/>
+                <w:sz w:val="24"/>
+                <w:szCs w:val="24"/>
+                <w:lang w:eastAsia="en-IN"/>
+                <w14:ligatures w14:val="none"/>
+              </w:rPr>
+              <w:t>Process Action</w:t>
+            </w:r>
+          </w:p>
+        </w:tc>
+        <w:tc>
+          <w:tcPr>
+            <w:tcW w:w="0" w:type="auto"/>
+            <w:tcBorders>
+              <w:top w:val="single" w:sz="6" w:space="0" w:color="auto"/>
+              <w:left w:val="single" w:sz="6" w:space="0" w:color="auto"/>
+              <w:bottom w:val="single" w:sz="6" w:space="0" w:color="auto"/>
+              <w:right w:val="single" w:sz="6" w:space="0" w:color="auto"/>
+            </w:tcBorders>
+            <w:vAlign w:val="center"/>
+            <w:hideMark/>
+          </w:tcPr>
+          <w:p>
+            <w:pPr>
+              <w:spacing w:before="100" w:beforeAutospacing="1" w:after="100" w:afterAutospacing="1" w:line="240" w:lineRule="auto"/>
+              <w:rPr>
+                <w:rFonts w:ascii="Times New Roman" w:eastAsia="Times New Roman" w:hAnsi="Times New Roman" w:cs="Times New Roman"/>
+                <w:kern w:val="0"/>
+                <w:sz w:val="24"/>
+                <w:szCs w:val="24"/>
+                <w:lang w:eastAsia="en-IN"/>
+                <w14:ligatures w14:val="none"/>
+              </w:rPr>
+            </w:pPr>
+            <w:r>
+              <w:rPr>
+                <w:rFonts w:ascii="Times New Roman" w:eastAsia="Times New Roman" w:hAnsi="Times New Roman" w:cs="Times New Roman"/>
+                <w:b/>
+                <w:bCs/>
+                <w:kern w:val="0"/>
+                <w:sz w:val="24"/>
+                <w:szCs w:val="24"/>
+                <w:lang w:eastAsia="en-IN"/>
+                <w14:ligatures w14:val="none"/>
+              </w:rPr>
+              <w:t>Layman's Term</w:t>
+            </w:r>
+          </w:p>
+        </w:tc>
+        <w:tc>
+          <w:tcPr>
+            <w:tcW w:w="0" w:type="auto"/>
+            <w:tcBorders>
+              <w:top w:val="single" w:sz="6" w:space="0" w:color="auto"/>
+              <w:left w:val="single" w:sz="6" w:space="0" w:color="auto"/>
+              <w:bottom w:val="single" w:sz="6" w:space="0" w:color="auto"/>
+              <w:right w:val="single" w:sz="6" w:space="0" w:color="auto"/>
+            </w:tcBorders>
+            <w:vAlign w:val="center"/>
+            <w:hideMark/>
+          </w:tcPr>
+          <w:p>
+            <w:pPr>
+              <w:spacing w:before="100" w:beforeAutospacing="1" w:after="100" w:afterAutospacing="1" w:line="240" w:lineRule="auto"/>
+              <w:rPr>
+                <w:rFonts w:ascii="Times New Roman" w:eastAsia="Times New Roman" w:hAnsi="Times New Roman" w:cs="Times New Roman"/>
+                <w:kern w:val="0"/>
+                <w:sz w:val="24"/>
+                <w:szCs w:val="24"/>
+                <w:lang w:eastAsia="en-IN"/>
+                <w14:ligatures w14:val="none"/>
+              </w:rPr>
+            </w:pPr>
+            <w:r>
+              <w:rPr>
+                <w:rFonts w:ascii="Times New Roman" w:eastAsia="Times New Roman" w:hAnsi="Times New Roman" w:cs="Times New Roman"/>
+                <w:b/>
+                <w:bCs/>
+                <w:kern w:val="0"/>
+                <w:sz w:val="24"/>
+                <w:szCs w:val="24"/>
+                <w:lang w:eastAsia="en-IN"/>
+                <w14:ligatures w14:val="none"/>
+              </w:rPr>
+              <w:t>Technical Role</w:t>
+            </w:r>
+          </w:p>
+        </w:tc>
+      </w:tr>
+      <w:tr>
+        <w:trPr>
+          <w:trHeight w:val="1410"/>
+          <w:tblCellSpacing w:w="15" w:type="dxa"/>
+        </w:trPr>
+        <w:tc>
+          <w:tcPr>
+            <w:tcW w:w="0" w:type="auto"/>
+            <w:tcBorders>
+              <w:top w:val="single" w:sz="6" w:space="0" w:color="auto"/>
+              <w:left w:val="single" w:sz="6" w:space="0" w:color="auto"/>
+              <w:bottom w:val="single" w:sz="6" w:space="0" w:color="auto"/>
+              <w:right w:val="single" w:sz="6" w:space="0" w:color="auto"/>
+            </w:tcBorders>
+            <w:vAlign w:val="center"/>
+            <w:hideMark/>
+          </w:tcPr>
+          <w:p>
+            <w:pPr>
+              <w:spacing w:before="100" w:beforeAutospacing="1" w:after="100" w:afterAutospacing="1" w:line="240" w:lineRule="auto"/>
+              <w:rPr>
+                <w:rFonts w:ascii="Times New Roman" w:eastAsia="Times New Roman" w:hAnsi="Times New Roman" w:cs="Times New Roman"/>
+                <w:kern w:val="0"/>
+                <w:sz w:val="24"/>
+                <w:szCs w:val="24"/>
+                <w:lang w:eastAsia="en-IN"/>
+                <w14:ligatures w14:val="none"/>
+              </w:rPr>
+            </w:pPr>
+            <w:r>
+              <w:rPr>
+                <w:rFonts w:ascii="Times New Roman" w:eastAsia="Times New Roman" w:hAnsi="Times New Roman" w:cs="Times New Roman"/>
+                <w:b/>
+                <w:bCs/>
+                <w:kern w:val="0"/>
+                <w:sz w:val="24"/>
+                <w:szCs w:val="24"/>
+                <w:lang w:eastAsia="en-IN"/>
+                <w14:ligatures w14:val="none"/>
+              </w:rPr>
+              <w:t>Prediction Method</w:t>
+            </w:r>
+          </w:p>
+        </w:tc>
+        <w:tc>
+          <w:tcPr>
+            <w:tcW w:w="0" w:type="auto"/>
+            <w:tcBorders>
+              <w:top w:val="single" w:sz="6" w:space="0" w:color="auto"/>
+              <w:left w:val="single" w:sz="6" w:space="0" w:color="auto"/>
+              <w:bottom w:val="single" w:sz="6" w:space="0" w:color="auto"/>
+              <w:right w:val="single" w:sz="6" w:space="0" w:color="auto"/>
+            </w:tcBorders>
+            <w:vAlign w:val="center"/>
+            <w:hideMark/>
+          </w:tcPr>
+          <w:p>
+            <w:pPr>
+              <w:spacing w:before="100" w:beforeAutospacing="1" w:after="100" w:afterAutospacing="1" w:line="240" w:lineRule="auto"/>
+              <w:rPr>
+                <w:rFonts w:ascii="Times New Roman" w:eastAsia="Times New Roman" w:hAnsi="Times New Roman" w:cs="Times New Roman"/>
+                <w:kern w:val="0"/>
+                <w:sz w:val="24"/>
+                <w:szCs w:val="24"/>
+                <w:lang w:eastAsia="en-IN"/>
+                <w14:ligatures w14:val="none"/>
+              </w:rPr>
+            </w:pPr>
+            <w:r>
+              <w:rPr>
+                <w:rFonts w:ascii="Times New Roman" w:eastAsia="Times New Roman" w:hAnsi="Times New Roman" w:cs="Times New Roman"/>
+                <w:kern w:val="0"/>
+                <w:sz w:val="24"/>
+                <w:szCs w:val="24"/>
+                <w:lang w:eastAsia="en-IN"/>
+                <w14:ligatures w14:val="none"/>
+              </w:rPr>
+              <w:t xml:space="preserve">The classical model forecasts the </w:t>
+            </w:r>
+            <w:r>
+              <w:rPr>
+                <w:rFonts w:ascii="Times New Roman" w:eastAsia="Times New Roman" w:hAnsi="Times New Roman" w:cs="Times New Roman"/>
+                <w:b/>
+                <w:bCs/>
+                <w:kern w:val="0"/>
+                <w:sz w:val="24"/>
+                <w:szCs w:val="24"/>
+                <w:lang w:eastAsia="en-IN"/>
+                <w14:ligatures w14:val="none"/>
+              </w:rPr>
+              <w:t>entire final load</w:t>
+            </w:r>
+            <w:r>
+              <w:rPr>
+                <w:rFonts w:ascii="Times New Roman" w:eastAsia="Times New Roman" w:hAnsi="Times New Roman" w:cs="Times New Roman"/>
+                <w:kern w:val="0"/>
+                <w:sz w:val="24"/>
+                <w:szCs w:val="24"/>
+                <w:lang w:eastAsia="en-IN"/>
+                <w14:ligatures w14:val="none"/>
+              </w:rPr>
+              <w:t xml:space="preserve"> in one step, using only its internal trend/seasonal parameters.</w:t>
+            </w:r>
+          </w:p>
+        </w:tc>
+        <w:tc>
+          <w:tcPr>
+            <w:tcW w:w="0" w:type="auto"/>
+            <w:tcBorders>
+              <w:top w:val="single" w:sz="6" w:space="0" w:color="auto"/>
+              <w:left w:val="single" w:sz="6" w:space="0" w:color="auto"/>
+              <w:bottom w:val="single" w:sz="6" w:space="0" w:color="auto"/>
+              <w:right w:val="single" w:sz="6" w:space="0" w:color="auto"/>
+            </w:tcBorders>
+            <w:vAlign w:val="center"/>
+            <w:hideMark/>
+          </w:tcPr>
+          <w:p>
+            <w:pPr>
+              <w:spacing w:before="100" w:beforeAutospacing="1" w:after="100" w:afterAutospacing="1" w:line="240" w:lineRule="auto"/>
+              <w:rPr>
+                <w:rFonts w:ascii="Times New Roman" w:eastAsia="Times New Roman" w:hAnsi="Times New Roman" w:cs="Times New Roman"/>
+                <w:kern w:val="0"/>
+                <w:sz w:val="24"/>
+                <w:szCs w:val="24"/>
+                <w:lang w:eastAsia="en-IN"/>
+                <w14:ligatures w14:val="none"/>
+              </w:rPr>
+            </w:pPr>
+            <w:r>
+              <w:rPr>
+                <w:rFonts w:ascii="Times New Roman" w:eastAsia="Times New Roman" w:hAnsi="Times New Roman" w:cs="Times New Roman"/>
+                <w:kern w:val="0"/>
+                <w:sz w:val="24"/>
+                <w:szCs w:val="24"/>
+                <w:lang w:eastAsia="en-IN"/>
+                <w14:ligatures w14:val="none"/>
+              </w:rPr>
+              <w:t xml:space="preserve">The model uses </w:t>
+            </w:r>
+            <w:proofErr w:type="spellStart"/>
+            <w:r>
+              <w:rPr>
+                <w:rFonts w:ascii="Times New Roman" w:eastAsia="Times New Roman" w:hAnsi="Times New Roman" w:cs="Times New Roman"/>
+                <w:kern w:val="0"/>
+                <w:sz w:val="24"/>
+                <w:szCs w:val="24"/>
+                <w:lang w:eastAsia="en-IN"/>
+                <w14:ligatures w14:val="none"/>
+              </w:rPr>
+              <w:t>ets_model_</w:t>
+            </w:r>
+            <w:proofErr w:type="gramStart"/>
+            <w:r>
+              <w:rPr>
+                <w:rFonts w:ascii="Times New Roman" w:eastAsia="Times New Roman" w:hAnsi="Times New Roman" w:cs="Times New Roman"/>
+                <w:kern w:val="0"/>
+                <w:sz w:val="24"/>
+                <w:szCs w:val="24"/>
+                <w:lang w:eastAsia="en-IN"/>
+                <w14:ligatures w14:val="none"/>
+              </w:rPr>
+              <w:t>fit.forecast</w:t>
+            </w:r>
+            <w:proofErr w:type="spellEnd"/>
+            <w:proofErr w:type="gramEnd"/>
+            <w:r>
+              <w:rPr>
+                <w:rFonts w:ascii="Times New Roman" w:eastAsia="Times New Roman" w:hAnsi="Times New Roman" w:cs="Times New Roman"/>
+                <w:kern w:val="0"/>
+                <w:sz w:val="24"/>
+                <w:szCs w:val="24"/>
+                <w:lang w:eastAsia="en-IN"/>
+                <w14:ligatures w14:val="none"/>
+              </w:rPr>
+              <w:t>(steps=h) to generate</w:t>
+            </w:r>
+            <w:r>
+              <w:rPr>
+                <w:rFonts w:ascii="Times New Roman" w:eastAsia="Times New Roman" w:hAnsi="Times New Roman" w:cs="Times New Roman"/>
+                <w:kern w:val="0"/>
+                <w:sz w:val="24"/>
+                <w:szCs w:val="24"/>
+                <w:lang w:eastAsia="en-IN"/>
+                <w14:ligatures w14:val="none"/>
+              </w:rPr>
+              <w:t xml:space="preserve"> </w:t>
+            </w:r>
+            <m:oMath>
+              <m:acc>
+                <m:accPr>
+                  <m:ctrlPr>
+                    <w:rPr>
+                      <w:rFonts w:ascii="Cambria Math" w:eastAsia="Times New Roman" w:hAnsi="Cambria Math" w:cs="Times New Roman"/>
+                      <w:b/>
+                      <w:bCs/>
+                      <w:i/>
+                      <w:kern w:val="0"/>
+                      <w:sz w:val="24"/>
+                      <w:szCs w:val="24"/>
+                      <w:lang w:eastAsia="en-IN"/>
+                      <w14:ligatures w14:val="none"/>
+                    </w:rPr>
+                  </m:ctrlPr>
+                </m:accPr>
+                <m:e>
+                  <m:r>
+                    <m:rPr>
+                      <m:sty m:val="bi"/>
+                    </m:rPr>
+                    <w:rPr>
+                      <w:rFonts w:ascii="Cambria Math" w:eastAsia="Times New Roman" w:hAnsi="Cambria Math" w:cs="Times New Roman"/>
+                      <w:kern w:val="0"/>
+                      <w:sz w:val="24"/>
+                      <w:szCs w:val="24"/>
+                      <w:lang w:eastAsia="en-IN"/>
+                      <w14:ligatures w14:val="none"/>
+                    </w:rPr>
+                    <m:t>Y</m:t>
+                  </m:r>
+                </m:e>
+              </m:acc>
+            </m:oMath>
+            <w:r>
+              <w:rPr>
+                <w:rFonts w:ascii="Times New Roman" w:eastAsia="Times New Roman" w:hAnsi="Times New Roman" w:cs="Times New Roman"/>
+                <w:b/>
+                <w:bCs/>
+                <w:kern w:val="0"/>
+                <w:sz w:val="24"/>
+                <w:szCs w:val="24"/>
+                <w:vertAlign w:val="subscript"/>
+                <w:lang w:eastAsia="en-IN"/>
+                <w14:ligatures w14:val="none"/>
+              </w:rPr>
+              <w:t>test</w:t>
+            </w:r>
+            <w:r>
+              <w:rPr>
+                <w:rFonts w:ascii="Times New Roman" w:eastAsia="Times New Roman" w:hAnsi="Times New Roman" w:cs="Times New Roman"/>
+                <w:kern w:val="0"/>
+                <w:sz w:val="24"/>
+                <w:szCs w:val="24"/>
+                <w:lang w:eastAsia="en-IN"/>
+                <w14:ligatures w14:val="none"/>
+              </w:rPr>
+              <w:t>, directly predicting the raw load.</w:t>
+            </w:r>
+          </w:p>
+        </w:tc>
+      </w:tr>
+      <w:tr>
+        <w:trPr>
+          <w:tblCellSpacing w:w="15" w:type="dxa"/>
+        </w:trPr>
+        <w:tc>
+          <w:tcPr>
+            <w:tcW w:w="0" w:type="auto"/>
+            <w:tcBorders>
+              <w:top w:val="single" w:sz="6" w:space="0" w:color="auto"/>
+              <w:left w:val="single" w:sz="6" w:space="0" w:color="auto"/>
+              <w:bottom w:val="single" w:sz="6" w:space="0" w:color="auto"/>
+              <w:right w:val="single" w:sz="6" w:space="0" w:color="auto"/>
+            </w:tcBorders>
+            <w:vAlign w:val="center"/>
+            <w:hideMark/>
+          </w:tcPr>
+          <w:p>
+            <w:pPr>
+              <w:spacing w:before="100" w:beforeAutospacing="1" w:after="100" w:afterAutospacing="1" w:line="240" w:lineRule="auto"/>
+              <w:rPr>
+                <w:rFonts w:ascii="Times New Roman" w:eastAsia="Times New Roman" w:hAnsi="Times New Roman" w:cs="Times New Roman"/>
+                <w:kern w:val="0"/>
+                <w:sz w:val="24"/>
+                <w:szCs w:val="24"/>
+                <w:lang w:eastAsia="en-IN"/>
+                <w14:ligatures w14:val="none"/>
+              </w:rPr>
+            </w:pPr>
+            <w:r>
+              <w:rPr>
+                <w:rFonts w:ascii="Times New Roman" w:eastAsia="Times New Roman" w:hAnsi="Times New Roman" w:cs="Times New Roman"/>
+                <w:b/>
+                <w:bCs/>
+                <w:kern w:val="0"/>
+                <w:sz w:val="24"/>
+                <w:szCs w:val="24"/>
+                <w:lang w:eastAsia="en-IN"/>
+                <w14:ligatures w14:val="none"/>
+              </w:rPr>
+              <w:t>Evaluation Command</w:t>
+            </w:r>
+          </w:p>
+        </w:tc>
+        <w:tc>
+          <w:tcPr>
+            <w:tcW w:w="0" w:type="auto"/>
+            <w:tcBorders>
+              <w:top w:val="single" w:sz="6" w:space="0" w:color="auto"/>
+              <w:left w:val="single" w:sz="6" w:space="0" w:color="auto"/>
+              <w:bottom w:val="single" w:sz="6" w:space="0" w:color="auto"/>
+              <w:right w:val="single" w:sz="6" w:space="0" w:color="auto"/>
+            </w:tcBorders>
+            <w:vAlign w:val="center"/>
+            <w:hideMark/>
+          </w:tcPr>
+          <w:p>
+            <w:pPr>
+              <w:spacing w:before="100" w:beforeAutospacing="1" w:after="100" w:afterAutospacing="1" w:line="240" w:lineRule="auto"/>
+              <w:rPr>
+                <w:rFonts w:ascii="Times New Roman" w:eastAsia="Times New Roman" w:hAnsi="Times New Roman" w:cs="Times New Roman"/>
+                <w:kern w:val="0"/>
+                <w:sz w:val="24"/>
+                <w:szCs w:val="24"/>
+                <w:lang w:eastAsia="en-IN"/>
+                <w14:ligatures w14:val="none"/>
+              </w:rPr>
+            </w:pPr>
+            <w:r>
+              <w:rPr>
+                <w:rFonts w:ascii="Times New Roman" w:eastAsia="Times New Roman" w:hAnsi="Times New Roman" w:cs="Times New Roman"/>
+                <w:kern w:val="0"/>
+                <w:sz w:val="24"/>
+                <w:szCs w:val="24"/>
+                <w:lang w:eastAsia="en-IN"/>
+                <w14:ligatures w14:val="none"/>
+              </w:rPr>
+              <w:t>The code runs the accuracy formulas against the true actual load.</w:t>
+            </w:r>
+          </w:p>
+        </w:tc>
+        <w:tc>
+          <w:tcPr>
+            <w:tcW w:w="0" w:type="auto"/>
+            <w:tcBorders>
+              <w:top w:val="single" w:sz="6" w:space="0" w:color="auto"/>
+              <w:left w:val="single" w:sz="6" w:space="0" w:color="auto"/>
+              <w:bottom w:val="single" w:sz="6" w:space="0" w:color="auto"/>
+              <w:right w:val="single" w:sz="6" w:space="0" w:color="auto"/>
+            </w:tcBorders>
+            <w:vAlign w:val="center"/>
+            <w:hideMark/>
+          </w:tcPr>
+          <w:p>
+            <w:pPr>
+              <w:spacing w:before="100" w:beforeAutospacing="1" w:after="100" w:afterAutospacing="1" w:line="240" w:lineRule="auto"/>
+              <w:rPr>
+                <w:rFonts w:ascii="Times New Roman" w:eastAsia="Times New Roman" w:hAnsi="Times New Roman" w:cs="Times New Roman"/>
+                <w:kern w:val="0"/>
+                <w:sz w:val="24"/>
+                <w:szCs w:val="24"/>
+                <w:lang w:eastAsia="en-IN"/>
+                <w14:ligatures w14:val="none"/>
+              </w:rPr>
+            </w:pPr>
+            <w:r>
+              <w:rPr>
+                <w:rFonts w:ascii="Times New Roman" w:eastAsia="Times New Roman" w:hAnsi="Times New Roman" w:cs="Times New Roman"/>
+                <w:kern w:val="0"/>
+                <w:sz w:val="24"/>
+                <w:szCs w:val="24"/>
+                <w:lang w:eastAsia="en-IN"/>
+                <w14:ligatures w14:val="none"/>
+              </w:rPr>
+              <w:t>Objective measurement of the final forecast error.</w:t>
+            </w:r>
+          </w:p>
+        </w:tc>
+      </w:tr>
+    </w:tbl>
+    <w:p>
+      <w:pPr>
+        <w:spacing w:before="100" w:beforeAutospacing="1" w:after="100" w:afterAutospacing="1" w:line="240" w:lineRule="auto"/>
+        <w:rPr>
+          <w:rFonts w:ascii="Times New Roman" w:eastAsia="Times New Roman" w:hAnsi="Times New Roman" w:cs="Times New Roman"/>
+          <w:b/>
+          <w:bCs/>
+          <w:kern w:val="0"/>
+          <w:sz w:val="24"/>
+          <w:szCs w:val="24"/>
+          <w:lang w:eastAsia="en-IN"/>
+          <w14:ligatures w14:val="none"/>
+        </w:rPr>
+      </w:pPr>
+      <w:r>
+        <w:rPr>
+          <w:rFonts w:ascii="Times New Roman" w:eastAsia="Times New Roman" w:hAnsi="Times New Roman" w:cs="Times New Roman"/>
+          <w:b/>
+          <w:bCs/>
+          <w:kern w:val="0"/>
+          <w:sz w:val="24"/>
+          <w:szCs w:val="24"/>
+          <w:lang w:eastAsia="en-IN"/>
+          <w14:ligatures w14:val="none"/>
+        </w:rPr>
+        <w:t>The Output Explained</w:t>
+      </w:r>
+    </w:p>
+    <w:tbl>
+      <w:tblPr>
+        <w:tblW w:w="0" w:type="auto"/>
+        <w:tblCellSpacing w:w="15" w:type="dxa"/>
+        <w:tblCellMar>
+          <w:top w:w="15" w:type="dxa"/>
+          <w:left w:w="15" w:type="dxa"/>
+          <w:bottom w:w="15" w:type="dxa"/>
+          <w:right w:w="15" w:type="dxa"/>
+        </w:tblCellMar>
+        <w:tblLook w:val="04A0" w:firstRow="1" w:lastRow="0" w:firstColumn="1" w:lastColumn="0" w:noHBand="0" w:noVBand="1"/>
+      </w:tblPr>
+      <w:tblGrid>
+        <w:gridCol w:w="1178"/>
+        <w:gridCol w:w="1123"/>
+        <w:gridCol w:w="6709"/>
+      </w:tblGrid>
+      <w:tr>
+        <w:trPr>
+          <w:tblHeader/>
+          <w:tblCellSpacing w:w="15" w:type="dxa"/>
+        </w:trPr>
+        <w:tc>
+          <w:tcPr>
+            <w:tcW w:w="0" w:type="auto"/>
+            <w:tcBorders>
+              <w:top w:val="single" w:sz="6" w:space="0" w:color="auto"/>
+              <w:left w:val="single" w:sz="6" w:space="0" w:color="auto"/>
+              <w:bottom w:val="single" w:sz="6" w:space="0" w:color="auto"/>
+              <w:right w:val="single" w:sz="6" w:space="0" w:color="auto"/>
+            </w:tcBorders>
+            <w:vAlign w:val="center"/>
+            <w:hideMark/>
+          </w:tcPr>
+          <w:p>
+            <w:pPr>
+              <w:spacing w:before="100" w:beforeAutospacing="1" w:after="100" w:afterAutospacing="1" w:line="240" w:lineRule="auto"/>
+              <w:rPr>
+                <w:rFonts w:ascii="Times New Roman" w:eastAsia="Times New Roman" w:hAnsi="Times New Roman" w:cs="Times New Roman"/>
+                <w:kern w:val="0"/>
+                <w:sz w:val="24"/>
+                <w:szCs w:val="24"/>
+                <w:lang w:eastAsia="en-IN"/>
+                <w14:ligatures w14:val="none"/>
+              </w:rPr>
+            </w:pPr>
+            <w:r>
+              <w:rPr>
+                <w:rFonts w:ascii="Times New Roman" w:eastAsia="Times New Roman" w:hAnsi="Times New Roman" w:cs="Times New Roman"/>
+                <w:b/>
+                <w:bCs/>
+                <w:kern w:val="0"/>
+                <w:sz w:val="24"/>
+                <w:szCs w:val="24"/>
+                <w:lang w:eastAsia="en-IN"/>
+                <w14:ligatures w14:val="none"/>
+              </w:rPr>
+              <w:t>Metric</w:t>
+            </w:r>
+          </w:p>
+        </w:tc>
+        <w:tc>
+          <w:tcPr>
+            <w:tcW w:w="0" w:type="auto"/>
+            <w:tcBorders>
+              <w:top w:val="single" w:sz="6" w:space="0" w:color="auto"/>
+              <w:left w:val="single" w:sz="6" w:space="0" w:color="auto"/>
+              <w:bottom w:val="single" w:sz="6" w:space="0" w:color="auto"/>
+              <w:right w:val="single" w:sz="6" w:space="0" w:color="auto"/>
+            </w:tcBorders>
+            <w:vAlign w:val="center"/>
+            <w:hideMark/>
+          </w:tcPr>
+          <w:p>
+            <w:pPr>
+              <w:spacing w:before="100" w:beforeAutospacing="1" w:after="100" w:afterAutospacing="1" w:line="240" w:lineRule="auto"/>
+              <w:rPr>
+                <w:rFonts w:ascii="Times New Roman" w:eastAsia="Times New Roman" w:hAnsi="Times New Roman" w:cs="Times New Roman"/>
+                <w:kern w:val="0"/>
+                <w:sz w:val="24"/>
+                <w:szCs w:val="24"/>
+                <w:lang w:eastAsia="en-IN"/>
+                <w14:ligatures w14:val="none"/>
+              </w:rPr>
+            </w:pPr>
+            <w:r>
+              <w:rPr>
+                <w:rFonts w:ascii="Times New Roman" w:eastAsia="Times New Roman" w:hAnsi="Times New Roman" w:cs="Times New Roman"/>
+                <w:b/>
+                <w:bCs/>
+                <w:kern w:val="0"/>
+                <w:sz w:val="24"/>
+                <w:szCs w:val="24"/>
+                <w:lang w:eastAsia="en-IN"/>
+                <w14:ligatures w14:val="none"/>
+              </w:rPr>
+              <w:t>ETS Result</w:t>
+            </w:r>
+          </w:p>
+        </w:tc>
+        <w:tc>
+          <w:tcPr>
+            <w:tcW w:w="0" w:type="auto"/>
+            <w:tcBorders>
+              <w:top w:val="single" w:sz="6" w:space="0" w:color="auto"/>
+              <w:left w:val="single" w:sz="6" w:space="0" w:color="auto"/>
+              <w:bottom w:val="single" w:sz="6" w:space="0" w:color="auto"/>
+              <w:right w:val="single" w:sz="6" w:space="0" w:color="auto"/>
+            </w:tcBorders>
+            <w:vAlign w:val="center"/>
+            <w:hideMark/>
+          </w:tcPr>
+          <w:p>
+            <w:pPr>
+              <w:spacing w:before="100" w:beforeAutospacing="1" w:after="100" w:afterAutospacing="1" w:line="240" w:lineRule="auto"/>
+              <w:rPr>
+                <w:rFonts w:ascii="Times New Roman" w:eastAsia="Times New Roman" w:hAnsi="Times New Roman" w:cs="Times New Roman"/>
+                <w:kern w:val="0"/>
+                <w:sz w:val="24"/>
+                <w:szCs w:val="24"/>
+                <w:lang w:eastAsia="en-IN"/>
+                <w14:ligatures w14:val="none"/>
+              </w:rPr>
+            </w:pPr>
+            <w:r>
+              <w:rPr>
+                <w:rFonts w:ascii="Times New Roman" w:eastAsia="Times New Roman" w:hAnsi="Times New Roman" w:cs="Times New Roman"/>
+                <w:b/>
+                <w:bCs/>
+                <w:kern w:val="0"/>
+                <w:sz w:val="24"/>
+                <w:szCs w:val="24"/>
+                <w:lang w:eastAsia="en-IN"/>
+                <w14:ligatures w14:val="none"/>
+              </w:rPr>
+              <w:t>Comparative Interpretation</w:t>
+            </w:r>
+          </w:p>
+        </w:tc>
+      </w:tr>
+      <w:tr>
+        <w:trPr>
+          <w:tblCellSpacing w:w="15" w:type="dxa"/>
+        </w:trPr>
+        <w:tc>
+          <w:tcPr>
+            <w:tcW w:w="0" w:type="auto"/>
+            <w:tcBorders>
+              <w:top w:val="single" w:sz="6" w:space="0" w:color="auto"/>
+              <w:left w:val="single" w:sz="6" w:space="0" w:color="auto"/>
+              <w:bottom w:val="single" w:sz="6" w:space="0" w:color="auto"/>
+              <w:right w:val="single" w:sz="6" w:space="0" w:color="auto"/>
+            </w:tcBorders>
+            <w:vAlign w:val="center"/>
+            <w:hideMark/>
+          </w:tcPr>
+          <w:p>
+            <w:pPr>
+              <w:spacing w:before="100" w:beforeAutospacing="1" w:after="100" w:afterAutospacing="1" w:line="240" w:lineRule="auto"/>
+              <w:rPr>
+                <w:rFonts w:ascii="Times New Roman" w:eastAsia="Times New Roman" w:hAnsi="Times New Roman" w:cs="Times New Roman"/>
+                <w:kern w:val="0"/>
+                <w:sz w:val="24"/>
+                <w:szCs w:val="24"/>
+                <w:lang w:eastAsia="en-IN"/>
+                <w14:ligatures w14:val="none"/>
+              </w:rPr>
+            </w:pPr>
+            <w:r>
+              <w:rPr>
+                <w:rFonts w:ascii="Times New Roman" w:eastAsia="Times New Roman" w:hAnsi="Times New Roman" w:cs="Times New Roman"/>
+                <w:b/>
+                <w:bCs/>
+                <w:kern w:val="0"/>
+                <w:sz w:val="24"/>
+                <w:szCs w:val="24"/>
+                <w:lang w:eastAsia="en-IN"/>
+                <w14:ligatures w14:val="none"/>
+              </w:rPr>
+              <w:t>Training Time</w:t>
+            </w:r>
+          </w:p>
+        </w:tc>
+        <w:tc>
+          <w:tcPr>
+            <w:tcW w:w="0" w:type="auto"/>
+            <w:tcBorders>
+              <w:top w:val="single" w:sz="6" w:space="0" w:color="auto"/>
+              <w:left w:val="single" w:sz="6" w:space="0" w:color="auto"/>
+              <w:bottom w:val="single" w:sz="6" w:space="0" w:color="auto"/>
+              <w:right w:val="single" w:sz="6" w:space="0" w:color="auto"/>
+            </w:tcBorders>
+            <w:vAlign w:val="center"/>
+            <w:hideMark/>
+          </w:tcPr>
+          <w:p>
+            <w:pPr>
+              <w:spacing w:before="100" w:beforeAutospacing="1" w:after="100" w:afterAutospacing="1" w:line="240" w:lineRule="auto"/>
+              <w:rPr>
+                <w:rFonts w:ascii="Times New Roman" w:eastAsia="Times New Roman" w:hAnsi="Times New Roman" w:cs="Times New Roman"/>
+                <w:kern w:val="0"/>
+                <w:sz w:val="24"/>
+                <w:szCs w:val="24"/>
+                <w:lang w:eastAsia="en-IN"/>
+                <w14:ligatures w14:val="none"/>
+              </w:rPr>
+            </w:pPr>
+            <w:r>
+              <w:rPr>
+                <w:rFonts w:ascii="Times New Roman" w:eastAsia="Times New Roman" w:hAnsi="Times New Roman" w:cs="Times New Roman"/>
+                <w:kern w:val="0"/>
+                <w:sz w:val="24"/>
+                <w:szCs w:val="24"/>
+                <w:lang w:eastAsia="en-IN"/>
+                <w14:ligatures w14:val="none"/>
+              </w:rPr>
+              <w:t>$38.79 seconds</w:t>
+            </w:r>
+          </w:p>
+        </w:tc>
+        <w:tc>
+          <w:tcPr>
+            <w:tcW w:w="0" w:type="auto"/>
+            <w:tcBorders>
+              <w:top w:val="single" w:sz="6" w:space="0" w:color="auto"/>
+              <w:left w:val="single" w:sz="6" w:space="0" w:color="auto"/>
+              <w:bottom w:val="single" w:sz="6" w:space="0" w:color="auto"/>
+              <w:right w:val="single" w:sz="6" w:space="0" w:color="auto"/>
+            </w:tcBorders>
+            <w:vAlign w:val="center"/>
+            <w:hideMark/>
+          </w:tcPr>
+          <w:p>
+            <w:pPr>
+              <w:spacing w:before="100" w:beforeAutospacing="1" w:after="100" w:afterAutospacing="1" w:line="240" w:lineRule="auto"/>
+              <w:rPr>
+                <w:rFonts w:ascii="Times New Roman" w:eastAsia="Times New Roman" w:hAnsi="Times New Roman" w:cs="Times New Roman"/>
+                <w:kern w:val="0"/>
+                <w:sz w:val="24"/>
+                <w:szCs w:val="24"/>
+                <w:lang w:eastAsia="en-IN"/>
+                <w14:ligatures w14:val="none"/>
+              </w:rPr>
+            </w:pPr>
+            <w:r>
+              <w:rPr>
+                <w:rFonts w:ascii="Times New Roman" w:eastAsia="Times New Roman" w:hAnsi="Times New Roman" w:cs="Times New Roman"/>
+                <w:b/>
+                <w:bCs/>
+                <w:kern w:val="0"/>
+                <w:sz w:val="24"/>
+                <w:szCs w:val="24"/>
+                <w:lang w:eastAsia="en-IN"/>
+                <w14:ligatures w14:val="none"/>
+              </w:rPr>
+              <w:t>Computational Feasibility:</w:t>
+            </w:r>
+            <w:r>
+              <w:rPr>
+                <w:rFonts w:ascii="Times New Roman" w:eastAsia="Times New Roman" w:hAnsi="Times New Roman" w:cs="Times New Roman"/>
+                <w:kern w:val="0"/>
+                <w:sz w:val="24"/>
+                <w:szCs w:val="24"/>
+                <w:lang w:eastAsia="en-IN"/>
+                <w14:ligatures w14:val="none"/>
+              </w:rPr>
+              <w:t xml:space="preserve"> The fast execution proves ETS is a viable classical benchmark, sharply contrasting with the 1+ hour failure of SARIMA.</w:t>
+            </w:r>
+          </w:p>
+        </w:tc>
+      </w:tr>
+      <w:tr>
+        <w:trPr>
+          <w:tblCellSpacing w:w="15" w:type="dxa"/>
+        </w:trPr>
+        <w:tc>
+          <w:tcPr>
+            <w:tcW w:w="0" w:type="auto"/>
+            <w:tcBorders>
+              <w:top w:val="single" w:sz="6" w:space="0" w:color="auto"/>
+              <w:left w:val="single" w:sz="6" w:space="0" w:color="auto"/>
+              <w:bottom w:val="single" w:sz="6" w:space="0" w:color="auto"/>
+              <w:right w:val="single" w:sz="6" w:space="0" w:color="auto"/>
+            </w:tcBorders>
+            <w:vAlign w:val="center"/>
+            <w:hideMark/>
+          </w:tcPr>
+          <w:p>
+            <w:pPr>
+              <w:spacing w:before="100" w:beforeAutospacing="1" w:after="100" w:afterAutospacing="1" w:line="240" w:lineRule="auto"/>
+              <w:rPr>
+                <w:rFonts w:ascii="Times New Roman" w:eastAsia="Times New Roman" w:hAnsi="Times New Roman" w:cs="Times New Roman"/>
+                <w:kern w:val="0"/>
+                <w:sz w:val="24"/>
+                <w:szCs w:val="24"/>
+                <w:lang w:eastAsia="en-IN"/>
+                <w14:ligatures w14:val="none"/>
+              </w:rPr>
+            </w:pPr>
+            <w:proofErr w:type="spellStart"/>
+            <w:r>
+              <w:rPr>
+                <w:rFonts w:ascii="Times New Roman" w:eastAsia="Times New Roman" w:hAnsi="Times New Roman" w:cs="Times New Roman"/>
+                <w:b/>
+                <w:bCs/>
+                <w:kern w:val="0"/>
+                <w:sz w:val="24"/>
+                <w:szCs w:val="24"/>
+                <w:lang w:eastAsia="en-IN"/>
+                <w14:ligatures w14:val="none"/>
+              </w:rPr>
+              <w:t>sMAPE</w:t>
+            </w:r>
+            <w:proofErr w:type="spellEnd"/>
+            <w:r>
+              <w:rPr>
+                <w:rFonts w:ascii="Times New Roman" w:eastAsia="Times New Roman" w:hAnsi="Times New Roman" w:cs="Times New Roman"/>
+                <w:b/>
+                <w:bCs/>
+                <w:kern w:val="0"/>
+                <w:sz w:val="24"/>
+                <w:szCs w:val="24"/>
+                <w:lang w:eastAsia="en-IN"/>
+                <w14:ligatures w14:val="none"/>
+              </w:rPr>
+              <w:t xml:space="preserve"> (%)</w:t>
+            </w:r>
+          </w:p>
+        </w:tc>
+        <w:tc>
+          <w:tcPr>
+            <w:tcW w:w="0" w:type="auto"/>
+            <w:tcBorders>
+              <w:top w:val="single" w:sz="6" w:space="0" w:color="auto"/>
+              <w:left w:val="single" w:sz="6" w:space="0" w:color="auto"/>
+              <w:bottom w:val="single" w:sz="6" w:space="0" w:color="auto"/>
+              <w:right w:val="single" w:sz="6" w:space="0" w:color="auto"/>
+            </w:tcBorders>
+            <w:vAlign w:val="center"/>
+            <w:hideMark/>
+          </w:tcPr>
+          <w:p>
+            <w:pPr>
+              <w:spacing w:before="100" w:beforeAutospacing="1" w:after="100" w:afterAutospacing="1" w:line="240" w:lineRule="auto"/>
+              <w:rPr>
+                <w:rFonts w:ascii="Times New Roman" w:eastAsia="Times New Roman" w:hAnsi="Times New Roman" w:cs="Times New Roman"/>
+                <w:kern w:val="0"/>
+                <w:sz w:val="24"/>
+                <w:szCs w:val="24"/>
+                <w:lang w:eastAsia="en-IN"/>
+                <w14:ligatures w14:val="none"/>
+              </w:rPr>
+            </w:pPr>
+            <w:r>
+              <w:rPr>
+                <w:rFonts w:ascii="Times New Roman" w:eastAsia="Times New Roman" w:hAnsi="Times New Roman" w:cs="Times New Roman"/>
+                <w:kern w:val="0"/>
+                <w:sz w:val="24"/>
+                <w:szCs w:val="24"/>
+                <w:lang w:eastAsia="en-IN"/>
+                <w14:ligatures w14:val="none"/>
+              </w:rPr>
+              <w:t>1</w:t>
+            </w:r>
+            <w:r>
+              <w:rPr>
+                <w:rFonts w:ascii="Times New Roman" w:eastAsia="Times New Roman" w:hAnsi="Times New Roman" w:cs="Times New Roman"/>
+                <w:kern w:val="0"/>
+                <w:sz w:val="24"/>
+                <w:szCs w:val="24"/>
+                <w:lang w:eastAsia="en-IN"/>
+                <w14:ligatures w14:val="none"/>
+              </w:rPr>
+              <w:t>90.26%</w:t>
+            </w:r>
+          </w:p>
+        </w:tc>
+        <w:tc>
+          <w:tcPr>
+            <w:tcW w:w="0" w:type="auto"/>
+            <w:tcBorders>
+              <w:top w:val="single" w:sz="6" w:space="0" w:color="auto"/>
+              <w:left w:val="single" w:sz="6" w:space="0" w:color="auto"/>
+              <w:bottom w:val="single" w:sz="6" w:space="0" w:color="auto"/>
+              <w:right w:val="single" w:sz="6" w:space="0" w:color="auto"/>
+            </w:tcBorders>
+            <w:vAlign w:val="center"/>
+            <w:hideMark/>
+          </w:tcPr>
+          <w:p>
+            <w:pPr>
+              <w:spacing w:before="100" w:beforeAutospacing="1" w:after="100" w:afterAutospacing="1" w:line="240" w:lineRule="auto"/>
+              <w:rPr>
+                <w:rFonts w:ascii="Times New Roman" w:eastAsia="Times New Roman" w:hAnsi="Times New Roman" w:cs="Times New Roman"/>
+                <w:kern w:val="0"/>
+                <w:sz w:val="24"/>
+                <w:szCs w:val="24"/>
+                <w:lang w:eastAsia="en-IN"/>
+                <w14:ligatures w14:val="none"/>
+              </w:rPr>
+            </w:pPr>
+            <w:r>
+              <w:rPr>
+                <w:rFonts w:ascii="Times New Roman" w:eastAsia="Times New Roman" w:hAnsi="Times New Roman" w:cs="Times New Roman"/>
+                <w:b/>
+                <w:bCs/>
+                <w:kern w:val="0"/>
+                <w:sz w:val="24"/>
+                <w:szCs w:val="24"/>
+                <w:lang w:eastAsia="en-IN"/>
+                <w14:ligatures w14:val="none"/>
+              </w:rPr>
+              <w:t>Forecast Failure:</w:t>
+            </w:r>
+            <w:r>
+              <w:rPr>
+                <w:rFonts w:ascii="Times New Roman" w:eastAsia="Times New Roman" w:hAnsi="Times New Roman" w:cs="Times New Roman"/>
+                <w:kern w:val="0"/>
+                <w:sz w:val="24"/>
+                <w:szCs w:val="24"/>
+                <w:lang w:eastAsia="en-IN"/>
+                <w14:ligatures w14:val="none"/>
+              </w:rPr>
+              <w:t xml:space="preserve"> The model's forecast was essentially random and completely unreliable over the $418$-day test horizon, as the error 190.26% is far greater than the 1.85% achieved by the hybrid model.</w:t>
+            </w:r>
+          </w:p>
+        </w:tc>
+      </w:tr>
+    </w:tbl>
+    <w:p>
+      <w:pPr>
+        <w:spacing w:before="100" w:beforeAutospacing="1" w:after="100" w:afterAutospacing="1" w:line="240" w:lineRule="auto"/>
+        <w:rPr>
+          <w:rFonts w:ascii="Times New Roman" w:eastAsia="Times New Roman" w:hAnsi="Times New Roman" w:cs="Times New Roman"/>
+          <w:b/>
+          <w:bCs/>
+          <w:kern w:val="0"/>
+          <w:sz w:val="24"/>
+          <w:szCs w:val="24"/>
+          <w:lang w:eastAsia="en-IN"/>
+          <w14:ligatures w14:val="none"/>
+        </w:rPr>
+      </w:pPr>
+      <w:r>
+        <w:rPr>
+          <w:rFonts w:ascii="Times New Roman" w:eastAsia="Times New Roman" w:hAnsi="Times New Roman" w:cs="Times New Roman"/>
+          <w:b/>
+          <w:bCs/>
+          <w:kern w:val="0"/>
+          <w:sz w:val="24"/>
+          <w:szCs w:val="24"/>
+          <w:lang w:eastAsia="en-IN"/>
+          <w14:ligatures w14:val="none"/>
+        </w:rPr>
+        <w:t>Final Comparative Conclusion</w:t>
+      </w:r>
+    </w:p>
+    <w:p>
+      <w:pPr>
+        <w:spacing w:before="100" w:beforeAutospacing="1" w:after="100" w:afterAutospacing="1" w:line="240" w:lineRule="auto"/>
+        <w:rPr>
+          <w:rFonts w:ascii="Times New Roman" w:eastAsia="Times New Roman" w:hAnsi="Times New Roman" w:cs="Times New Roman"/>
+          <w:kern w:val="0"/>
+          <w:sz w:val="24"/>
+          <w:szCs w:val="24"/>
+          <w:lang w:eastAsia="en-IN"/>
+          <w14:ligatures w14:val="none"/>
+        </w:rPr>
+      </w:pPr>
+      <w:r>
+        <w:rPr>
+          <w:rFonts w:ascii="Times New Roman" w:eastAsia="Times New Roman" w:hAnsi="Times New Roman" w:cs="Times New Roman"/>
+          <w:kern w:val="0"/>
+          <w:sz w:val="24"/>
+          <w:szCs w:val="24"/>
+          <w:lang w:eastAsia="en-IN"/>
+          <w14:ligatures w14:val="none"/>
+        </w:rPr>
+        <w:t xml:space="preserve">The results definitively show that the </w:t>
+      </w:r>
+      <w:r>
+        <w:rPr>
+          <w:rFonts w:ascii="Times New Roman" w:eastAsia="Times New Roman" w:hAnsi="Times New Roman" w:cs="Times New Roman"/>
+          <w:b/>
+          <w:bCs/>
+          <w:kern w:val="0"/>
+          <w:sz w:val="24"/>
+          <w:szCs w:val="24"/>
+          <w:lang w:eastAsia="en-IN"/>
+          <w14:ligatures w14:val="none"/>
+        </w:rPr>
+        <w:t>STL + ML Hybrid Model (</w:t>
+      </w:r>
+      <w:proofErr w:type="spellStart"/>
+      <w:r>
+        <w:rPr>
+          <w:rFonts w:ascii="Times New Roman" w:eastAsia="Times New Roman" w:hAnsi="Times New Roman" w:cs="Times New Roman"/>
+          <w:b/>
+          <w:bCs/>
+          <w:kern w:val="0"/>
+          <w:sz w:val="24"/>
+          <w:szCs w:val="24"/>
+          <w:lang w:eastAsia="en-IN"/>
+          <w14:ligatures w14:val="none"/>
+        </w:rPr>
+        <w:t>sMAPE</w:t>
+      </w:r>
+      <w:proofErr w:type="spellEnd"/>
+      <w:r>
+        <w:rPr>
+          <w:rFonts w:ascii="Times New Roman" w:eastAsia="Times New Roman" w:hAnsi="Times New Roman" w:cs="Times New Roman"/>
+          <w:b/>
+          <w:bCs/>
+          <w:kern w:val="0"/>
+          <w:sz w:val="24"/>
+          <w:szCs w:val="24"/>
+          <w:lang w:eastAsia="en-IN"/>
+          <w14:ligatures w14:val="none"/>
+        </w:rPr>
+        <w:t xml:space="preserve"> = 1.85%</w:t>
+      </w:r>
+      <w:r>
+        <w:rPr>
+          <w:rFonts w:ascii="Times New Roman" w:eastAsia="Times New Roman" w:hAnsi="Times New Roman" w:cs="Times New Roman"/>
+          <w:kern w:val="0"/>
+          <w:sz w:val="24"/>
+          <w:szCs w:val="24"/>
+          <w:lang w:eastAsia="en-IN"/>
+          <w14:ligatures w14:val="none"/>
+        </w:rPr>
+        <w:t xml:space="preserve">) is </w:t>
+      </w:r>
+      <w:r>
+        <w:rPr>
+          <w:rFonts w:ascii="Times New Roman" w:eastAsia="Times New Roman" w:hAnsi="Times New Roman" w:cs="Times New Roman"/>
+          <w:b/>
+          <w:bCs/>
+          <w:kern w:val="0"/>
+          <w:sz w:val="24"/>
+          <w:szCs w:val="24"/>
+          <w:lang w:eastAsia="en-IN"/>
+          <w14:ligatures w14:val="none"/>
+        </w:rPr>
+        <w:t>infinitely superior</w:t>
+      </w:r>
+      <w:r>
+        <w:rPr>
+          <w:rFonts w:ascii="Times New Roman" w:eastAsia="Times New Roman" w:hAnsi="Times New Roman" w:cs="Times New Roman"/>
+          <w:kern w:val="0"/>
+          <w:sz w:val="24"/>
+          <w:szCs w:val="24"/>
+          <w:lang w:eastAsia="en-IN"/>
+          <w14:ligatures w14:val="none"/>
+        </w:rPr>
+        <w:t xml:space="preserve"> to the Classical Benchmark (</w:t>
+      </w:r>
+      <w:proofErr w:type="spellStart"/>
+      <w:r>
+        <w:rPr>
+          <w:rFonts w:ascii="Times New Roman" w:eastAsia="Times New Roman" w:hAnsi="Times New Roman" w:cs="Times New Roman"/>
+          <w:b/>
+          <w:bCs/>
+          <w:kern w:val="0"/>
+          <w:sz w:val="24"/>
+          <w:szCs w:val="24"/>
+          <w:lang w:eastAsia="en-IN"/>
+          <w14:ligatures w14:val="none"/>
+        </w:rPr>
+        <w:t>sMAPE</w:t>
+      </w:r>
+      <w:proofErr w:type="spellEnd"/>
+      <w:r>
+        <w:rPr>
+          <w:rFonts w:ascii="Times New Roman" w:eastAsia="Times New Roman" w:hAnsi="Times New Roman" w:cs="Times New Roman"/>
+          <w:kern w:val="0"/>
+          <w:sz w:val="24"/>
+          <w:szCs w:val="24"/>
+          <w:lang w:eastAsia="en-IN"/>
+          <w14:ligatures w14:val="none"/>
+        </w:rPr>
+        <w:t xml:space="preserve"> = </w:t>
+      </w:r>
+      <w:r>
+        <w:rPr>
+          <w:rFonts w:ascii="Times New Roman" w:eastAsia="Times New Roman" w:hAnsi="Times New Roman" w:cs="Times New Roman"/>
+          <w:b/>
+          <w:bCs/>
+          <w:kern w:val="0"/>
+          <w:sz w:val="24"/>
+          <w:szCs w:val="24"/>
+          <w:lang w:eastAsia="en-IN"/>
+          <w14:ligatures w14:val="none"/>
+        </w:rPr>
+        <w:t>190.26%</w:t>
+      </w:r>
+      <w:r>
+        <w:rPr>
+          <w:rFonts w:ascii="Times New Roman" w:eastAsia="Times New Roman" w:hAnsi="Times New Roman" w:cs="Times New Roman"/>
+          <w:kern w:val="0"/>
+          <w:sz w:val="24"/>
+          <w:szCs w:val="24"/>
+          <w:lang w:eastAsia="en-IN"/>
+          <w14:ligatures w14:val="none"/>
+        </w:rPr>
+        <w:t>) for this Short-Term Load Forecasting problem, fully validating the research's central hypothesis.</w:t>
+      </w:r>
+    </w:p>
+    <w:p>
+      <w:pPr>
+        <w:spacing w:before="100" w:beforeAutospacing="1" w:after="100" w:afterAutospacing="1" w:line="240" w:lineRule="auto"/>
+        <w:rPr>
+          <w:rFonts w:ascii="Times New Roman" w:eastAsia="Times New Roman" w:hAnsi="Times New Roman" w:cs="Times New Roman"/>
+          <w:kern w:val="0"/>
+          <w:sz w:val="24"/>
+          <w:szCs w:val="24"/>
+          <w:lang w:eastAsia="en-IN"/>
+          <w14:ligatures w14:val="none"/>
+        </w:rPr>
+      </w:pPr>
     </w:p>
     <w:p>
       <w:pPr>
@@ -18124,6 +19835,16 @@
       <w:spacing w:val="5"/>
     </w:rPr>
   </w:style>
+  <w:style w:type="character" w:styleId="PlaceholderText">
+    <w:name w:val="Placeholder Text"/>
+    <w:basedOn w:val="DefaultParagraphFont"/>
+    <w:uiPriority w:val="99"/>
+    <w:semiHidden/>
+    <w:rsid w:val="00395546"/>
+    <w:rPr>
+      <w:color w:val="666666"/>
+    </w:rPr>
+  </w:style>
 </w:styles>
 </file>
 
@@ -18430,7 +20151,7 @@
   <wetp:taskpane dockstate="right" visibility="0" width="438" row="3">
     <wetp:webextensionref xmlns:r="http://schemas.openxmlformats.org/officeDocument/2006/relationships" r:id="rId2"/>
   </wetp:taskpane>
-  <wetp:taskpane dockstate="right" visibility="0" width="438" row="6">
+  <wetp:taskpane dockstate="right" visibility="0" width="438" row="2">
     <wetp:webextensionref xmlns:r="http://schemas.openxmlformats.org/officeDocument/2006/relationships" r:id="rId3"/>
   </wetp:taskpane>
 </wetp:taskpanes>

--- a/ipynb_file_cell_explaination.docx
+++ b/ipynb_file_cell_explaination.docx
@@ -15990,20 +15990,7 @@
           <w:lang w:eastAsia="en-IN"/>
           <w14:ligatures w14:val="none"/>
         </w:rPr>
-        <w:t xml:space="preserve">Step 9: </w:t>
-      </w:r>
-      <w:r>
-        <w:rPr>
-          <w:rFonts w:ascii="Times New Roman" w:eastAsia="Times New Roman" w:hAnsi="Times New Roman" w:cs="Times New Roman"/>
-          <w:b/>
-          <w:bCs/>
-          <w:kern w:val="0"/>
-          <w:sz w:val="28"/>
-          <w:szCs w:val="28"/>
-          <w:lang w:eastAsia="en-IN"/>
-          <w14:ligatures w14:val="none"/>
-        </w:rPr>
-        <w:t>SARIMA Computational Failure Note (Step 8)</w:t>
+        <w:t>Step 9: SARIMA Computational Failure Note (Step 8)</w:t>
       </w:r>
     </w:p>
     <w:p>
@@ -17662,6 +17649,2806 @@
           <w14:ligatures w14:val="none"/>
         </w:rPr>
       </w:pPr>
+    </w:p>
+    <w:p>
+      <w:pPr>
+        <w:spacing w:before="100" w:beforeAutospacing="1" w:after="100" w:afterAutospacing="1" w:line="240" w:lineRule="auto"/>
+        <w:rPr>
+          <w:rFonts w:ascii="Times New Roman" w:eastAsia="Times New Roman" w:hAnsi="Times New Roman" w:cs="Times New Roman"/>
+          <w:kern w:val="0"/>
+          <w:sz w:val="24"/>
+          <w:szCs w:val="24"/>
+          <w:lang w:eastAsia="en-IN"/>
+          <w14:ligatures w14:val="none"/>
+        </w:rPr>
+      </w:pPr>
+    </w:p>
+    <w:p>
+      <w:pPr>
+        <w:spacing w:before="100" w:beforeAutospacing="1" w:after="100" w:afterAutospacing="1" w:line="240" w:lineRule="auto"/>
+        <w:rPr>
+          <w:rFonts w:ascii="Times New Roman" w:eastAsia="Times New Roman" w:hAnsi="Times New Roman" w:cs="Times New Roman"/>
+          <w:kern w:val="0"/>
+          <w:sz w:val="24"/>
+          <w:szCs w:val="24"/>
+          <w:lang w:eastAsia="en-IN"/>
+          <w14:ligatures w14:val="none"/>
+        </w:rPr>
+      </w:pPr>
+    </w:p>
+    <w:p>
+      <w:pPr>
+        <w:spacing w:before="100" w:beforeAutospacing="1" w:after="100" w:afterAutospacing="1" w:line="240" w:lineRule="auto"/>
+        <w:rPr>
+          <w:rFonts w:ascii="Times New Roman" w:eastAsia="Times New Roman" w:hAnsi="Times New Roman" w:cs="Times New Roman"/>
+          <w:kern w:val="0"/>
+          <w:sz w:val="24"/>
+          <w:szCs w:val="24"/>
+          <w:lang w:eastAsia="en-IN"/>
+          <w14:ligatures w14:val="none"/>
+        </w:rPr>
+      </w:pPr>
+    </w:p>
+    <w:p>
+      <w:pPr>
+        <w:spacing w:before="100" w:beforeAutospacing="1" w:after="100" w:afterAutospacing="1" w:line="240" w:lineRule="auto"/>
+        <w:rPr>
+          <w:rFonts w:ascii="Times New Roman" w:eastAsia="Times New Roman" w:hAnsi="Times New Roman" w:cs="Times New Roman"/>
+          <w:kern w:val="0"/>
+          <w:sz w:val="24"/>
+          <w:szCs w:val="24"/>
+          <w:lang w:eastAsia="en-IN"/>
+          <w14:ligatures w14:val="none"/>
+        </w:rPr>
+      </w:pPr>
+    </w:p>
+    <w:p>
+      <w:pPr>
+        <w:spacing w:before="100" w:beforeAutospacing="1" w:after="100" w:afterAutospacing="1" w:line="240" w:lineRule="auto"/>
+        <w:rPr>
+          <w:rFonts w:ascii="Times New Roman" w:eastAsia="Times New Roman" w:hAnsi="Times New Roman" w:cs="Times New Roman"/>
+          <w:kern w:val="0"/>
+          <w:sz w:val="24"/>
+          <w:szCs w:val="24"/>
+          <w:lang w:eastAsia="en-IN"/>
+          <w14:ligatures w14:val="none"/>
+        </w:rPr>
+      </w:pPr>
+    </w:p>
+    <w:p>
+      <w:pPr>
+        <w:spacing w:before="100" w:beforeAutospacing="1" w:after="100" w:afterAutospacing="1" w:line="240" w:lineRule="auto"/>
+        <w:rPr>
+          <w:rFonts w:ascii="Times New Roman" w:eastAsia="Times New Roman" w:hAnsi="Times New Roman" w:cs="Times New Roman"/>
+          <w:b/>
+          <w:bCs/>
+          <w:kern w:val="0"/>
+          <w:sz w:val="28"/>
+          <w:szCs w:val="28"/>
+          <w:lang w:eastAsia="en-IN"/>
+          <w14:ligatures w14:val="none"/>
+        </w:rPr>
+      </w:pPr>
+      <w:r>
+        <w:rPr>
+          <w:rFonts w:ascii="Times New Roman" w:eastAsia="Times New Roman" w:hAnsi="Times New Roman" w:cs="Times New Roman"/>
+          <w:b/>
+          <w:bCs/>
+          <w:kern w:val="0"/>
+          <w:sz w:val="28"/>
+          <w:szCs w:val="28"/>
+          <w:lang w:eastAsia="en-IN"/>
+          <w14:ligatures w14:val="none"/>
+        </w:rPr>
+        <w:lastRenderedPageBreak/>
+        <w:t>Step 12: STL + 1D-CNN Training (The Deep Learning Benchmark)</w:t>
+      </w:r>
+    </w:p>
+    <w:p>
+      <w:pPr>
+        <w:spacing w:before="100" w:beforeAutospacing="1" w:after="100" w:afterAutospacing="1" w:line="240" w:lineRule="auto"/>
+        <w:rPr>
+          <w:rFonts w:ascii="Times New Roman" w:eastAsia="Times New Roman" w:hAnsi="Times New Roman" w:cs="Times New Roman"/>
+          <w:kern w:val="0"/>
+          <w:sz w:val="24"/>
+          <w:szCs w:val="24"/>
+          <w:lang w:eastAsia="en-IN"/>
+          <w14:ligatures w14:val="none"/>
+        </w:rPr>
+      </w:pPr>
+      <w:r>
+        <w:rPr>
+          <w:rFonts w:ascii="Times New Roman" w:eastAsia="Times New Roman" w:hAnsi="Times New Roman" w:cs="Times New Roman"/>
+          <w:kern w:val="0"/>
+          <w:sz w:val="24"/>
+          <w:szCs w:val="24"/>
+          <w:lang w:eastAsia="en-IN"/>
+          <w14:ligatures w14:val="none"/>
+        </w:rPr>
+        <w:t xml:space="preserve">The goal of this step was to implement the final proposed model, a </w:t>
+      </w:r>
+      <w:r>
+        <w:rPr>
+          <w:rFonts w:ascii="Times New Roman" w:eastAsia="Times New Roman" w:hAnsi="Times New Roman" w:cs="Times New Roman"/>
+          <w:b/>
+          <w:bCs/>
+          <w:kern w:val="0"/>
+          <w:sz w:val="24"/>
+          <w:szCs w:val="24"/>
+          <w:lang w:eastAsia="en-IN"/>
+          <w14:ligatures w14:val="none"/>
+        </w:rPr>
+        <w:t>One-Dimensional Convolutional Neural Network (1D-CNN)</w:t>
+      </w:r>
+      <w:r>
+        <w:rPr>
+          <w:rFonts w:ascii="Times New Roman" w:eastAsia="Times New Roman" w:hAnsi="Times New Roman" w:cs="Times New Roman"/>
+          <w:kern w:val="0"/>
+          <w:sz w:val="24"/>
+          <w:szCs w:val="24"/>
+          <w:lang w:eastAsia="en-IN"/>
+          <w14:ligatures w14:val="none"/>
+        </w:rPr>
+        <w:t xml:space="preserve">, within the hybrid framework to assess the performance of Deep Learning on the residual forecasting task. This required resolving significant GPU dependency issues via a clean </w:t>
+      </w:r>
+      <w:r>
+        <w:rPr>
+          <w:rFonts w:ascii="Times New Roman" w:eastAsia="Times New Roman" w:hAnsi="Times New Roman" w:cs="Times New Roman"/>
+          <w:b/>
+          <w:bCs/>
+          <w:kern w:val="0"/>
+          <w:sz w:val="24"/>
+          <w:szCs w:val="24"/>
+          <w:lang w:eastAsia="en-IN"/>
+          <w14:ligatures w14:val="none"/>
+        </w:rPr>
+        <w:t>WSL2/Ubuntu</w:t>
+      </w:r>
+      <w:r>
+        <w:rPr>
+          <w:rFonts w:ascii="Times New Roman" w:eastAsia="Times New Roman" w:hAnsi="Times New Roman" w:cs="Times New Roman"/>
+          <w:kern w:val="0"/>
+          <w:sz w:val="24"/>
+          <w:szCs w:val="24"/>
+          <w:lang w:eastAsia="en-IN"/>
+          <w14:ligatures w14:val="none"/>
+        </w:rPr>
+        <w:t xml:space="preserve"> environment.</w:t>
+      </w:r>
+    </w:p>
+    <w:p>
+      <w:pPr>
+        <w:spacing w:before="100" w:beforeAutospacing="1" w:after="100" w:afterAutospacing="1" w:line="240" w:lineRule="auto"/>
+        <w:rPr>
+          <w:rFonts w:ascii="Times New Roman" w:eastAsia="Times New Roman" w:hAnsi="Times New Roman" w:cs="Times New Roman"/>
+          <w:b/>
+          <w:bCs/>
+          <w:kern w:val="0"/>
+          <w:sz w:val="24"/>
+          <w:szCs w:val="24"/>
+          <w:lang w:eastAsia="en-IN"/>
+          <w14:ligatures w14:val="none"/>
+        </w:rPr>
+      </w:pPr>
+      <w:r>
+        <w:rPr>
+          <w:rFonts w:ascii="Times New Roman" w:eastAsia="Times New Roman" w:hAnsi="Times New Roman" w:cs="Times New Roman"/>
+          <w:b/>
+          <w:bCs/>
+          <w:kern w:val="0"/>
+          <w:sz w:val="24"/>
+          <w:szCs w:val="24"/>
+          <w:lang w:eastAsia="en-IN"/>
+          <w14:ligatures w14:val="none"/>
+        </w:rPr>
+        <w:t>The Process (What the Code Did)</w:t>
+      </w:r>
+    </w:p>
+    <w:tbl>
+      <w:tblPr>
+        <w:tblW w:w="10490" w:type="dxa"/>
+        <w:tblCellSpacing w:w="15" w:type="dxa"/>
+        <w:tblInd w:w="-714" w:type="dxa"/>
+        <w:tblBorders>
+          <w:top w:val="single" w:sz="4" w:space="0" w:color="auto"/>
+          <w:left w:val="single" w:sz="4" w:space="0" w:color="auto"/>
+          <w:bottom w:val="single" w:sz="4" w:space="0" w:color="auto"/>
+          <w:right w:val="single" w:sz="4" w:space="0" w:color="auto"/>
+          <w:insideH w:val="single" w:sz="4" w:space="0" w:color="auto"/>
+          <w:insideV w:val="single" w:sz="4" w:space="0" w:color="auto"/>
+        </w:tblBorders>
+        <w:tblCellMar>
+          <w:top w:w="15" w:type="dxa"/>
+          <w:left w:w="15" w:type="dxa"/>
+          <w:bottom w:w="15" w:type="dxa"/>
+          <w:right w:w="15" w:type="dxa"/>
+        </w:tblCellMar>
+        <w:tblLook w:val="04A0" w:firstRow="1" w:lastRow="0" w:firstColumn="1" w:lastColumn="0" w:noHBand="0" w:noVBand="1"/>
+      </w:tblPr>
+      <w:tblGrid>
+        <w:gridCol w:w="2552"/>
+        <w:gridCol w:w="2600"/>
+        <w:gridCol w:w="5338"/>
+      </w:tblGrid>
+      <w:tr>
+        <w:trPr>
+          <w:tblHeader/>
+          <w:tblCellSpacing w:w="15" w:type="dxa"/>
+        </w:trPr>
+        <w:tc>
+          <w:tcPr>
+            <w:tcW w:w="2507" w:type="dxa"/>
+            <w:vAlign w:val="center"/>
+            <w:hideMark/>
+          </w:tcPr>
+          <w:p>
+            <w:pPr>
+              <w:spacing w:before="100" w:beforeAutospacing="1" w:after="100" w:afterAutospacing="1" w:line="240" w:lineRule="auto"/>
+              <w:rPr>
+                <w:rFonts w:ascii="Times New Roman" w:eastAsia="Times New Roman" w:hAnsi="Times New Roman" w:cs="Times New Roman"/>
+                <w:kern w:val="0"/>
+                <w:sz w:val="24"/>
+                <w:szCs w:val="24"/>
+                <w:lang w:eastAsia="en-IN"/>
+                <w14:ligatures w14:val="none"/>
+              </w:rPr>
+            </w:pPr>
+            <w:r>
+              <w:rPr>
+                <w:rFonts w:ascii="Times New Roman" w:eastAsia="Times New Roman" w:hAnsi="Times New Roman" w:cs="Times New Roman"/>
+                <w:b/>
+                <w:bCs/>
+                <w:kern w:val="0"/>
+                <w:sz w:val="24"/>
+                <w:szCs w:val="24"/>
+                <w:lang w:eastAsia="en-IN"/>
+                <w14:ligatures w14:val="none"/>
+              </w:rPr>
+              <w:t>Process Action</w:t>
+            </w:r>
+          </w:p>
+        </w:tc>
+        <w:tc>
+          <w:tcPr>
+            <w:tcW w:w="2570" w:type="dxa"/>
+            <w:vAlign w:val="center"/>
+            <w:hideMark/>
+          </w:tcPr>
+          <w:p>
+            <w:pPr>
+              <w:spacing w:before="100" w:beforeAutospacing="1" w:after="100" w:afterAutospacing="1" w:line="240" w:lineRule="auto"/>
+              <w:rPr>
+                <w:rFonts w:ascii="Times New Roman" w:eastAsia="Times New Roman" w:hAnsi="Times New Roman" w:cs="Times New Roman"/>
+                <w:kern w:val="0"/>
+                <w:sz w:val="24"/>
+                <w:szCs w:val="24"/>
+                <w:lang w:eastAsia="en-IN"/>
+                <w14:ligatures w14:val="none"/>
+              </w:rPr>
+            </w:pPr>
+            <w:r>
+              <w:rPr>
+                <w:rFonts w:ascii="Times New Roman" w:eastAsia="Times New Roman" w:hAnsi="Times New Roman" w:cs="Times New Roman"/>
+                <w:b/>
+                <w:bCs/>
+                <w:kern w:val="0"/>
+                <w:sz w:val="24"/>
+                <w:szCs w:val="24"/>
+                <w:lang w:eastAsia="en-IN"/>
+                <w14:ligatures w14:val="none"/>
+              </w:rPr>
+              <w:t>Layman's Term</w:t>
+            </w:r>
+          </w:p>
+        </w:tc>
+        <w:tc>
+          <w:tcPr>
+            <w:tcW w:w="5293" w:type="dxa"/>
+            <w:vAlign w:val="center"/>
+            <w:hideMark/>
+          </w:tcPr>
+          <w:p>
+            <w:pPr>
+              <w:spacing w:before="100" w:beforeAutospacing="1" w:after="100" w:afterAutospacing="1" w:line="240" w:lineRule="auto"/>
+              <w:rPr>
+                <w:rFonts w:ascii="Times New Roman" w:eastAsia="Times New Roman" w:hAnsi="Times New Roman" w:cs="Times New Roman"/>
+                <w:kern w:val="0"/>
+                <w:sz w:val="24"/>
+                <w:szCs w:val="24"/>
+                <w:lang w:eastAsia="en-IN"/>
+                <w14:ligatures w14:val="none"/>
+              </w:rPr>
+            </w:pPr>
+            <w:r>
+              <w:rPr>
+                <w:rFonts w:ascii="Times New Roman" w:eastAsia="Times New Roman" w:hAnsi="Times New Roman" w:cs="Times New Roman"/>
+                <w:b/>
+                <w:bCs/>
+                <w:kern w:val="0"/>
+                <w:sz w:val="24"/>
+                <w:szCs w:val="24"/>
+                <w:lang w:eastAsia="en-IN"/>
+                <w14:ligatures w14:val="none"/>
+              </w:rPr>
+              <w:t>Technical Role</w:t>
+            </w:r>
+          </w:p>
+        </w:tc>
+      </w:tr>
+      <w:tr>
+        <w:trPr>
+          <w:tblCellSpacing w:w="15" w:type="dxa"/>
+        </w:trPr>
+        <w:tc>
+          <w:tcPr>
+            <w:tcW w:w="2507" w:type="dxa"/>
+            <w:vAlign w:val="center"/>
+            <w:hideMark/>
+          </w:tcPr>
+          <w:p>
+            <w:pPr>
+              <w:spacing w:before="100" w:beforeAutospacing="1" w:after="100" w:afterAutospacing="1" w:line="240" w:lineRule="auto"/>
+              <w:rPr>
+                <w:rFonts w:ascii="Times New Roman" w:eastAsia="Times New Roman" w:hAnsi="Times New Roman" w:cs="Times New Roman"/>
+                <w:kern w:val="0"/>
+                <w:sz w:val="24"/>
+                <w:szCs w:val="24"/>
+                <w:lang w:eastAsia="en-IN"/>
+                <w14:ligatures w14:val="none"/>
+              </w:rPr>
+            </w:pPr>
+            <w:r>
+              <w:rPr>
+                <w:rFonts w:ascii="Times New Roman" w:eastAsia="Times New Roman" w:hAnsi="Times New Roman" w:cs="Times New Roman"/>
+                <w:b/>
+                <w:bCs/>
+                <w:kern w:val="0"/>
+                <w:sz w:val="24"/>
+                <w:szCs w:val="24"/>
+                <w:lang w:eastAsia="en-IN"/>
+                <w14:ligatures w14:val="none"/>
+              </w:rPr>
+              <w:t>GPU Environment</w:t>
+            </w:r>
+          </w:p>
+        </w:tc>
+        <w:tc>
+          <w:tcPr>
+            <w:tcW w:w="2570" w:type="dxa"/>
+            <w:vAlign w:val="center"/>
+            <w:hideMark/>
+          </w:tcPr>
+          <w:p>
+            <w:pPr>
+              <w:spacing w:before="100" w:beforeAutospacing="1" w:after="100" w:afterAutospacing="1" w:line="240" w:lineRule="auto"/>
+              <w:rPr>
+                <w:rFonts w:ascii="Times New Roman" w:eastAsia="Times New Roman" w:hAnsi="Times New Roman" w:cs="Times New Roman"/>
+                <w:kern w:val="0"/>
+                <w:sz w:val="24"/>
+                <w:szCs w:val="24"/>
+                <w:lang w:eastAsia="en-IN"/>
+                <w14:ligatures w14:val="none"/>
+              </w:rPr>
+            </w:pPr>
+            <w:r>
+              <w:rPr>
+                <w:rFonts w:ascii="Times New Roman" w:eastAsia="Times New Roman" w:hAnsi="Times New Roman" w:cs="Times New Roman"/>
+                <w:b/>
+                <w:bCs/>
+                <w:kern w:val="0"/>
+                <w:sz w:val="24"/>
+                <w:szCs w:val="24"/>
+                <w:lang w:eastAsia="en-IN"/>
+                <w14:ligatures w14:val="none"/>
+              </w:rPr>
+              <w:t>The Clean Room Setup.</w:t>
+            </w:r>
+          </w:p>
+        </w:tc>
+        <w:tc>
+          <w:tcPr>
+            <w:tcW w:w="5293" w:type="dxa"/>
+            <w:vAlign w:val="center"/>
+            <w:hideMark/>
+          </w:tcPr>
+          <w:p>
+            <w:pPr>
+              <w:spacing w:before="100" w:beforeAutospacing="1" w:after="100" w:afterAutospacing="1" w:line="240" w:lineRule="auto"/>
+              <w:rPr>
+                <w:rFonts w:ascii="Times New Roman" w:eastAsia="Times New Roman" w:hAnsi="Times New Roman" w:cs="Times New Roman"/>
+                <w:kern w:val="0"/>
+                <w:sz w:val="24"/>
+                <w:szCs w:val="24"/>
+                <w:lang w:eastAsia="en-IN"/>
+                <w14:ligatures w14:val="none"/>
+              </w:rPr>
+            </w:pPr>
+            <w:r>
+              <w:rPr>
+                <w:rFonts w:ascii="Times New Roman" w:eastAsia="Times New Roman" w:hAnsi="Times New Roman" w:cs="Times New Roman"/>
+                <w:kern w:val="0"/>
+                <w:sz w:val="24"/>
+                <w:szCs w:val="24"/>
+                <w:lang w:eastAsia="en-IN"/>
+                <w14:ligatures w14:val="none"/>
+              </w:rPr>
+              <w:t>Execution within the isolated Conda environment on WSL2 guaranteed access to the NVIDIA RTX 3050 GPU, bypassing Windows conflicts.</w:t>
+            </w:r>
+          </w:p>
+        </w:tc>
+      </w:tr>
+      <w:tr>
+        <w:trPr>
+          <w:tblCellSpacing w:w="15" w:type="dxa"/>
+        </w:trPr>
+        <w:tc>
+          <w:tcPr>
+            <w:tcW w:w="2507" w:type="dxa"/>
+            <w:vAlign w:val="center"/>
+            <w:hideMark/>
+          </w:tcPr>
+          <w:p>
+            <w:pPr>
+              <w:spacing w:before="100" w:beforeAutospacing="1" w:after="100" w:afterAutospacing="1" w:line="240" w:lineRule="auto"/>
+              <w:rPr>
+                <w:rFonts w:ascii="Times New Roman" w:eastAsia="Times New Roman" w:hAnsi="Times New Roman" w:cs="Times New Roman"/>
+                <w:kern w:val="0"/>
+                <w:sz w:val="24"/>
+                <w:szCs w:val="24"/>
+                <w:lang w:eastAsia="en-IN"/>
+                <w14:ligatures w14:val="none"/>
+              </w:rPr>
+            </w:pPr>
+            <w:r>
+              <w:rPr>
+                <w:rFonts w:ascii="Times New Roman" w:eastAsia="Times New Roman" w:hAnsi="Times New Roman" w:cs="Times New Roman"/>
+                <w:b/>
+                <w:bCs/>
+                <w:kern w:val="0"/>
+                <w:sz w:val="24"/>
+                <w:szCs w:val="24"/>
+                <w:lang w:eastAsia="en-IN"/>
+                <w14:ligatures w14:val="none"/>
+              </w:rPr>
+              <w:t>Introduce the Model</w:t>
+            </w:r>
+          </w:p>
+        </w:tc>
+        <w:tc>
+          <w:tcPr>
+            <w:tcW w:w="2570" w:type="dxa"/>
+            <w:vAlign w:val="center"/>
+            <w:hideMark/>
+          </w:tcPr>
+          <w:p>
+            <w:pPr>
+              <w:spacing w:before="100" w:beforeAutospacing="1" w:after="100" w:afterAutospacing="1" w:line="240" w:lineRule="auto"/>
+              <w:rPr>
+                <w:rFonts w:ascii="Times New Roman" w:eastAsia="Times New Roman" w:hAnsi="Times New Roman" w:cs="Times New Roman"/>
+                <w:kern w:val="0"/>
+                <w:sz w:val="24"/>
+                <w:szCs w:val="24"/>
+                <w:lang w:eastAsia="en-IN"/>
+                <w14:ligatures w14:val="none"/>
+              </w:rPr>
+            </w:pPr>
+            <w:r>
+              <w:rPr>
+                <w:rFonts w:ascii="Times New Roman" w:eastAsia="Times New Roman" w:hAnsi="Times New Roman" w:cs="Times New Roman"/>
+                <w:kern w:val="0"/>
+                <w:sz w:val="24"/>
+                <w:szCs w:val="24"/>
+                <w:lang w:eastAsia="en-IN"/>
+                <w14:ligatures w14:val="none"/>
+              </w:rPr>
+              <w:t xml:space="preserve">We chose a </w:t>
+            </w:r>
+            <w:r>
+              <w:rPr>
+                <w:rFonts w:ascii="Times New Roman" w:eastAsia="Times New Roman" w:hAnsi="Times New Roman" w:cs="Times New Roman"/>
+                <w:b/>
+                <w:bCs/>
+                <w:kern w:val="0"/>
+                <w:sz w:val="24"/>
+                <w:szCs w:val="24"/>
+                <w:lang w:eastAsia="en-IN"/>
+                <w14:ligatures w14:val="none"/>
+              </w:rPr>
+              <w:t>1D-CNN</w:t>
+            </w:r>
+            <w:r>
+              <w:rPr>
+                <w:rFonts w:ascii="Times New Roman" w:eastAsia="Times New Roman" w:hAnsi="Times New Roman" w:cs="Times New Roman"/>
+                <w:kern w:val="0"/>
+                <w:sz w:val="24"/>
+                <w:szCs w:val="24"/>
+                <w:lang w:eastAsia="en-IN"/>
+                <w14:ligatures w14:val="none"/>
+              </w:rPr>
+              <w:t>.</w:t>
+            </w:r>
+          </w:p>
+        </w:tc>
+        <w:tc>
+          <w:tcPr>
+            <w:tcW w:w="5293" w:type="dxa"/>
+            <w:vAlign w:val="center"/>
+            <w:hideMark/>
+          </w:tcPr>
+          <w:p>
+            <w:pPr>
+              <w:spacing w:before="100" w:beforeAutospacing="1" w:after="100" w:afterAutospacing="1" w:line="240" w:lineRule="auto"/>
+              <w:rPr>
+                <w:rFonts w:ascii="Times New Roman" w:eastAsia="Times New Roman" w:hAnsi="Times New Roman" w:cs="Times New Roman"/>
+                <w:kern w:val="0"/>
+                <w:sz w:val="24"/>
+                <w:szCs w:val="24"/>
+                <w:lang w:eastAsia="en-IN"/>
+                <w14:ligatures w14:val="none"/>
+              </w:rPr>
+            </w:pPr>
+            <w:r>
+              <w:rPr>
+                <w:rFonts w:ascii="Times New Roman" w:eastAsia="Times New Roman" w:hAnsi="Times New Roman" w:cs="Times New Roman"/>
+                <w:kern w:val="0"/>
+                <w:sz w:val="24"/>
+                <w:szCs w:val="24"/>
+                <w:lang w:eastAsia="en-IN"/>
+                <w14:ligatures w14:val="none"/>
+              </w:rPr>
+              <w:t>This Deep Learning architecture is specifically designed to automatically learn patterns (features) from sequential data like time series.</w:t>
+            </w:r>
+          </w:p>
+        </w:tc>
+      </w:tr>
+      <w:tr>
+        <w:trPr>
+          <w:tblCellSpacing w:w="15" w:type="dxa"/>
+        </w:trPr>
+        <w:tc>
+          <w:tcPr>
+            <w:tcW w:w="2507" w:type="dxa"/>
+            <w:vAlign w:val="center"/>
+            <w:hideMark/>
+          </w:tcPr>
+          <w:p>
+            <w:pPr>
+              <w:spacing w:before="100" w:beforeAutospacing="1" w:after="100" w:afterAutospacing="1" w:line="240" w:lineRule="auto"/>
+              <w:rPr>
+                <w:rFonts w:ascii="Times New Roman" w:eastAsia="Times New Roman" w:hAnsi="Times New Roman" w:cs="Times New Roman"/>
+                <w:kern w:val="0"/>
+                <w:sz w:val="24"/>
+                <w:szCs w:val="24"/>
+                <w:lang w:eastAsia="en-IN"/>
+                <w14:ligatures w14:val="none"/>
+              </w:rPr>
+            </w:pPr>
+            <w:r>
+              <w:rPr>
+                <w:rFonts w:ascii="Times New Roman" w:eastAsia="Times New Roman" w:hAnsi="Times New Roman" w:cs="Times New Roman"/>
+                <w:b/>
+                <w:bCs/>
+                <w:kern w:val="0"/>
+                <w:sz w:val="24"/>
+                <w:szCs w:val="24"/>
+                <w:lang w:eastAsia="en-IN"/>
+                <w14:ligatures w14:val="none"/>
+              </w:rPr>
+              <w:t>Training Command</w:t>
+            </w:r>
+          </w:p>
+        </w:tc>
+        <w:tc>
+          <w:tcPr>
+            <w:tcW w:w="2570" w:type="dxa"/>
+            <w:vAlign w:val="center"/>
+            <w:hideMark/>
+          </w:tcPr>
+          <w:p>
+            <w:pPr>
+              <w:spacing w:before="100" w:beforeAutospacing="1" w:after="100" w:afterAutospacing="1" w:line="240" w:lineRule="auto"/>
+              <w:rPr>
+                <w:rFonts w:ascii="Times New Roman" w:eastAsia="Times New Roman" w:hAnsi="Times New Roman" w:cs="Times New Roman"/>
+                <w:kern w:val="0"/>
+                <w:sz w:val="24"/>
+                <w:szCs w:val="24"/>
+                <w:lang w:eastAsia="en-IN"/>
+                <w14:ligatures w14:val="none"/>
+              </w:rPr>
+            </w:pPr>
+            <w:r>
+              <w:rPr>
+                <w:rFonts w:ascii="Times New Roman" w:eastAsia="Times New Roman" w:hAnsi="Times New Roman" w:cs="Times New Roman"/>
+                <w:kern w:val="0"/>
+                <w:sz w:val="24"/>
+                <w:szCs w:val="24"/>
+                <w:lang w:eastAsia="en-IN"/>
+                <w14:ligatures w14:val="none"/>
+              </w:rPr>
+              <w:t xml:space="preserve">The </w:t>
+            </w:r>
+            <w:proofErr w:type="spellStart"/>
+            <w:proofErr w:type="gramStart"/>
+            <w:r>
+              <w:rPr>
+                <w:rFonts w:ascii="Times New Roman" w:eastAsia="Times New Roman" w:hAnsi="Times New Roman" w:cs="Times New Roman"/>
+                <w:kern w:val="0"/>
+                <w:sz w:val="24"/>
+                <w:szCs w:val="24"/>
+                <w:lang w:eastAsia="en-IN"/>
+                <w14:ligatures w14:val="none"/>
+              </w:rPr>
+              <w:t>cnn_model.fit</w:t>
+            </w:r>
+            <w:proofErr w:type="spellEnd"/>
+            <w:r>
+              <w:rPr>
+                <w:rFonts w:ascii="Times New Roman" w:eastAsia="Times New Roman" w:hAnsi="Times New Roman" w:cs="Times New Roman"/>
+                <w:kern w:val="0"/>
+                <w:sz w:val="24"/>
+                <w:szCs w:val="24"/>
+                <w:lang w:eastAsia="en-IN"/>
+                <w14:ligatures w14:val="none"/>
+              </w:rPr>
+              <w:t>(</w:t>
+            </w:r>
+            <w:proofErr w:type="gramEnd"/>
+            <w:r>
+              <w:rPr>
+                <w:rFonts w:ascii="Times New Roman" w:eastAsia="Times New Roman" w:hAnsi="Times New Roman" w:cs="Times New Roman"/>
+                <w:kern w:val="0"/>
+                <w:sz w:val="24"/>
+                <w:szCs w:val="24"/>
+                <w:lang w:eastAsia="en-IN"/>
+                <w14:ligatures w14:val="none"/>
+              </w:rPr>
+              <w:t>) command was executed.</w:t>
+            </w:r>
+          </w:p>
+        </w:tc>
+        <w:tc>
+          <w:tcPr>
+            <w:tcW w:w="5293" w:type="dxa"/>
+            <w:vAlign w:val="center"/>
+            <w:hideMark/>
+          </w:tcPr>
+          <w:p>
+            <w:pPr>
+              <w:spacing w:before="100" w:beforeAutospacing="1" w:after="100" w:afterAutospacing="1" w:line="240" w:lineRule="auto"/>
+              <w:rPr>
+                <w:rFonts w:ascii="Times New Roman" w:eastAsia="Times New Roman" w:hAnsi="Times New Roman" w:cs="Times New Roman"/>
+                <w:kern w:val="0"/>
+                <w:sz w:val="24"/>
+                <w:szCs w:val="24"/>
+                <w:lang w:eastAsia="en-IN"/>
+                <w14:ligatures w14:val="none"/>
+              </w:rPr>
+            </w:pPr>
+            <w:r>
+              <w:rPr>
+                <w:rFonts w:ascii="Times New Roman" w:eastAsia="Times New Roman" w:hAnsi="Times New Roman" w:cs="Times New Roman"/>
+                <w:b/>
+                <w:bCs/>
+                <w:kern w:val="0"/>
+                <w:sz w:val="24"/>
+                <w:szCs w:val="24"/>
+                <w:lang w:eastAsia="en-IN"/>
+                <w14:ligatures w14:val="none"/>
+              </w:rPr>
+              <w:t>Training Target:</w:t>
+            </w:r>
+            <w:r>
+              <w:rPr>
+                <w:rFonts w:ascii="Times New Roman" w:eastAsia="Times New Roman" w:hAnsi="Times New Roman" w:cs="Times New Roman"/>
+                <w:kern w:val="0"/>
+                <w:sz w:val="24"/>
+                <w:szCs w:val="24"/>
+                <w:lang w:eastAsia="en-IN"/>
+                <w14:ligatures w14:val="none"/>
+              </w:rPr>
+              <w:t xml:space="preserve"> The model trained using sequences of the </w:t>
+            </w:r>
+            <w:r>
+              <w:rPr>
+                <w:rFonts w:ascii="Times New Roman" w:eastAsia="Times New Roman" w:hAnsi="Times New Roman" w:cs="Times New Roman"/>
+                <w:b/>
+                <w:bCs/>
+                <w:kern w:val="0"/>
+                <w:sz w:val="24"/>
+                <w:szCs w:val="24"/>
+                <w:lang w:eastAsia="en-IN"/>
+                <w14:ligatures w14:val="none"/>
+              </w:rPr>
+              <w:t>scaled Residual</w:t>
+            </w:r>
+            <w:r>
+              <w:rPr>
+                <w:rFonts w:ascii="Times New Roman" w:eastAsia="Times New Roman" w:hAnsi="Times New Roman" w:cs="Times New Roman"/>
+                <w:kern w:val="0"/>
+                <w:sz w:val="24"/>
+                <w:szCs w:val="24"/>
+                <w:lang w:eastAsia="en-IN"/>
+                <w14:ligatures w14:val="none"/>
+              </w:rPr>
+              <w:t xml:space="preserve"> (</w:t>
+            </w:r>
+            <w:proofErr w:type="spellStart"/>
+            <w:r>
+              <w:rPr>
+                <w:rFonts w:ascii="Times New Roman" w:eastAsia="Times New Roman" w:hAnsi="Times New Roman" w:cs="Times New Roman"/>
+                <w:b/>
+                <w:bCs/>
+                <w:kern w:val="0"/>
+                <w:sz w:val="24"/>
+                <w:szCs w:val="24"/>
+                <w:lang w:eastAsia="en-IN"/>
+                <w14:ligatures w14:val="none"/>
+              </w:rPr>
+              <w:t>X</w:t>
+            </w:r>
+            <w:r>
+              <w:rPr>
+                <w:rFonts w:ascii="Times New Roman" w:eastAsia="Times New Roman" w:hAnsi="Times New Roman" w:cs="Times New Roman"/>
+                <w:b/>
+                <w:bCs/>
+                <w:kern w:val="0"/>
+                <w:sz w:val="24"/>
+                <w:szCs w:val="24"/>
+                <w:vertAlign w:val="subscript"/>
+                <w:lang w:eastAsia="en-IN"/>
+                <w14:ligatures w14:val="none"/>
+              </w:rPr>
+              <w:t>train_seq</w:t>
+            </w:r>
+            <w:proofErr w:type="spellEnd"/>
+            <w:r>
+              <w:rPr>
+                <w:rFonts w:ascii="Times New Roman" w:eastAsia="Times New Roman" w:hAnsi="Times New Roman" w:cs="Times New Roman"/>
+                <w:kern w:val="0"/>
+                <w:sz w:val="24"/>
+                <w:szCs w:val="24"/>
+                <w:lang w:eastAsia="en-IN"/>
+                <w14:ligatures w14:val="none"/>
+              </w:rPr>
+              <w:t xml:space="preserve">) to predict the next </w:t>
+            </w:r>
+            <w:r>
+              <w:rPr>
+                <w:rFonts w:ascii="Times New Roman" w:eastAsia="Times New Roman" w:hAnsi="Times New Roman" w:cs="Times New Roman"/>
+                <w:b/>
+                <w:bCs/>
+                <w:kern w:val="0"/>
+                <w:sz w:val="24"/>
+                <w:szCs w:val="24"/>
+                <w:lang w:eastAsia="en-IN"/>
+                <w14:ligatures w14:val="none"/>
+              </w:rPr>
+              <w:t>scaled Residual</w:t>
+            </w:r>
+            <w:r>
+              <w:rPr>
+                <w:rFonts w:ascii="Times New Roman" w:eastAsia="Times New Roman" w:hAnsi="Times New Roman" w:cs="Times New Roman"/>
+                <w:kern w:val="0"/>
+                <w:sz w:val="24"/>
+                <w:szCs w:val="24"/>
+                <w:lang w:eastAsia="en-IN"/>
+                <w14:ligatures w14:val="none"/>
+              </w:rPr>
+              <w:t xml:space="preserve"> value (</w:t>
+            </w:r>
+            <w:proofErr w:type="spellStart"/>
+            <w:r>
+              <w:rPr>
+                <w:rFonts w:ascii="Times New Roman" w:eastAsia="Times New Roman" w:hAnsi="Times New Roman" w:cs="Times New Roman"/>
+                <w:b/>
+                <w:bCs/>
+                <w:kern w:val="0"/>
+                <w:sz w:val="24"/>
+                <w:szCs w:val="24"/>
+                <w:lang w:eastAsia="en-IN"/>
+                <w14:ligatures w14:val="none"/>
+              </w:rPr>
+              <w:t>Y</w:t>
+            </w:r>
+            <w:r>
+              <w:rPr>
+                <w:rFonts w:ascii="Times New Roman" w:eastAsia="Times New Roman" w:hAnsi="Times New Roman" w:cs="Times New Roman"/>
+                <w:b/>
+                <w:bCs/>
+                <w:kern w:val="0"/>
+                <w:sz w:val="24"/>
+                <w:szCs w:val="24"/>
+                <w:vertAlign w:val="subscript"/>
+                <w:lang w:eastAsia="en-IN"/>
+                <w14:ligatures w14:val="none"/>
+              </w:rPr>
+              <w:t>train_seq</w:t>
+            </w:r>
+            <w:proofErr w:type="spellEnd"/>
+            <w:r>
+              <w:rPr>
+                <w:rFonts w:ascii="Times New Roman" w:eastAsia="Times New Roman" w:hAnsi="Times New Roman" w:cs="Times New Roman"/>
+                <w:kern w:val="0"/>
+                <w:sz w:val="24"/>
+                <w:szCs w:val="24"/>
+                <w:lang w:eastAsia="en-IN"/>
+                <w14:ligatures w14:val="none"/>
+              </w:rPr>
+              <w:t>).</w:t>
+            </w:r>
+          </w:p>
+        </w:tc>
+      </w:tr>
+      <w:tr>
+        <w:trPr>
+          <w:tblCellSpacing w:w="15" w:type="dxa"/>
+        </w:trPr>
+        <w:tc>
+          <w:tcPr>
+            <w:tcW w:w="2507" w:type="dxa"/>
+            <w:vAlign w:val="center"/>
+            <w:hideMark/>
+          </w:tcPr>
+          <w:p>
+            <w:pPr>
+              <w:spacing w:before="100" w:beforeAutospacing="1" w:after="100" w:afterAutospacing="1" w:line="240" w:lineRule="auto"/>
+              <w:rPr>
+                <w:rFonts w:ascii="Times New Roman" w:eastAsia="Times New Roman" w:hAnsi="Times New Roman" w:cs="Times New Roman"/>
+                <w:kern w:val="0"/>
+                <w:sz w:val="24"/>
+                <w:szCs w:val="24"/>
+                <w:lang w:eastAsia="en-IN"/>
+                <w14:ligatures w14:val="none"/>
+              </w:rPr>
+            </w:pPr>
+            <w:r>
+              <w:rPr>
+                <w:rFonts w:ascii="Times New Roman" w:eastAsia="Times New Roman" w:hAnsi="Times New Roman" w:cs="Times New Roman"/>
+                <w:b/>
+                <w:bCs/>
+                <w:kern w:val="0"/>
+                <w:sz w:val="24"/>
+                <w:szCs w:val="24"/>
+                <w:lang w:eastAsia="en-IN"/>
+                <w14:ligatures w14:val="none"/>
+              </w:rPr>
+              <w:t>Output:</w:t>
+            </w:r>
+            <w:r>
+              <w:rPr>
+                <w:rFonts w:ascii="Times New Roman" w:eastAsia="Times New Roman" w:hAnsi="Times New Roman" w:cs="Times New Roman"/>
+                <w:kern w:val="0"/>
+                <w:sz w:val="24"/>
+                <w:szCs w:val="24"/>
+                <w:lang w:eastAsia="en-IN"/>
+                <w14:ligatures w14:val="none"/>
+              </w:rPr>
+              <w:t xml:space="preserve"> Training Complete in </w:t>
+            </w:r>
+            <w:r>
+              <w:rPr>
+                <w:rFonts w:ascii="Times New Roman" w:eastAsia="Times New Roman" w:hAnsi="Times New Roman" w:cs="Times New Roman"/>
+                <w:b/>
+                <w:bCs/>
+                <w:kern w:val="0"/>
+                <w:sz w:val="24"/>
+                <w:szCs w:val="24"/>
+                <w:lang w:eastAsia="en-IN"/>
+                <w14:ligatures w14:val="none"/>
+              </w:rPr>
+              <w:t>74.39 seconds</w:t>
+            </w:r>
+          </w:p>
+        </w:tc>
+        <w:tc>
+          <w:tcPr>
+            <w:tcW w:w="2570" w:type="dxa"/>
+            <w:vAlign w:val="center"/>
+            <w:hideMark/>
+          </w:tcPr>
+          <w:p>
+            <w:pPr>
+              <w:spacing w:before="100" w:beforeAutospacing="1" w:after="100" w:afterAutospacing="1" w:line="240" w:lineRule="auto"/>
+              <w:rPr>
+                <w:rFonts w:ascii="Times New Roman" w:eastAsia="Times New Roman" w:hAnsi="Times New Roman" w:cs="Times New Roman"/>
+                <w:kern w:val="0"/>
+                <w:sz w:val="24"/>
+                <w:szCs w:val="24"/>
+                <w:lang w:eastAsia="en-IN"/>
+                <w14:ligatures w14:val="none"/>
+              </w:rPr>
+            </w:pPr>
+            <w:r>
+              <w:rPr>
+                <w:rFonts w:ascii="Times New Roman" w:eastAsia="Times New Roman" w:hAnsi="Times New Roman" w:cs="Times New Roman"/>
+                <w:b/>
+                <w:bCs/>
+                <w:kern w:val="0"/>
+                <w:sz w:val="24"/>
+                <w:szCs w:val="24"/>
+                <w:lang w:eastAsia="en-IN"/>
+                <w14:ligatures w14:val="none"/>
+              </w:rPr>
+              <w:t>The Model's Speed.</w:t>
+            </w:r>
+          </w:p>
+        </w:tc>
+        <w:tc>
+          <w:tcPr>
+            <w:tcW w:w="5293" w:type="dxa"/>
+            <w:vAlign w:val="center"/>
+            <w:hideMark/>
+          </w:tcPr>
+          <w:p>
+            <w:pPr>
+              <w:spacing w:before="100" w:beforeAutospacing="1" w:after="100" w:afterAutospacing="1" w:line="240" w:lineRule="auto"/>
+              <w:rPr>
+                <w:rFonts w:ascii="Times New Roman" w:eastAsia="Times New Roman" w:hAnsi="Times New Roman" w:cs="Times New Roman"/>
+                <w:kern w:val="0"/>
+                <w:sz w:val="24"/>
+                <w:szCs w:val="24"/>
+                <w:lang w:eastAsia="en-IN"/>
+                <w14:ligatures w14:val="none"/>
+              </w:rPr>
+            </w:pPr>
+            <w:r>
+              <w:rPr>
+                <w:rFonts w:ascii="Times New Roman" w:eastAsia="Times New Roman" w:hAnsi="Times New Roman" w:cs="Times New Roman"/>
+                <w:kern w:val="0"/>
+                <w:sz w:val="24"/>
+                <w:szCs w:val="24"/>
+                <w:lang w:eastAsia="en-IN"/>
+                <w14:ligatures w14:val="none"/>
+              </w:rPr>
+              <w:t>GPU acceleration provided rapid training (</w:t>
+            </w:r>
+            <w:proofErr w:type="spellStart"/>
+            <w:r>
+              <w:rPr>
+                <w:rFonts w:ascii="Times New Roman" w:eastAsia="Times New Roman" w:hAnsi="Times New Roman" w:cs="Times New Roman"/>
+                <w:kern w:val="0"/>
+                <w:sz w:val="24"/>
+                <w:szCs w:val="24"/>
+                <w:lang w:eastAsia="en-IN"/>
+                <w14:ligatures w14:val="none"/>
+              </w:rPr>
+              <w:t>approx</w:t>
+            </w:r>
+            <w:proofErr w:type="spellEnd"/>
+            <w:r>
+              <w:rPr>
+                <w:rFonts w:ascii="Times New Roman" w:eastAsia="Times New Roman" w:hAnsi="Times New Roman" w:cs="Times New Roman"/>
+                <w:kern w:val="0"/>
+                <w:sz w:val="24"/>
+                <w:szCs w:val="24"/>
+                <w:lang w:eastAsia="en-IN"/>
+                <w14:ligatures w14:val="none"/>
+              </w:rPr>
+              <w:t xml:space="preserve"> 1.2 minutes), proving the efficiency gain over CPU-bound classical models for complex architectures.</w:t>
+            </w:r>
+          </w:p>
+        </w:tc>
+      </w:tr>
+    </w:tbl>
+    <w:p>
+      <w:pPr>
+        <w:spacing w:before="100" w:beforeAutospacing="1" w:after="100" w:afterAutospacing="1" w:line="240" w:lineRule="auto"/>
+        <w:rPr>
+          <w:rFonts w:ascii="Times New Roman" w:eastAsia="Times New Roman" w:hAnsi="Times New Roman" w:cs="Times New Roman"/>
+          <w:b/>
+          <w:bCs/>
+          <w:kern w:val="0"/>
+          <w:sz w:val="28"/>
+          <w:szCs w:val="28"/>
+          <w:lang w:eastAsia="en-IN"/>
+          <w14:ligatures w14:val="none"/>
+        </w:rPr>
+      </w:pPr>
+    </w:p>
+    <w:p>
+      <w:pPr>
+        <w:spacing w:before="100" w:beforeAutospacing="1" w:after="100" w:afterAutospacing="1" w:line="240" w:lineRule="auto"/>
+        <w:rPr>
+          <w:rFonts w:ascii="Times New Roman" w:eastAsia="Times New Roman" w:hAnsi="Times New Roman" w:cs="Times New Roman"/>
+          <w:b/>
+          <w:bCs/>
+          <w:kern w:val="0"/>
+          <w:sz w:val="28"/>
+          <w:szCs w:val="28"/>
+          <w:lang w:eastAsia="en-IN"/>
+          <w14:ligatures w14:val="none"/>
+        </w:rPr>
+      </w:pPr>
+      <w:r>
+        <w:rPr>
+          <w:rFonts w:ascii="Times New Roman" w:eastAsia="Times New Roman" w:hAnsi="Times New Roman" w:cs="Times New Roman"/>
+          <w:b/>
+          <w:bCs/>
+          <w:kern w:val="0"/>
+          <w:sz w:val="28"/>
+          <w:szCs w:val="28"/>
+          <w:lang w:eastAsia="en-IN"/>
+          <w14:ligatures w14:val="none"/>
+        </w:rPr>
+        <w:t>Step 13: Prediction and Evaluation (1D-CNN Final Scorecard)</w:t>
+      </w:r>
+    </w:p>
+    <w:p>
+      <w:pPr>
+        <w:spacing w:before="100" w:beforeAutospacing="1" w:after="100" w:afterAutospacing="1" w:line="240" w:lineRule="auto"/>
+        <w:rPr>
+          <w:rFonts w:ascii="Times New Roman" w:eastAsia="Times New Roman" w:hAnsi="Times New Roman" w:cs="Times New Roman"/>
+          <w:kern w:val="0"/>
+          <w:sz w:val="24"/>
+          <w:szCs w:val="24"/>
+          <w:lang w:eastAsia="en-IN"/>
+          <w14:ligatures w14:val="none"/>
+        </w:rPr>
+      </w:pPr>
+      <w:r>
+        <w:rPr>
+          <w:rFonts w:ascii="Times New Roman" w:eastAsia="Times New Roman" w:hAnsi="Times New Roman" w:cs="Times New Roman"/>
+          <w:kern w:val="0"/>
+          <w:sz w:val="24"/>
+          <w:szCs w:val="24"/>
+          <w:lang w:eastAsia="en-IN"/>
+          <w14:ligatures w14:val="none"/>
+        </w:rPr>
+        <w:t>This step generated the final load forecast using the trained CNN and calculated its accuracy.</w:t>
+      </w:r>
+    </w:p>
+    <w:tbl>
+      <w:tblPr>
+        <w:tblW w:w="0" w:type="auto"/>
+        <w:tblCellSpacing w:w="15" w:type="dxa"/>
+        <w:tblBorders>
+          <w:top w:val="single" w:sz="4" w:space="0" w:color="auto"/>
+          <w:left w:val="single" w:sz="4" w:space="0" w:color="auto"/>
+          <w:bottom w:val="single" w:sz="4" w:space="0" w:color="auto"/>
+          <w:right w:val="single" w:sz="4" w:space="0" w:color="auto"/>
+          <w:insideH w:val="single" w:sz="4" w:space="0" w:color="auto"/>
+          <w:insideV w:val="single" w:sz="4" w:space="0" w:color="auto"/>
+        </w:tblBorders>
+        <w:tblCellMar>
+          <w:top w:w="15" w:type="dxa"/>
+          <w:left w:w="15" w:type="dxa"/>
+          <w:bottom w:w="15" w:type="dxa"/>
+          <w:right w:w="15" w:type="dxa"/>
+        </w:tblCellMar>
+        <w:tblLook w:val="04A0" w:firstRow="1" w:lastRow="0" w:firstColumn="1" w:lastColumn="0" w:noHBand="0" w:noVBand="1"/>
+      </w:tblPr>
+      <w:tblGrid>
+        <w:gridCol w:w="1841"/>
+        <w:gridCol w:w="1573"/>
+        <w:gridCol w:w="5602"/>
+      </w:tblGrid>
+      <w:tr>
+        <w:trPr>
+          <w:tblHeader/>
+          <w:tblCellSpacing w:w="15" w:type="dxa"/>
+        </w:trPr>
+        <w:tc>
+          <w:tcPr>
+            <w:tcW w:w="0" w:type="auto"/>
+            <w:vAlign w:val="center"/>
+            <w:hideMark/>
+          </w:tcPr>
+          <w:p>
+            <w:pPr>
+              <w:spacing w:before="100" w:beforeAutospacing="1" w:after="100" w:afterAutospacing="1" w:line="240" w:lineRule="auto"/>
+              <w:rPr>
+                <w:rFonts w:ascii="Times New Roman" w:eastAsia="Times New Roman" w:hAnsi="Times New Roman" w:cs="Times New Roman"/>
+                <w:kern w:val="0"/>
+                <w:sz w:val="24"/>
+                <w:szCs w:val="24"/>
+                <w:lang w:eastAsia="en-IN"/>
+                <w14:ligatures w14:val="none"/>
+              </w:rPr>
+            </w:pPr>
+            <w:r>
+              <w:rPr>
+                <w:rFonts w:ascii="Times New Roman" w:eastAsia="Times New Roman" w:hAnsi="Times New Roman" w:cs="Times New Roman"/>
+                <w:b/>
+                <w:bCs/>
+                <w:kern w:val="0"/>
+                <w:sz w:val="24"/>
+                <w:szCs w:val="24"/>
+                <w:lang w:eastAsia="en-IN"/>
+                <w14:ligatures w14:val="none"/>
+              </w:rPr>
+              <w:t>Process Action</w:t>
+            </w:r>
+          </w:p>
+        </w:tc>
+        <w:tc>
+          <w:tcPr>
+            <w:tcW w:w="0" w:type="auto"/>
+            <w:vAlign w:val="center"/>
+            <w:hideMark/>
+          </w:tcPr>
+          <w:p>
+            <w:pPr>
+              <w:spacing w:before="100" w:beforeAutospacing="1" w:after="100" w:afterAutospacing="1" w:line="240" w:lineRule="auto"/>
+              <w:rPr>
+                <w:rFonts w:ascii="Times New Roman" w:eastAsia="Times New Roman" w:hAnsi="Times New Roman" w:cs="Times New Roman"/>
+                <w:kern w:val="0"/>
+                <w:sz w:val="24"/>
+                <w:szCs w:val="24"/>
+                <w:lang w:eastAsia="en-IN"/>
+                <w14:ligatures w14:val="none"/>
+              </w:rPr>
+            </w:pPr>
+            <w:r>
+              <w:rPr>
+                <w:rFonts w:ascii="Times New Roman" w:eastAsia="Times New Roman" w:hAnsi="Times New Roman" w:cs="Times New Roman"/>
+                <w:b/>
+                <w:bCs/>
+                <w:kern w:val="0"/>
+                <w:sz w:val="24"/>
+                <w:szCs w:val="24"/>
+                <w:lang w:eastAsia="en-IN"/>
+                <w14:ligatures w14:val="none"/>
+              </w:rPr>
+              <w:t>Layman's Term</w:t>
+            </w:r>
+          </w:p>
+        </w:tc>
+        <w:tc>
+          <w:tcPr>
+            <w:tcW w:w="0" w:type="auto"/>
+            <w:vAlign w:val="center"/>
+            <w:hideMark/>
+          </w:tcPr>
+          <w:p>
+            <w:pPr>
+              <w:spacing w:before="100" w:beforeAutospacing="1" w:after="100" w:afterAutospacing="1" w:line="240" w:lineRule="auto"/>
+              <w:rPr>
+                <w:rFonts w:ascii="Times New Roman" w:eastAsia="Times New Roman" w:hAnsi="Times New Roman" w:cs="Times New Roman"/>
+                <w:kern w:val="0"/>
+                <w:sz w:val="24"/>
+                <w:szCs w:val="24"/>
+                <w:lang w:eastAsia="en-IN"/>
+                <w14:ligatures w14:val="none"/>
+              </w:rPr>
+            </w:pPr>
+            <w:r>
+              <w:rPr>
+                <w:rFonts w:ascii="Times New Roman" w:eastAsia="Times New Roman" w:hAnsi="Times New Roman" w:cs="Times New Roman"/>
+                <w:b/>
+                <w:bCs/>
+                <w:kern w:val="0"/>
+                <w:sz w:val="24"/>
+                <w:szCs w:val="24"/>
+                <w:lang w:eastAsia="en-IN"/>
+                <w14:ligatures w14:val="none"/>
+              </w:rPr>
+              <w:t>Technical Role</w:t>
+            </w:r>
+          </w:p>
+        </w:tc>
+      </w:tr>
+      <w:tr>
+        <w:trPr>
+          <w:tblCellSpacing w:w="15" w:type="dxa"/>
+        </w:trPr>
+        <w:tc>
+          <w:tcPr>
+            <w:tcW w:w="0" w:type="auto"/>
+            <w:vAlign w:val="center"/>
+            <w:hideMark/>
+          </w:tcPr>
+          <w:p>
+            <w:pPr>
+              <w:spacing w:before="100" w:beforeAutospacing="1" w:after="100" w:afterAutospacing="1" w:line="240" w:lineRule="auto"/>
+              <w:rPr>
+                <w:rFonts w:ascii="Times New Roman" w:eastAsia="Times New Roman" w:hAnsi="Times New Roman" w:cs="Times New Roman"/>
+                <w:kern w:val="0"/>
+                <w:sz w:val="24"/>
+                <w:szCs w:val="24"/>
+                <w:lang w:eastAsia="en-IN"/>
+                <w14:ligatures w14:val="none"/>
+              </w:rPr>
+            </w:pPr>
+            <w:r>
+              <w:rPr>
+                <w:rFonts w:ascii="Times New Roman" w:eastAsia="Times New Roman" w:hAnsi="Times New Roman" w:cs="Times New Roman"/>
+                <w:b/>
+                <w:bCs/>
+                <w:kern w:val="0"/>
+                <w:sz w:val="24"/>
+                <w:szCs w:val="24"/>
+                <w:lang w:eastAsia="en-IN"/>
+                <w14:ligatures w14:val="none"/>
+              </w:rPr>
+              <w:t>Prediction &amp; Rescaling</w:t>
+            </w:r>
+          </w:p>
+        </w:tc>
+        <w:tc>
+          <w:tcPr>
+            <w:tcW w:w="0" w:type="auto"/>
+            <w:vAlign w:val="center"/>
+            <w:hideMark/>
+          </w:tcPr>
+          <w:p>
+            <w:pPr>
+              <w:spacing w:before="100" w:beforeAutospacing="1" w:after="100" w:afterAutospacing="1" w:line="240" w:lineRule="auto"/>
+              <w:rPr>
+                <w:rFonts w:ascii="Times New Roman" w:eastAsia="Times New Roman" w:hAnsi="Times New Roman" w:cs="Times New Roman"/>
+                <w:kern w:val="0"/>
+                <w:sz w:val="24"/>
+                <w:szCs w:val="24"/>
+                <w:lang w:eastAsia="en-IN"/>
+                <w14:ligatures w14:val="none"/>
+              </w:rPr>
+            </w:pPr>
+            <w:r>
+              <w:rPr>
+                <w:rFonts w:ascii="Times New Roman" w:eastAsia="Times New Roman" w:hAnsi="Times New Roman" w:cs="Times New Roman"/>
+                <w:b/>
+                <w:bCs/>
+                <w:kern w:val="0"/>
+                <w:sz w:val="24"/>
+                <w:szCs w:val="24"/>
+                <w:lang w:eastAsia="en-IN"/>
+                <w14:ligatures w14:val="none"/>
+              </w:rPr>
+              <w:t>Predicting Noise &amp; Resizing.</w:t>
+            </w:r>
+          </w:p>
+        </w:tc>
+        <w:tc>
+          <w:tcPr>
+            <w:tcW w:w="0" w:type="auto"/>
+            <w:vAlign w:val="center"/>
+            <w:hideMark/>
+          </w:tcPr>
+          <w:p>
+            <w:pPr>
+              <w:spacing w:before="100" w:beforeAutospacing="1" w:after="100" w:afterAutospacing="1" w:line="240" w:lineRule="auto"/>
+              <w:rPr>
+                <w:rFonts w:ascii="Times New Roman" w:eastAsia="Times New Roman" w:hAnsi="Times New Roman" w:cs="Times New Roman"/>
+                <w:kern w:val="0"/>
+                <w:sz w:val="24"/>
+                <w:szCs w:val="24"/>
+                <w:lang w:eastAsia="en-IN"/>
+                <w14:ligatures w14:val="none"/>
+              </w:rPr>
+            </w:pPr>
+            <w:r>
+              <w:rPr>
+                <w:rFonts w:ascii="Times New Roman" w:eastAsia="Times New Roman" w:hAnsi="Times New Roman" w:cs="Times New Roman"/>
+                <w:kern w:val="0"/>
+                <w:sz w:val="24"/>
+                <w:szCs w:val="24"/>
+                <w:lang w:eastAsia="en-IN"/>
+                <w14:ligatures w14:val="none"/>
+              </w:rPr>
+              <w:t xml:space="preserve">The CNN predicted the </w:t>
+            </w:r>
+            <w:r>
+              <w:rPr>
+                <w:rFonts w:ascii="Times New Roman" w:eastAsia="Times New Roman" w:hAnsi="Times New Roman" w:cs="Times New Roman"/>
+                <w:i/>
+                <w:iCs/>
+                <w:kern w:val="0"/>
+                <w:sz w:val="24"/>
+                <w:szCs w:val="24"/>
+                <w:lang w:eastAsia="en-IN"/>
+                <w14:ligatures w14:val="none"/>
+              </w:rPr>
+              <w:t>scaled</w:t>
+            </w:r>
+            <w:r>
+              <w:rPr>
+                <w:rFonts w:ascii="Times New Roman" w:eastAsia="Times New Roman" w:hAnsi="Times New Roman" w:cs="Times New Roman"/>
+                <w:kern w:val="0"/>
+                <w:sz w:val="24"/>
+                <w:szCs w:val="24"/>
+                <w:lang w:eastAsia="en-IN"/>
+                <w14:ligatures w14:val="none"/>
+              </w:rPr>
+              <w:t xml:space="preserve"> residual (</w:t>
+            </w:r>
+            <m:oMath>
+              <m:acc>
+                <m:accPr>
+                  <m:ctrlPr>
+                    <w:rPr>
+                      <w:rFonts w:ascii="Cambria Math" w:eastAsia="Times New Roman" w:hAnsi="Cambria Math" w:cs="Times New Roman"/>
+                      <w:b/>
+                      <w:bCs/>
+                      <w:i/>
+                      <w:kern w:val="0"/>
+                      <w:sz w:val="24"/>
+                      <w:szCs w:val="24"/>
+                      <w:lang w:eastAsia="en-IN"/>
+                      <w14:ligatures w14:val="none"/>
+                    </w:rPr>
+                  </m:ctrlPr>
+                </m:accPr>
+                <m:e>
+                  <m:r>
+                    <m:rPr>
+                      <m:sty m:val="bi"/>
+                    </m:rPr>
+                    <w:rPr>
+                      <w:rFonts w:ascii="Cambria Math" w:eastAsia="Times New Roman" w:hAnsi="Cambria Math" w:cs="Times New Roman"/>
+                      <w:kern w:val="0"/>
+                      <w:sz w:val="24"/>
+                      <w:szCs w:val="24"/>
+                      <w:lang w:eastAsia="en-IN"/>
+                      <w14:ligatures w14:val="none"/>
+                    </w:rPr>
+                    <m:t>R</m:t>
+                  </m:r>
+                </m:e>
+              </m:acc>
+            </m:oMath>
+            <w:r>
+              <w:rPr>
+                <w:rFonts w:ascii="Times New Roman" w:eastAsia="Times New Roman" w:hAnsi="Times New Roman" w:cs="Times New Roman"/>
+                <w:b/>
+                <w:bCs/>
+                <w:kern w:val="0"/>
+                <w:sz w:val="24"/>
+                <w:szCs w:val="24"/>
+                <w:vertAlign w:val="subscript"/>
+                <w:lang w:eastAsia="en-IN"/>
+                <w14:ligatures w14:val="none"/>
+              </w:rPr>
+              <w:t>scaled_test</w:t>
+            </w:r>
+            <w:r>
+              <w:rPr>
+                <w:rFonts w:ascii="Times New Roman" w:eastAsia="Times New Roman" w:hAnsi="Times New Roman" w:cs="Times New Roman"/>
+                <w:kern w:val="0"/>
+                <w:sz w:val="24"/>
+                <w:szCs w:val="24"/>
+                <w:lang w:eastAsia="en-IN"/>
+                <w14:ligatures w14:val="none"/>
+              </w:rPr>
+              <w:t xml:space="preserve">). The </w:t>
+            </w:r>
+            <w:proofErr w:type="spellStart"/>
+            <w:proofErr w:type="gramStart"/>
+            <w:r>
+              <w:rPr>
+                <w:rFonts w:ascii="Times New Roman" w:eastAsia="Times New Roman" w:hAnsi="Times New Roman" w:cs="Times New Roman"/>
+                <w:b/>
+                <w:bCs/>
+                <w:kern w:val="0"/>
+                <w:sz w:val="24"/>
+                <w:szCs w:val="24"/>
+                <w:lang w:eastAsia="en-IN"/>
+                <w14:ligatures w14:val="none"/>
+              </w:rPr>
+              <w:t>scaler.inverse</w:t>
+            </w:r>
+            <w:proofErr w:type="gramEnd"/>
+            <w:r>
+              <w:rPr>
+                <w:rFonts w:ascii="Times New Roman" w:eastAsia="Times New Roman" w:hAnsi="Times New Roman" w:cs="Times New Roman"/>
+                <w:b/>
+                <w:bCs/>
+                <w:kern w:val="0"/>
+                <w:sz w:val="24"/>
+                <w:szCs w:val="24"/>
+                <w:lang w:eastAsia="en-IN"/>
+                <w14:ligatures w14:val="none"/>
+              </w:rPr>
+              <w:t>_transform</w:t>
+            </w:r>
+            <w:proofErr w:type="spellEnd"/>
+            <w:r>
+              <w:rPr>
+                <w:rFonts w:ascii="Times New Roman" w:eastAsia="Times New Roman" w:hAnsi="Times New Roman" w:cs="Times New Roman"/>
+                <w:kern w:val="0"/>
+                <w:sz w:val="24"/>
+                <w:szCs w:val="24"/>
+                <w:lang w:eastAsia="en-IN"/>
+                <w14:ligatures w14:val="none"/>
+              </w:rPr>
+              <w:t xml:space="preserve"> function converted these predictions back to the original kilowatt units (</w:t>
+            </w:r>
+            <m:oMath>
+              <m:acc>
+                <m:accPr>
+                  <m:ctrlPr>
+                    <w:rPr>
+                      <w:rFonts w:ascii="Cambria Math" w:eastAsia="Times New Roman" w:hAnsi="Cambria Math" w:cs="Times New Roman"/>
+                      <w:b/>
+                      <w:bCs/>
+                      <w:i/>
+                      <w:kern w:val="0"/>
+                      <w:sz w:val="24"/>
+                      <w:szCs w:val="24"/>
+                      <w:lang w:eastAsia="en-IN"/>
+                      <w14:ligatures w14:val="none"/>
+                    </w:rPr>
+                  </m:ctrlPr>
+                </m:accPr>
+                <m:e>
+                  <m:r>
+                    <m:rPr>
+                      <m:sty m:val="bi"/>
+                    </m:rPr>
+                    <w:rPr>
+                      <w:rFonts w:ascii="Cambria Math" w:eastAsia="Times New Roman" w:hAnsi="Cambria Math" w:cs="Times New Roman"/>
+                      <w:kern w:val="0"/>
+                      <w:sz w:val="24"/>
+                      <w:szCs w:val="24"/>
+                      <w:lang w:eastAsia="en-IN"/>
+                      <w14:ligatures w14:val="none"/>
+                    </w:rPr>
+                    <m:t>R</m:t>
+                  </m:r>
+                </m:e>
+              </m:acc>
+            </m:oMath>
+            <w:r>
+              <w:rPr>
+                <w:rFonts w:ascii="Times New Roman" w:eastAsia="Times New Roman" w:hAnsi="Times New Roman" w:cs="Times New Roman"/>
+                <w:b/>
+                <w:bCs/>
+                <w:kern w:val="0"/>
+                <w:sz w:val="24"/>
+                <w:szCs w:val="24"/>
+                <w:vertAlign w:val="subscript"/>
+                <w:lang w:eastAsia="en-IN"/>
+                <w14:ligatures w14:val="none"/>
+              </w:rPr>
+              <w:t>test</w:t>
+            </w:r>
+            <w:r>
+              <w:rPr>
+                <w:rFonts w:ascii="Times New Roman" w:eastAsia="Times New Roman" w:hAnsi="Times New Roman" w:cs="Times New Roman"/>
+                <w:kern w:val="0"/>
+                <w:sz w:val="24"/>
+                <w:szCs w:val="24"/>
+                <w:lang w:eastAsia="en-IN"/>
+                <w14:ligatures w14:val="none"/>
+              </w:rPr>
+              <w:t>).</w:t>
+            </w:r>
+          </w:p>
+        </w:tc>
+      </w:tr>
+      <w:tr>
+        <w:trPr>
+          <w:tblCellSpacing w:w="15" w:type="dxa"/>
+        </w:trPr>
+        <w:tc>
+          <w:tcPr>
+            <w:tcW w:w="0" w:type="auto"/>
+            <w:vAlign w:val="center"/>
+            <w:hideMark/>
+          </w:tcPr>
+          <w:p>
+            <w:pPr>
+              <w:spacing w:before="100" w:beforeAutospacing="1" w:after="100" w:afterAutospacing="1" w:line="240" w:lineRule="auto"/>
+              <w:rPr>
+                <w:rFonts w:ascii="Times New Roman" w:eastAsia="Times New Roman" w:hAnsi="Times New Roman" w:cs="Times New Roman"/>
+                <w:kern w:val="0"/>
+                <w:sz w:val="24"/>
+                <w:szCs w:val="24"/>
+                <w:lang w:eastAsia="en-IN"/>
+                <w14:ligatures w14:val="none"/>
+              </w:rPr>
+            </w:pPr>
+            <w:r>
+              <w:rPr>
+                <w:rFonts w:ascii="Times New Roman" w:eastAsia="Times New Roman" w:hAnsi="Times New Roman" w:cs="Times New Roman"/>
+                <w:b/>
+                <w:bCs/>
+                <w:kern w:val="0"/>
+                <w:sz w:val="24"/>
+                <w:szCs w:val="24"/>
+                <w:lang w:eastAsia="en-IN"/>
+                <w14:ligatures w14:val="none"/>
+              </w:rPr>
+              <w:t>Reconstruction</w:t>
+            </w:r>
+          </w:p>
+        </w:tc>
+        <w:tc>
+          <w:tcPr>
+            <w:tcW w:w="0" w:type="auto"/>
+            <w:vAlign w:val="center"/>
+            <w:hideMark/>
+          </w:tcPr>
+          <w:p>
+            <w:pPr>
+              <w:spacing w:before="100" w:beforeAutospacing="1" w:after="100" w:afterAutospacing="1" w:line="240" w:lineRule="auto"/>
+              <w:rPr>
+                <w:rFonts w:ascii="Times New Roman" w:eastAsia="Times New Roman" w:hAnsi="Times New Roman" w:cs="Times New Roman"/>
+                <w:kern w:val="0"/>
+                <w:sz w:val="24"/>
+                <w:szCs w:val="24"/>
+                <w:lang w:eastAsia="en-IN"/>
+                <w14:ligatures w14:val="none"/>
+              </w:rPr>
+            </w:pPr>
+            <w:r>
+              <w:rPr>
+                <w:rFonts w:ascii="Times New Roman" w:eastAsia="Times New Roman" w:hAnsi="Times New Roman" w:cs="Times New Roman"/>
+                <w:b/>
+                <w:bCs/>
+                <w:kern w:val="0"/>
+                <w:sz w:val="24"/>
+                <w:szCs w:val="24"/>
+                <w:lang w:eastAsia="en-IN"/>
+                <w14:ligatures w14:val="none"/>
+              </w:rPr>
+              <w:t>Putting the Puzzle Together.</w:t>
+            </w:r>
+          </w:p>
+        </w:tc>
+        <w:tc>
+          <w:tcPr>
+            <w:tcW w:w="0" w:type="auto"/>
+            <w:vAlign w:val="center"/>
+            <w:hideMark/>
+          </w:tcPr>
+          <w:p>
+            <w:pPr>
+              <w:spacing w:before="100" w:beforeAutospacing="1" w:after="100" w:afterAutospacing="1" w:line="240" w:lineRule="auto"/>
+              <w:rPr>
+                <w:rFonts w:ascii="Times New Roman" w:eastAsia="Times New Roman" w:hAnsi="Times New Roman" w:cs="Times New Roman"/>
+                <w:kern w:val="0"/>
+                <w:sz w:val="24"/>
+                <w:szCs w:val="24"/>
+                <w:lang w:eastAsia="en-IN"/>
+                <w14:ligatures w14:val="none"/>
+              </w:rPr>
+            </w:pPr>
+            <w:r>
+              <w:rPr>
+                <w:rFonts w:ascii="Times New Roman" w:eastAsia="Times New Roman" w:hAnsi="Times New Roman" w:cs="Times New Roman"/>
+                <w:kern w:val="0"/>
+                <w:sz w:val="24"/>
+                <w:szCs w:val="24"/>
+                <w:lang w:eastAsia="en-IN"/>
+                <w14:ligatures w14:val="none"/>
+              </w:rPr>
+              <w:t>The final forecast (</w:t>
+            </w:r>
+            <m:oMath>
+              <m:acc>
+                <m:accPr>
+                  <m:ctrlPr>
+                    <w:rPr>
+                      <w:rFonts w:ascii="Cambria Math" w:eastAsia="Times New Roman" w:hAnsi="Cambria Math" w:cs="Times New Roman"/>
+                      <w:b/>
+                      <w:bCs/>
+                      <w:i/>
+                      <w:kern w:val="0"/>
+                      <w:sz w:val="24"/>
+                      <w:szCs w:val="24"/>
+                      <w:lang w:eastAsia="en-IN"/>
+                      <w14:ligatures w14:val="none"/>
+                    </w:rPr>
+                  </m:ctrlPr>
+                </m:accPr>
+                <m:e>
+                  <m:r>
+                    <m:rPr>
+                      <m:sty m:val="bi"/>
+                    </m:rPr>
+                    <w:rPr>
+                      <w:rFonts w:ascii="Cambria Math" w:eastAsia="Times New Roman" w:hAnsi="Cambria Math" w:cs="Times New Roman"/>
+                      <w:kern w:val="0"/>
+                      <w:sz w:val="24"/>
+                      <w:szCs w:val="24"/>
+                      <w:lang w:eastAsia="en-IN"/>
+                      <w14:ligatures w14:val="none"/>
+                    </w:rPr>
+                    <m:t>Y</m:t>
+                  </m:r>
+                </m:e>
+              </m:acc>
+            </m:oMath>
+            <w:r>
+              <w:rPr>
+                <w:rFonts w:ascii="Times New Roman" w:eastAsia="Times New Roman" w:hAnsi="Times New Roman" w:cs="Times New Roman"/>
+                <w:b/>
+                <w:bCs/>
+                <w:kern w:val="0"/>
+                <w:sz w:val="24"/>
+                <w:szCs w:val="24"/>
+                <w:vertAlign w:val="subscript"/>
+                <w:lang w:eastAsia="en-IN"/>
+                <w14:ligatures w14:val="none"/>
+              </w:rPr>
+              <w:t>cnn_test</w:t>
+            </w:r>
+            <w:r>
+              <w:rPr>
+                <w:rFonts w:ascii="Times New Roman" w:eastAsia="Times New Roman" w:hAnsi="Times New Roman" w:cs="Times New Roman"/>
+                <w:kern w:val="0"/>
+                <w:sz w:val="24"/>
+                <w:szCs w:val="24"/>
+                <w:lang w:eastAsia="en-IN"/>
+                <w14:ligatures w14:val="none"/>
+              </w:rPr>
+              <w:t xml:space="preserve">) was reconstructed by adding the predicted residual </w:t>
+            </w:r>
+            <w:r>
+              <w:rPr>
+                <w:rFonts w:ascii="Times New Roman" w:eastAsia="Times New Roman" w:hAnsi="Times New Roman" w:cs="Times New Roman"/>
+                <w:kern w:val="0"/>
+                <w:sz w:val="24"/>
+                <w:szCs w:val="24"/>
+                <w:lang w:eastAsia="en-IN"/>
+                <w14:ligatures w14:val="none"/>
+              </w:rPr>
+              <w:t>(</w:t>
+            </w:r>
+            <m:oMath>
+              <m:acc>
+                <m:accPr>
+                  <m:ctrlPr>
+                    <w:rPr>
+                      <w:rFonts w:ascii="Cambria Math" w:eastAsia="Times New Roman" w:hAnsi="Cambria Math" w:cs="Times New Roman"/>
+                      <w:b/>
+                      <w:bCs/>
+                      <w:i/>
+                      <w:kern w:val="0"/>
+                      <w:sz w:val="24"/>
+                      <w:szCs w:val="24"/>
+                      <w:lang w:eastAsia="en-IN"/>
+                      <w14:ligatures w14:val="none"/>
+                    </w:rPr>
+                  </m:ctrlPr>
+                </m:accPr>
+                <m:e>
+                  <m:r>
+                    <m:rPr>
+                      <m:sty m:val="bi"/>
+                    </m:rPr>
+                    <w:rPr>
+                      <w:rFonts w:ascii="Cambria Math" w:eastAsia="Times New Roman" w:hAnsi="Cambria Math" w:cs="Times New Roman"/>
+                      <w:kern w:val="0"/>
+                      <w:sz w:val="24"/>
+                      <w:szCs w:val="24"/>
+                      <w:lang w:eastAsia="en-IN"/>
+                      <w14:ligatures w14:val="none"/>
+                    </w:rPr>
+                    <m:t>R</m:t>
+                  </m:r>
+                </m:e>
+              </m:acc>
+            </m:oMath>
+            <w:r>
+              <w:rPr>
+                <w:rFonts w:ascii="Times New Roman" w:eastAsia="Times New Roman" w:hAnsi="Times New Roman" w:cs="Times New Roman"/>
+                <w:b/>
+                <w:bCs/>
+                <w:kern w:val="0"/>
+                <w:sz w:val="24"/>
+                <w:szCs w:val="24"/>
+                <w:vertAlign w:val="subscript"/>
+                <w:lang w:eastAsia="en-IN"/>
+                <w14:ligatures w14:val="none"/>
+              </w:rPr>
+              <w:t>test</w:t>
+            </w:r>
+            <w:r>
+              <w:rPr>
+                <w:rFonts w:ascii="Times New Roman" w:eastAsia="Times New Roman" w:hAnsi="Times New Roman" w:cs="Times New Roman"/>
+                <w:kern w:val="0"/>
+                <w:sz w:val="24"/>
+                <w:szCs w:val="24"/>
+                <w:lang w:eastAsia="en-IN"/>
+                <w14:ligatures w14:val="none"/>
+              </w:rPr>
+              <w:t>)</w:t>
+            </w:r>
+            <w:r>
+              <w:rPr>
+                <w:rFonts w:ascii="Times New Roman" w:eastAsia="Times New Roman" w:hAnsi="Times New Roman" w:cs="Times New Roman"/>
+                <w:kern w:val="0"/>
+                <w:sz w:val="24"/>
+                <w:szCs w:val="24"/>
+                <w:lang w:eastAsia="en-IN"/>
+                <w14:ligatures w14:val="none"/>
+              </w:rPr>
+              <w:t xml:space="preserve"> </w:t>
+            </w:r>
+            <w:r>
+              <w:rPr>
+                <w:rFonts w:ascii="Times New Roman" w:eastAsia="Times New Roman" w:hAnsi="Times New Roman" w:cs="Times New Roman"/>
+                <w:kern w:val="0"/>
+                <w:sz w:val="24"/>
+                <w:szCs w:val="24"/>
+                <w:lang w:eastAsia="en-IN"/>
+                <w14:ligatures w14:val="none"/>
+              </w:rPr>
+              <w:t>to the known Trend (</w:t>
+            </w:r>
+            <w:proofErr w:type="spellStart"/>
+            <w:r>
+              <w:rPr>
+                <w:rFonts w:ascii="Times New Roman" w:eastAsia="Times New Roman" w:hAnsi="Times New Roman" w:cs="Times New Roman"/>
+                <w:b/>
+                <w:bCs/>
+                <w:i/>
+                <w:iCs/>
+                <w:kern w:val="0"/>
+                <w:sz w:val="24"/>
+                <w:szCs w:val="24"/>
+                <w:lang w:eastAsia="en-IN"/>
+                <w14:ligatures w14:val="none"/>
+              </w:rPr>
+              <w:t>T</w:t>
+            </w:r>
+            <w:r>
+              <w:rPr>
+                <w:rFonts w:ascii="Times New Roman" w:eastAsia="Times New Roman" w:hAnsi="Times New Roman" w:cs="Times New Roman"/>
+                <w:b/>
+                <w:bCs/>
+                <w:kern w:val="0"/>
+                <w:sz w:val="24"/>
+                <w:szCs w:val="24"/>
+                <w:vertAlign w:val="subscript"/>
+                <w:lang w:eastAsia="en-IN"/>
+                <w14:ligatures w14:val="none"/>
+              </w:rPr>
+              <w:t>test</w:t>
+            </w:r>
+            <w:proofErr w:type="spellEnd"/>
+            <w:r>
+              <w:rPr>
+                <w:rFonts w:ascii="Times New Roman" w:eastAsia="Times New Roman" w:hAnsi="Times New Roman" w:cs="Times New Roman"/>
+                <w:kern w:val="0"/>
+                <w:sz w:val="24"/>
+                <w:szCs w:val="24"/>
+                <w:lang w:eastAsia="en-IN"/>
+                <w14:ligatures w14:val="none"/>
+              </w:rPr>
+              <w:t>) and Seasonal (</w:t>
+            </w:r>
+            <w:proofErr w:type="spellStart"/>
+            <w:r>
+              <w:rPr>
+                <w:rFonts w:ascii="Times New Roman" w:eastAsia="Times New Roman" w:hAnsi="Times New Roman" w:cs="Times New Roman"/>
+                <w:b/>
+                <w:bCs/>
+                <w:i/>
+                <w:iCs/>
+                <w:kern w:val="0"/>
+                <w:sz w:val="24"/>
+                <w:szCs w:val="24"/>
+                <w:lang w:eastAsia="en-IN"/>
+                <w14:ligatures w14:val="none"/>
+              </w:rPr>
+              <w:t>S</w:t>
+            </w:r>
+            <w:r>
+              <w:rPr>
+                <w:rFonts w:ascii="Times New Roman" w:eastAsia="Times New Roman" w:hAnsi="Times New Roman" w:cs="Times New Roman"/>
+                <w:b/>
+                <w:bCs/>
+                <w:kern w:val="0"/>
+                <w:sz w:val="24"/>
+                <w:szCs w:val="24"/>
+                <w:vertAlign w:val="subscript"/>
+                <w:lang w:eastAsia="en-IN"/>
+                <w14:ligatures w14:val="none"/>
+              </w:rPr>
+              <w:t>test</w:t>
+            </w:r>
+            <w:proofErr w:type="spellEnd"/>
+            <w:r>
+              <w:rPr>
+                <w:rFonts w:ascii="Times New Roman" w:eastAsia="Times New Roman" w:hAnsi="Times New Roman" w:cs="Times New Roman"/>
+                <w:kern w:val="0"/>
+                <w:sz w:val="24"/>
+                <w:szCs w:val="24"/>
+                <w:lang w:eastAsia="en-IN"/>
+                <w14:ligatures w14:val="none"/>
+              </w:rPr>
+              <w:t>) components.</w:t>
+            </w:r>
+          </w:p>
+        </w:tc>
+      </w:tr>
+      <w:tr>
+        <w:trPr>
+          <w:tblCellSpacing w:w="15" w:type="dxa"/>
+        </w:trPr>
+        <w:tc>
+          <w:tcPr>
+            <w:tcW w:w="0" w:type="auto"/>
+            <w:vAlign w:val="center"/>
+            <w:hideMark/>
+          </w:tcPr>
+          <w:p>
+            <w:pPr>
+              <w:spacing w:before="100" w:beforeAutospacing="1" w:after="100" w:afterAutospacing="1" w:line="240" w:lineRule="auto"/>
+              <w:rPr>
+                <w:rFonts w:ascii="Times New Roman" w:eastAsia="Times New Roman" w:hAnsi="Times New Roman" w:cs="Times New Roman"/>
+                <w:kern w:val="0"/>
+                <w:sz w:val="24"/>
+                <w:szCs w:val="24"/>
+                <w:lang w:eastAsia="en-IN"/>
+                <w14:ligatures w14:val="none"/>
+              </w:rPr>
+            </w:pPr>
+            <w:r>
+              <w:rPr>
+                <w:rFonts w:ascii="Times New Roman" w:eastAsia="Times New Roman" w:hAnsi="Times New Roman" w:cs="Times New Roman"/>
+                <w:b/>
+                <w:bCs/>
+                <w:kern w:val="0"/>
+                <w:sz w:val="24"/>
+                <w:szCs w:val="24"/>
+                <w:lang w:eastAsia="en-IN"/>
+                <w14:ligatures w14:val="none"/>
+              </w:rPr>
+              <w:t>Evaluation Command</w:t>
+            </w:r>
+          </w:p>
+        </w:tc>
+        <w:tc>
+          <w:tcPr>
+            <w:tcW w:w="0" w:type="auto"/>
+            <w:vAlign w:val="center"/>
+            <w:hideMark/>
+          </w:tcPr>
+          <w:p>
+            <w:pPr>
+              <w:spacing w:before="100" w:beforeAutospacing="1" w:after="100" w:afterAutospacing="1" w:line="240" w:lineRule="auto"/>
+              <w:rPr>
+                <w:rFonts w:ascii="Times New Roman" w:eastAsia="Times New Roman" w:hAnsi="Times New Roman" w:cs="Times New Roman"/>
+                <w:kern w:val="0"/>
+                <w:sz w:val="24"/>
+                <w:szCs w:val="24"/>
+                <w:lang w:eastAsia="en-IN"/>
+                <w14:ligatures w14:val="none"/>
+              </w:rPr>
+            </w:pPr>
+            <w:r>
+              <w:rPr>
+                <w:rFonts w:ascii="Times New Roman" w:eastAsia="Times New Roman" w:hAnsi="Times New Roman" w:cs="Times New Roman"/>
+                <w:b/>
+                <w:bCs/>
+                <w:kern w:val="0"/>
+                <w:sz w:val="24"/>
+                <w:szCs w:val="24"/>
+                <w:lang w:eastAsia="en-IN"/>
+                <w14:ligatures w14:val="none"/>
+              </w:rPr>
+              <w:t>The Final Grade.</w:t>
+            </w:r>
+          </w:p>
+        </w:tc>
+        <w:tc>
+          <w:tcPr>
+            <w:tcW w:w="0" w:type="auto"/>
+            <w:vAlign w:val="center"/>
+            <w:hideMark/>
+          </w:tcPr>
+          <w:p>
+            <w:pPr>
+              <w:spacing w:before="100" w:beforeAutospacing="1" w:after="100" w:afterAutospacing="1" w:line="240" w:lineRule="auto"/>
+              <w:rPr>
+                <w:rFonts w:ascii="Times New Roman" w:eastAsia="Times New Roman" w:hAnsi="Times New Roman" w:cs="Times New Roman"/>
+                <w:kern w:val="0"/>
+                <w:sz w:val="24"/>
+                <w:szCs w:val="24"/>
+                <w:lang w:eastAsia="en-IN"/>
+                <w14:ligatures w14:val="none"/>
+              </w:rPr>
+            </w:pPr>
+            <w:r>
+              <w:rPr>
+                <w:rFonts w:ascii="Times New Roman" w:eastAsia="Times New Roman" w:hAnsi="Times New Roman" w:cs="Times New Roman"/>
+                <w:kern w:val="0"/>
+                <w:sz w:val="24"/>
+                <w:szCs w:val="24"/>
+                <w:lang w:eastAsia="en-IN"/>
+                <w14:ligatures w14:val="none"/>
+              </w:rPr>
+              <w:t>Accuracy formulas (</w:t>
+            </w:r>
+            <w:r>
+              <w:rPr>
+                <w:rFonts w:ascii="Times New Roman" w:eastAsia="Times New Roman" w:hAnsi="Times New Roman" w:cs="Times New Roman"/>
+                <w:b/>
+                <w:bCs/>
+                <w:kern w:val="0"/>
+                <w:sz w:val="24"/>
+                <w:szCs w:val="24"/>
+                <w:lang w:eastAsia="en-IN"/>
+                <w14:ligatures w14:val="none"/>
+              </w:rPr>
+              <w:t xml:space="preserve">MAE, RMSE, </w:t>
+            </w:r>
+            <w:proofErr w:type="spellStart"/>
+            <w:r>
+              <w:rPr>
+                <w:rFonts w:ascii="Times New Roman" w:eastAsia="Times New Roman" w:hAnsi="Times New Roman" w:cs="Times New Roman"/>
+                <w:b/>
+                <w:bCs/>
+                <w:kern w:val="0"/>
+                <w:sz w:val="24"/>
+                <w:szCs w:val="24"/>
+                <w:lang w:eastAsia="en-IN"/>
+                <w14:ligatures w14:val="none"/>
+              </w:rPr>
+              <w:t>sMAPE</w:t>
+            </w:r>
+            <w:proofErr w:type="spellEnd"/>
+            <w:r>
+              <w:rPr>
+                <w:rFonts w:ascii="Times New Roman" w:eastAsia="Times New Roman" w:hAnsi="Times New Roman" w:cs="Times New Roman"/>
+                <w:kern w:val="0"/>
+                <w:sz w:val="24"/>
+                <w:szCs w:val="24"/>
+                <w:lang w:eastAsia="en-IN"/>
+                <w14:ligatures w14:val="none"/>
+              </w:rPr>
+              <w:t xml:space="preserve">) compared the reconstructed forecast </w:t>
+            </w:r>
+            <w:r>
+              <w:rPr>
+                <w:rFonts w:ascii="Times New Roman" w:eastAsia="Times New Roman" w:hAnsi="Times New Roman" w:cs="Times New Roman"/>
+                <w:kern w:val="0"/>
+                <w:sz w:val="24"/>
+                <w:szCs w:val="24"/>
+                <w:lang w:eastAsia="en-IN"/>
+                <w14:ligatures w14:val="none"/>
+              </w:rPr>
+              <w:t>(</w:t>
+            </w:r>
+            <m:oMath>
+              <m:acc>
+                <m:accPr>
+                  <m:ctrlPr>
+                    <w:rPr>
+                      <w:rFonts w:ascii="Cambria Math" w:eastAsia="Times New Roman" w:hAnsi="Cambria Math" w:cs="Times New Roman"/>
+                      <w:b/>
+                      <w:bCs/>
+                      <w:i/>
+                      <w:kern w:val="0"/>
+                      <w:sz w:val="24"/>
+                      <w:szCs w:val="24"/>
+                      <w:lang w:eastAsia="en-IN"/>
+                      <w14:ligatures w14:val="none"/>
+                    </w:rPr>
+                  </m:ctrlPr>
+                </m:accPr>
+                <m:e>
+                  <m:r>
+                    <m:rPr>
+                      <m:sty m:val="bi"/>
+                    </m:rPr>
+                    <w:rPr>
+                      <w:rFonts w:ascii="Cambria Math" w:eastAsia="Times New Roman" w:hAnsi="Cambria Math" w:cs="Times New Roman"/>
+                      <w:kern w:val="0"/>
+                      <w:sz w:val="24"/>
+                      <w:szCs w:val="24"/>
+                      <w:lang w:eastAsia="en-IN"/>
+                      <w14:ligatures w14:val="none"/>
+                    </w:rPr>
+                    <m:t>Y</m:t>
+                  </m:r>
+                </m:e>
+              </m:acc>
+            </m:oMath>
+            <w:r>
+              <w:rPr>
+                <w:rFonts w:ascii="Times New Roman" w:eastAsia="Times New Roman" w:hAnsi="Times New Roman" w:cs="Times New Roman"/>
+                <w:b/>
+                <w:bCs/>
+                <w:kern w:val="0"/>
+                <w:sz w:val="24"/>
+                <w:szCs w:val="24"/>
+                <w:vertAlign w:val="subscript"/>
+                <w:lang w:eastAsia="en-IN"/>
+                <w14:ligatures w14:val="none"/>
+              </w:rPr>
+              <w:t>cnn_test</w:t>
+            </w:r>
+            <w:r>
+              <w:rPr>
+                <w:rFonts w:ascii="Times New Roman" w:eastAsia="Times New Roman" w:hAnsi="Times New Roman" w:cs="Times New Roman"/>
+                <w:kern w:val="0"/>
+                <w:sz w:val="24"/>
+                <w:szCs w:val="24"/>
+                <w:lang w:eastAsia="en-IN"/>
+                <w14:ligatures w14:val="none"/>
+              </w:rPr>
+              <w:t xml:space="preserve">) </w:t>
+            </w:r>
+            <w:r>
+              <w:rPr>
+                <w:rFonts w:ascii="Times New Roman" w:eastAsia="Times New Roman" w:hAnsi="Times New Roman" w:cs="Times New Roman"/>
+                <w:kern w:val="0"/>
+                <w:sz w:val="24"/>
+                <w:szCs w:val="24"/>
+                <w:lang w:eastAsia="en-IN"/>
+                <w14:ligatures w14:val="none"/>
+              </w:rPr>
+              <w:t>to the true actual load (</w:t>
+            </w:r>
+            <w:proofErr w:type="spellStart"/>
+            <w:r>
+              <w:rPr>
+                <w:rFonts w:ascii="Times New Roman" w:eastAsia="Times New Roman" w:hAnsi="Times New Roman" w:cs="Times New Roman"/>
+                <w:b/>
+                <w:bCs/>
+                <w:i/>
+                <w:iCs/>
+                <w:kern w:val="0"/>
+                <w:sz w:val="24"/>
+                <w:szCs w:val="24"/>
+                <w:lang w:eastAsia="en-IN"/>
+                <w14:ligatures w14:val="none"/>
+              </w:rPr>
+              <w:t>Y</w:t>
+            </w:r>
+            <w:r>
+              <w:rPr>
+                <w:rFonts w:ascii="Times New Roman" w:eastAsia="Times New Roman" w:hAnsi="Times New Roman" w:cs="Times New Roman"/>
+                <w:b/>
+                <w:bCs/>
+                <w:kern w:val="0"/>
+                <w:sz w:val="24"/>
+                <w:szCs w:val="24"/>
+                <w:vertAlign w:val="subscript"/>
+                <w:lang w:eastAsia="en-IN"/>
+                <w14:ligatures w14:val="none"/>
+              </w:rPr>
+              <w:t>load_test</w:t>
+            </w:r>
+            <w:proofErr w:type="spellEnd"/>
+            <w:r>
+              <w:rPr>
+                <w:rFonts w:ascii="Times New Roman" w:eastAsia="Times New Roman" w:hAnsi="Times New Roman" w:cs="Times New Roman"/>
+                <w:kern w:val="0"/>
+                <w:sz w:val="24"/>
+                <w:szCs w:val="24"/>
+                <w:lang w:eastAsia="en-IN"/>
+                <w14:ligatures w14:val="none"/>
+              </w:rPr>
+              <w:t>).</w:t>
+            </w:r>
+          </w:p>
+        </w:tc>
+      </w:tr>
+    </w:tbl>
+    <w:p>
+      <w:pPr>
+        <w:spacing w:before="100" w:beforeAutospacing="1" w:after="100" w:afterAutospacing="1" w:line="240" w:lineRule="auto"/>
+        <w:rPr>
+          <w:rFonts w:ascii="Times New Roman" w:eastAsia="Times New Roman" w:hAnsi="Times New Roman" w:cs="Times New Roman"/>
+          <w:vanish/>
+          <w:kern w:val="0"/>
+          <w:sz w:val="24"/>
+          <w:szCs w:val="24"/>
+          <w:lang w:eastAsia="en-IN"/>
+          <w14:ligatures w14:val="none"/>
+        </w:rPr>
+      </w:pPr>
+    </w:p>
+    <w:tbl>
+      <w:tblPr>
+        <w:tblpPr w:leftFromText="181" w:rightFromText="181" w:vertAnchor="text" w:horzAnchor="margin" w:tblpX="-714" w:tblpY="1"/>
+        <w:tblW w:w="10649" w:type="dxa"/>
+        <w:tblCellSpacing w:w="15" w:type="dxa"/>
+        <w:tblBorders>
+          <w:top w:val="single" w:sz="4" w:space="0" w:color="auto"/>
+          <w:left w:val="single" w:sz="4" w:space="0" w:color="auto"/>
+          <w:bottom w:val="single" w:sz="4" w:space="0" w:color="auto"/>
+          <w:right w:val="single" w:sz="4" w:space="0" w:color="auto"/>
+          <w:insideH w:val="single" w:sz="4" w:space="0" w:color="auto"/>
+          <w:insideV w:val="single" w:sz="4" w:space="0" w:color="auto"/>
+        </w:tblBorders>
+        <w:tblCellMar>
+          <w:top w:w="15" w:type="dxa"/>
+          <w:left w:w="15" w:type="dxa"/>
+          <w:bottom w:w="15" w:type="dxa"/>
+          <w:right w:w="15" w:type="dxa"/>
+        </w:tblCellMar>
+        <w:tblLook w:val="04A0" w:firstRow="1" w:lastRow="0" w:firstColumn="1" w:lastColumn="0" w:noHBand="0" w:noVBand="1"/>
+      </w:tblPr>
+      <w:tblGrid>
+        <w:gridCol w:w="1555"/>
+        <w:gridCol w:w="1254"/>
+        <w:gridCol w:w="7840"/>
+      </w:tblGrid>
+      <w:tr>
+        <w:trPr>
+          <w:trHeight w:val="859"/>
+          <w:tblHeader/>
+          <w:tblCellSpacing w:w="15" w:type="dxa"/>
+        </w:trPr>
+        <w:tc>
+          <w:tcPr>
+            <w:tcW w:w="1510" w:type="dxa"/>
+            <w:vAlign w:val="center"/>
+            <w:hideMark/>
+          </w:tcPr>
+          <w:p>
+            <w:pPr>
+              <w:spacing w:before="100" w:beforeAutospacing="1" w:after="100" w:afterAutospacing="1" w:line="240" w:lineRule="auto"/>
+              <w:rPr>
+                <w:rFonts w:ascii="Times New Roman" w:eastAsia="Times New Roman" w:hAnsi="Times New Roman" w:cs="Times New Roman"/>
+                <w:kern w:val="0"/>
+                <w:sz w:val="24"/>
+                <w:szCs w:val="24"/>
+                <w:lang w:eastAsia="en-IN"/>
+                <w14:ligatures w14:val="none"/>
+              </w:rPr>
+            </w:pPr>
+            <w:r>
+              <w:rPr>
+                <w:rFonts w:ascii="Times New Roman" w:eastAsia="Times New Roman" w:hAnsi="Times New Roman" w:cs="Times New Roman"/>
+                <w:b/>
+                <w:bCs/>
+                <w:kern w:val="0"/>
+                <w:sz w:val="24"/>
+                <w:szCs w:val="24"/>
+                <w:lang w:eastAsia="en-IN"/>
+                <w14:ligatures w14:val="none"/>
+              </w:rPr>
+              <w:lastRenderedPageBreak/>
+              <w:t>Metric</w:t>
+            </w:r>
+          </w:p>
+        </w:tc>
+        <w:tc>
+          <w:tcPr>
+            <w:tcW w:w="1224" w:type="dxa"/>
+            <w:vAlign w:val="center"/>
+            <w:hideMark/>
+          </w:tcPr>
+          <w:p>
+            <w:pPr>
+              <w:spacing w:before="100" w:beforeAutospacing="1" w:after="100" w:afterAutospacing="1" w:line="240" w:lineRule="auto"/>
+              <w:rPr>
+                <w:rFonts w:ascii="Times New Roman" w:eastAsia="Times New Roman" w:hAnsi="Times New Roman" w:cs="Times New Roman"/>
+                <w:kern w:val="0"/>
+                <w:sz w:val="24"/>
+                <w:szCs w:val="24"/>
+                <w:lang w:eastAsia="en-IN"/>
+                <w14:ligatures w14:val="none"/>
+              </w:rPr>
+            </w:pPr>
+            <w:r>
+              <w:rPr>
+                <w:rFonts w:ascii="Times New Roman" w:eastAsia="Times New Roman" w:hAnsi="Times New Roman" w:cs="Times New Roman"/>
+                <w:b/>
+                <w:bCs/>
+                <w:kern w:val="0"/>
+                <w:sz w:val="24"/>
+                <w:szCs w:val="24"/>
+                <w:lang w:eastAsia="en-IN"/>
+                <w14:ligatures w14:val="none"/>
+              </w:rPr>
+              <w:t>1D-CNN Result</w:t>
+            </w:r>
+          </w:p>
+        </w:tc>
+        <w:tc>
+          <w:tcPr>
+            <w:tcW w:w="0" w:type="auto"/>
+            <w:vAlign w:val="center"/>
+            <w:hideMark/>
+          </w:tcPr>
+          <w:p>
+            <w:pPr>
+              <w:spacing w:before="100" w:beforeAutospacing="1" w:after="100" w:afterAutospacing="1" w:line="240" w:lineRule="auto"/>
+              <w:rPr>
+                <w:rFonts w:ascii="Times New Roman" w:eastAsia="Times New Roman" w:hAnsi="Times New Roman" w:cs="Times New Roman"/>
+                <w:kern w:val="0"/>
+                <w:sz w:val="24"/>
+                <w:szCs w:val="24"/>
+                <w:lang w:eastAsia="en-IN"/>
+                <w14:ligatures w14:val="none"/>
+              </w:rPr>
+            </w:pPr>
+            <w:r>
+              <w:rPr>
+                <w:rFonts w:ascii="Times New Roman" w:eastAsia="Times New Roman" w:hAnsi="Times New Roman" w:cs="Times New Roman"/>
+                <w:b/>
+                <w:bCs/>
+                <w:kern w:val="0"/>
+                <w:sz w:val="24"/>
+                <w:szCs w:val="24"/>
+                <w:lang w:eastAsia="en-IN"/>
+                <w14:ligatures w14:val="none"/>
+              </w:rPr>
+              <w:t>Comparative Interpretation</w:t>
+            </w:r>
+          </w:p>
+        </w:tc>
+      </w:tr>
+      <w:tr>
+        <w:trPr>
+          <w:trHeight w:val="840"/>
+          <w:tblCellSpacing w:w="15" w:type="dxa"/>
+        </w:trPr>
+        <w:tc>
+          <w:tcPr>
+            <w:tcW w:w="1510" w:type="dxa"/>
+            <w:vAlign w:val="center"/>
+            <w:hideMark/>
+          </w:tcPr>
+          <w:p>
+            <w:pPr>
+              <w:spacing w:before="100" w:beforeAutospacing="1" w:after="100" w:afterAutospacing="1" w:line="240" w:lineRule="auto"/>
+              <w:rPr>
+                <w:rFonts w:ascii="Times New Roman" w:eastAsia="Times New Roman" w:hAnsi="Times New Roman" w:cs="Times New Roman"/>
+                <w:kern w:val="0"/>
+                <w:sz w:val="24"/>
+                <w:szCs w:val="24"/>
+                <w:lang w:eastAsia="en-IN"/>
+                <w14:ligatures w14:val="none"/>
+              </w:rPr>
+            </w:pPr>
+            <w:r>
+              <w:rPr>
+                <w:rFonts w:ascii="Times New Roman" w:eastAsia="Times New Roman" w:hAnsi="Times New Roman" w:cs="Times New Roman"/>
+                <w:b/>
+                <w:bCs/>
+                <w:kern w:val="0"/>
+                <w:sz w:val="24"/>
+                <w:szCs w:val="24"/>
+                <w:lang w:eastAsia="en-IN"/>
+                <w14:ligatures w14:val="none"/>
+              </w:rPr>
+              <w:t>MAE (kW)</w:t>
+            </w:r>
+          </w:p>
+        </w:tc>
+        <w:tc>
+          <w:tcPr>
+            <w:tcW w:w="1224" w:type="dxa"/>
+            <w:vAlign w:val="center"/>
+            <w:hideMark/>
+          </w:tcPr>
+          <w:p>
+            <w:pPr>
+              <w:spacing w:before="100" w:beforeAutospacing="1" w:after="100" w:afterAutospacing="1" w:line="240" w:lineRule="auto"/>
+              <w:rPr>
+                <w:rFonts w:ascii="Times New Roman" w:eastAsia="Times New Roman" w:hAnsi="Times New Roman" w:cs="Times New Roman"/>
+                <w:kern w:val="0"/>
+                <w:sz w:val="24"/>
+                <w:szCs w:val="24"/>
+                <w:lang w:eastAsia="en-IN"/>
+                <w14:ligatures w14:val="none"/>
+              </w:rPr>
+            </w:pPr>
+            <w:r>
+              <w:rPr>
+                <w:rFonts w:ascii="Times New Roman" w:eastAsia="Times New Roman" w:hAnsi="Times New Roman" w:cs="Times New Roman"/>
+                <w:b/>
+                <w:bCs/>
+                <w:kern w:val="0"/>
+                <w:sz w:val="24"/>
+                <w:szCs w:val="24"/>
+                <w:lang w:eastAsia="en-IN"/>
+                <w14:ligatures w14:val="none"/>
+              </w:rPr>
+              <w:t>541.03 kW</w:t>
+            </w:r>
+          </w:p>
+        </w:tc>
+        <w:tc>
+          <w:tcPr>
+            <w:tcW w:w="0" w:type="auto"/>
+            <w:vAlign w:val="center"/>
+            <w:hideMark/>
+          </w:tcPr>
+          <w:p>
+            <w:pPr>
+              <w:spacing w:before="100" w:beforeAutospacing="1" w:after="100" w:afterAutospacing="1" w:line="240" w:lineRule="auto"/>
+              <w:rPr>
+                <w:rFonts w:ascii="Times New Roman" w:eastAsia="Times New Roman" w:hAnsi="Times New Roman" w:cs="Times New Roman"/>
+                <w:kern w:val="0"/>
+                <w:sz w:val="24"/>
+                <w:szCs w:val="24"/>
+                <w:lang w:eastAsia="en-IN"/>
+                <w14:ligatures w14:val="none"/>
+              </w:rPr>
+            </w:pPr>
+            <w:r>
+              <w:rPr>
+                <w:rFonts w:ascii="Times New Roman" w:eastAsia="Times New Roman" w:hAnsi="Times New Roman" w:cs="Times New Roman"/>
+                <w:kern w:val="0"/>
+                <w:sz w:val="24"/>
+                <w:szCs w:val="24"/>
+                <w:lang w:eastAsia="en-IN"/>
+                <w14:ligatures w14:val="none"/>
+              </w:rPr>
+              <w:t xml:space="preserve">The </w:t>
+            </w:r>
+            <w:r>
+              <w:rPr>
+                <w:rFonts w:ascii="Times New Roman" w:eastAsia="Times New Roman" w:hAnsi="Times New Roman" w:cs="Times New Roman"/>
+                <w:b/>
+                <w:bCs/>
+                <w:kern w:val="0"/>
+                <w:sz w:val="24"/>
+                <w:szCs w:val="24"/>
+                <w:lang w:eastAsia="en-IN"/>
+                <w14:ligatures w14:val="none"/>
+              </w:rPr>
+              <w:t>lowest average error</w:t>
+            </w:r>
+            <w:r>
+              <w:rPr>
+                <w:rFonts w:ascii="Times New Roman" w:eastAsia="Times New Roman" w:hAnsi="Times New Roman" w:cs="Times New Roman"/>
+                <w:kern w:val="0"/>
+                <w:sz w:val="24"/>
+                <w:szCs w:val="24"/>
+                <w:lang w:eastAsia="en-IN"/>
+                <w14:ligatures w14:val="none"/>
+              </w:rPr>
+              <w:t xml:space="preserve"> of all models, indicating superior precision in typical forecasts.</w:t>
+            </w:r>
+          </w:p>
+        </w:tc>
+      </w:tr>
+      <w:tr>
+        <w:trPr>
+          <w:trHeight w:val="859"/>
+          <w:tblCellSpacing w:w="15" w:type="dxa"/>
+        </w:trPr>
+        <w:tc>
+          <w:tcPr>
+            <w:tcW w:w="1510" w:type="dxa"/>
+            <w:vAlign w:val="center"/>
+            <w:hideMark/>
+          </w:tcPr>
+          <w:p>
+            <w:pPr>
+              <w:spacing w:before="100" w:beforeAutospacing="1" w:after="100" w:afterAutospacing="1" w:line="240" w:lineRule="auto"/>
+              <w:rPr>
+                <w:rFonts w:ascii="Times New Roman" w:eastAsia="Times New Roman" w:hAnsi="Times New Roman" w:cs="Times New Roman"/>
+                <w:kern w:val="0"/>
+                <w:sz w:val="24"/>
+                <w:szCs w:val="24"/>
+                <w:lang w:eastAsia="en-IN"/>
+                <w14:ligatures w14:val="none"/>
+              </w:rPr>
+            </w:pPr>
+            <w:r>
+              <w:rPr>
+                <w:rFonts w:ascii="Times New Roman" w:eastAsia="Times New Roman" w:hAnsi="Times New Roman" w:cs="Times New Roman"/>
+                <w:b/>
+                <w:bCs/>
+                <w:kern w:val="0"/>
+                <w:sz w:val="24"/>
+                <w:szCs w:val="24"/>
+                <w:lang w:eastAsia="en-IN"/>
+                <w14:ligatures w14:val="none"/>
+              </w:rPr>
+              <w:t>RMSE (kW)</w:t>
+            </w:r>
+          </w:p>
+        </w:tc>
+        <w:tc>
+          <w:tcPr>
+            <w:tcW w:w="1224" w:type="dxa"/>
+            <w:vAlign w:val="center"/>
+            <w:hideMark/>
+          </w:tcPr>
+          <w:p>
+            <w:pPr>
+              <w:spacing w:before="100" w:beforeAutospacing="1" w:after="100" w:afterAutospacing="1" w:line="240" w:lineRule="auto"/>
+              <w:rPr>
+                <w:rFonts w:ascii="Times New Roman" w:eastAsia="Times New Roman" w:hAnsi="Times New Roman" w:cs="Times New Roman"/>
+                <w:kern w:val="0"/>
+                <w:sz w:val="24"/>
+                <w:szCs w:val="24"/>
+                <w:lang w:eastAsia="en-IN"/>
+                <w14:ligatures w14:val="none"/>
+              </w:rPr>
+            </w:pPr>
+            <w:r>
+              <w:rPr>
+                <w:rFonts w:ascii="Times New Roman" w:eastAsia="Times New Roman" w:hAnsi="Times New Roman" w:cs="Times New Roman"/>
+                <w:b/>
+                <w:bCs/>
+                <w:kern w:val="0"/>
+                <w:sz w:val="24"/>
+                <w:szCs w:val="24"/>
+                <w:lang w:eastAsia="en-IN"/>
+                <w14:ligatures w14:val="none"/>
+              </w:rPr>
+              <w:t>747.27 kW</w:t>
+            </w:r>
+          </w:p>
+        </w:tc>
+        <w:tc>
+          <w:tcPr>
+            <w:tcW w:w="0" w:type="auto"/>
+            <w:vAlign w:val="center"/>
+            <w:hideMark/>
+          </w:tcPr>
+          <w:p>
+            <w:pPr>
+              <w:spacing w:before="100" w:beforeAutospacing="1" w:after="100" w:afterAutospacing="1" w:line="240" w:lineRule="auto"/>
+              <w:rPr>
+                <w:rFonts w:ascii="Times New Roman" w:eastAsia="Times New Roman" w:hAnsi="Times New Roman" w:cs="Times New Roman"/>
+                <w:kern w:val="0"/>
+                <w:sz w:val="24"/>
+                <w:szCs w:val="24"/>
+                <w:lang w:eastAsia="en-IN"/>
+                <w14:ligatures w14:val="none"/>
+              </w:rPr>
+            </w:pPr>
+            <w:r>
+              <w:rPr>
+                <w:rFonts w:ascii="Times New Roman" w:eastAsia="Times New Roman" w:hAnsi="Times New Roman" w:cs="Times New Roman"/>
+                <w:kern w:val="0"/>
+                <w:sz w:val="24"/>
+                <w:szCs w:val="24"/>
+                <w:lang w:eastAsia="en-IN"/>
+                <w14:ligatures w14:val="none"/>
+              </w:rPr>
+              <w:t xml:space="preserve">The </w:t>
+            </w:r>
+            <w:r>
+              <w:rPr>
+                <w:rFonts w:ascii="Times New Roman" w:eastAsia="Times New Roman" w:hAnsi="Times New Roman" w:cs="Times New Roman"/>
+                <w:b/>
+                <w:bCs/>
+                <w:kern w:val="0"/>
+                <w:sz w:val="24"/>
+                <w:szCs w:val="24"/>
+                <w:lang w:eastAsia="en-IN"/>
+                <w14:ligatures w14:val="none"/>
+              </w:rPr>
+              <w:t>lowest RMSE</w:t>
+            </w:r>
+            <w:r>
+              <w:rPr>
+                <w:rFonts w:ascii="Times New Roman" w:eastAsia="Times New Roman" w:hAnsi="Times New Roman" w:cs="Times New Roman"/>
+                <w:kern w:val="0"/>
+                <w:sz w:val="24"/>
+                <w:szCs w:val="24"/>
+                <w:lang w:eastAsia="en-IN"/>
+                <w14:ligatures w14:val="none"/>
+              </w:rPr>
+              <w:t>, confirming the CNN handled large, unpredictable residual spikes significantly better than even the best boosting models.</w:t>
+            </w:r>
+          </w:p>
+        </w:tc>
+      </w:tr>
+      <w:tr>
+        <w:trPr>
+          <w:trHeight w:val="1700"/>
+          <w:tblCellSpacing w:w="15" w:type="dxa"/>
+        </w:trPr>
+        <w:tc>
+          <w:tcPr>
+            <w:tcW w:w="1510" w:type="dxa"/>
+            <w:vAlign w:val="center"/>
+            <w:hideMark/>
+          </w:tcPr>
+          <w:p>
+            <w:pPr>
+              <w:spacing w:before="100" w:beforeAutospacing="1" w:after="100" w:afterAutospacing="1" w:line="240" w:lineRule="auto"/>
+              <w:rPr>
+                <w:rFonts w:ascii="Times New Roman" w:eastAsia="Times New Roman" w:hAnsi="Times New Roman" w:cs="Times New Roman"/>
+                <w:kern w:val="0"/>
+                <w:sz w:val="24"/>
+                <w:szCs w:val="24"/>
+                <w:lang w:eastAsia="en-IN"/>
+                <w14:ligatures w14:val="none"/>
+              </w:rPr>
+            </w:pPr>
+            <w:proofErr w:type="spellStart"/>
+            <w:r>
+              <w:rPr>
+                <w:rFonts w:ascii="Times New Roman" w:eastAsia="Times New Roman" w:hAnsi="Times New Roman" w:cs="Times New Roman"/>
+                <w:b/>
+                <w:bCs/>
+                <w:kern w:val="0"/>
+                <w:sz w:val="24"/>
+                <w:szCs w:val="24"/>
+                <w:lang w:eastAsia="en-IN"/>
+                <w14:ligatures w14:val="none"/>
+              </w:rPr>
+              <w:t>sMAPE</w:t>
+            </w:r>
+            <w:proofErr w:type="spellEnd"/>
+            <w:r>
+              <w:rPr>
+                <w:rFonts w:ascii="Times New Roman" w:eastAsia="Times New Roman" w:hAnsi="Times New Roman" w:cs="Times New Roman"/>
+                <w:b/>
+                <w:bCs/>
+                <w:kern w:val="0"/>
+                <w:sz w:val="24"/>
+                <w:szCs w:val="24"/>
+                <w:lang w:eastAsia="en-IN"/>
+                <w14:ligatures w14:val="none"/>
+              </w:rPr>
+              <w:t xml:space="preserve"> (%)</w:t>
+            </w:r>
+          </w:p>
+        </w:tc>
+        <w:tc>
+          <w:tcPr>
+            <w:tcW w:w="1224" w:type="dxa"/>
+            <w:vAlign w:val="center"/>
+            <w:hideMark/>
+          </w:tcPr>
+          <w:p>
+            <w:pPr>
+              <w:spacing w:before="100" w:beforeAutospacing="1" w:after="100" w:afterAutospacing="1" w:line="240" w:lineRule="auto"/>
+              <w:rPr>
+                <w:rFonts w:ascii="Times New Roman" w:eastAsia="Times New Roman" w:hAnsi="Times New Roman" w:cs="Times New Roman"/>
+                <w:kern w:val="0"/>
+                <w:sz w:val="24"/>
+                <w:szCs w:val="24"/>
+                <w:lang w:eastAsia="en-IN"/>
+                <w14:ligatures w14:val="none"/>
+              </w:rPr>
+            </w:pPr>
+            <w:r>
+              <w:rPr>
+                <w:rFonts w:ascii="Times New Roman" w:eastAsia="Times New Roman" w:hAnsi="Times New Roman" w:cs="Times New Roman"/>
+                <w:b/>
+                <w:bCs/>
+                <w:kern w:val="0"/>
+                <w:sz w:val="24"/>
+                <w:szCs w:val="24"/>
+                <w:lang w:eastAsia="en-IN"/>
+                <w14:ligatures w14:val="none"/>
+              </w:rPr>
+              <w:t>1.04%</w:t>
+            </w:r>
+          </w:p>
+        </w:tc>
+        <w:tc>
+          <w:tcPr>
+            <w:tcW w:w="0" w:type="auto"/>
+            <w:vAlign w:val="center"/>
+            <w:hideMark/>
+          </w:tcPr>
+          <w:p>
+            <w:pPr>
+              <w:spacing w:before="100" w:beforeAutospacing="1" w:after="100" w:afterAutospacing="1" w:line="240" w:lineRule="auto"/>
+              <w:rPr>
+                <w:rFonts w:ascii="Times New Roman" w:eastAsia="Times New Roman" w:hAnsi="Times New Roman" w:cs="Times New Roman"/>
+                <w:kern w:val="0"/>
+                <w:sz w:val="24"/>
+                <w:szCs w:val="24"/>
+                <w:lang w:eastAsia="en-IN"/>
+                <w14:ligatures w14:val="none"/>
+              </w:rPr>
+            </w:pPr>
+            <w:r>
+              <w:rPr>
+                <w:rFonts w:ascii="Times New Roman" w:eastAsia="Times New Roman" w:hAnsi="Times New Roman" w:cs="Times New Roman"/>
+                <w:kern w:val="0"/>
+                <w:sz w:val="24"/>
+                <w:szCs w:val="24"/>
+                <w:lang w:eastAsia="en-IN"/>
+                <w14:ligatures w14:val="none"/>
+              </w:rPr>
+              <w:t xml:space="preserve">The </w:t>
+            </w:r>
+            <w:r>
+              <w:rPr>
+                <w:rFonts w:ascii="Times New Roman" w:eastAsia="Times New Roman" w:hAnsi="Times New Roman" w:cs="Times New Roman"/>
+                <w:b/>
+                <w:bCs/>
+                <w:kern w:val="0"/>
+                <w:sz w:val="24"/>
+                <w:szCs w:val="24"/>
+                <w:lang w:eastAsia="en-IN"/>
+                <w14:ligatures w14:val="none"/>
+              </w:rPr>
+              <w:t>best overall accuracy</w:t>
+            </w:r>
+            <w:r>
+              <w:rPr>
+                <w:rFonts w:ascii="Times New Roman" w:eastAsia="Times New Roman" w:hAnsi="Times New Roman" w:cs="Times New Roman"/>
+                <w:kern w:val="0"/>
+                <w:sz w:val="24"/>
+                <w:szCs w:val="24"/>
+                <w:lang w:eastAsia="en-IN"/>
+                <w14:ligatures w14:val="none"/>
+              </w:rPr>
+              <w:t xml:space="preserve">. An </w:t>
+            </w:r>
+            <w:proofErr w:type="spellStart"/>
+            <w:r>
+              <w:rPr>
+                <w:rFonts w:ascii="Times New Roman" w:eastAsia="Times New Roman" w:hAnsi="Times New Roman" w:cs="Times New Roman"/>
+                <w:kern w:val="0"/>
+                <w:sz w:val="24"/>
+                <w:szCs w:val="24"/>
+                <w:lang w:eastAsia="en-IN"/>
+                <w14:ligatures w14:val="none"/>
+              </w:rPr>
+              <w:t>sMAPE</w:t>
+            </w:r>
+            <w:proofErr w:type="spellEnd"/>
+            <w:r>
+              <w:rPr>
+                <w:rFonts w:ascii="Times New Roman" w:eastAsia="Times New Roman" w:hAnsi="Times New Roman" w:cs="Times New Roman"/>
+                <w:kern w:val="0"/>
+                <w:sz w:val="24"/>
+                <w:szCs w:val="24"/>
+                <w:lang w:eastAsia="en-IN"/>
+                <w14:ligatures w14:val="none"/>
+              </w:rPr>
+              <w:t xml:space="preserve"> near 1% represents exceptional, state-of-the-art performance for this high-frequency load forecasting task, definitively outperforming the 1.85% </w:t>
+            </w:r>
+            <w:proofErr w:type="spellStart"/>
+            <w:r>
+              <w:rPr>
+                <w:rFonts w:ascii="Times New Roman" w:eastAsia="Times New Roman" w:hAnsi="Times New Roman" w:cs="Times New Roman"/>
+                <w:kern w:val="0"/>
+                <w:sz w:val="24"/>
+                <w:szCs w:val="24"/>
+                <w:lang w:eastAsia="en-IN"/>
+                <w14:ligatures w14:val="none"/>
+              </w:rPr>
+              <w:t>sMAPE</w:t>
+            </w:r>
+            <w:proofErr w:type="spellEnd"/>
+            <w:r>
+              <w:rPr>
+                <w:rFonts w:ascii="Times New Roman" w:eastAsia="Times New Roman" w:hAnsi="Times New Roman" w:cs="Times New Roman"/>
+                <w:kern w:val="0"/>
+                <w:sz w:val="24"/>
+                <w:szCs w:val="24"/>
+                <w:lang w:eastAsia="en-IN"/>
+                <w14:ligatures w14:val="none"/>
+              </w:rPr>
+              <w:t xml:space="preserve"> of the </w:t>
+            </w:r>
+            <w:proofErr w:type="spellStart"/>
+            <w:r>
+              <w:rPr>
+                <w:rFonts w:ascii="Times New Roman" w:eastAsia="Times New Roman" w:hAnsi="Times New Roman" w:cs="Times New Roman"/>
+                <w:kern w:val="0"/>
+                <w:sz w:val="24"/>
+                <w:szCs w:val="24"/>
+                <w:lang w:eastAsia="en-IN"/>
+                <w14:ligatures w14:val="none"/>
+              </w:rPr>
+              <w:t>LightGBM</w:t>
+            </w:r>
+            <w:proofErr w:type="spellEnd"/>
+            <w:r>
+              <w:rPr>
+                <w:rFonts w:ascii="Times New Roman" w:eastAsia="Times New Roman" w:hAnsi="Times New Roman" w:cs="Times New Roman"/>
+                <w:kern w:val="0"/>
+                <w:sz w:val="24"/>
+                <w:szCs w:val="24"/>
+                <w:lang w:eastAsia="en-IN"/>
+                <w14:ligatures w14:val="none"/>
+              </w:rPr>
+              <w:t xml:space="preserve"> hybrid.</w:t>
+            </w:r>
+          </w:p>
+        </w:tc>
+      </w:tr>
+    </w:tbl>
+    <w:p>
+      <w:pPr>
+        <w:spacing w:before="100" w:beforeAutospacing="1" w:after="100" w:afterAutospacing="1" w:line="240" w:lineRule="auto"/>
+        <w:rPr>
+          <w:rFonts w:ascii="Times New Roman" w:eastAsia="Times New Roman" w:hAnsi="Times New Roman" w:cs="Times New Roman"/>
+          <w:b/>
+          <w:bCs/>
+          <w:kern w:val="0"/>
+          <w:sz w:val="24"/>
+          <w:szCs w:val="24"/>
+          <w:lang w:eastAsia="en-IN"/>
+          <w14:ligatures w14:val="none"/>
+        </w:rPr>
+      </w:pPr>
+    </w:p>
+    <w:p>
+      <w:pPr>
+        <w:spacing w:before="100" w:beforeAutospacing="1" w:after="100" w:afterAutospacing="1" w:line="240" w:lineRule="auto"/>
+        <w:rPr>
+          <w:rFonts w:ascii="Times New Roman" w:eastAsia="Times New Roman" w:hAnsi="Times New Roman" w:cs="Times New Roman"/>
+          <w:b/>
+          <w:bCs/>
+          <w:kern w:val="0"/>
+          <w:sz w:val="24"/>
+          <w:szCs w:val="24"/>
+          <w:lang w:eastAsia="en-IN"/>
+          <w14:ligatures w14:val="none"/>
+        </w:rPr>
+      </w:pPr>
+      <w:r>
+        <w:rPr>
+          <w:rFonts w:ascii="Times New Roman" w:eastAsia="Times New Roman" w:hAnsi="Times New Roman" w:cs="Times New Roman"/>
+          <w:b/>
+          <w:bCs/>
+          <w:kern w:val="0"/>
+          <w:sz w:val="24"/>
+          <w:szCs w:val="24"/>
+          <w:lang w:eastAsia="en-IN"/>
+          <w14:ligatures w14:val="none"/>
+        </w:rPr>
+        <w:t>Final Comparative Conclusion</w:t>
+      </w:r>
+    </w:p>
+    <w:p>
+      <w:pPr>
+        <w:spacing w:before="100" w:beforeAutospacing="1" w:after="100" w:afterAutospacing="1" w:line="240" w:lineRule="auto"/>
+        <w:rPr>
+          <w:rFonts w:ascii="Times New Roman" w:eastAsia="Times New Roman" w:hAnsi="Times New Roman" w:cs="Times New Roman"/>
+          <w:kern w:val="0"/>
+          <w:sz w:val="24"/>
+          <w:szCs w:val="24"/>
+          <w:lang w:eastAsia="en-IN"/>
+          <w14:ligatures w14:val="none"/>
+        </w:rPr>
+      </w:pPr>
+      <w:r>
+        <w:rPr>
+          <w:rFonts w:ascii="Times New Roman" w:eastAsia="Times New Roman" w:hAnsi="Times New Roman" w:cs="Times New Roman"/>
+          <w:kern w:val="0"/>
+          <w:sz w:val="24"/>
+          <w:szCs w:val="24"/>
+          <w:lang w:eastAsia="en-IN"/>
+          <w14:ligatures w14:val="none"/>
+        </w:rPr>
+        <w:t xml:space="preserve">The </w:t>
+      </w:r>
+      <w:r>
+        <w:rPr>
+          <w:rFonts w:ascii="Times New Roman" w:eastAsia="Times New Roman" w:hAnsi="Times New Roman" w:cs="Times New Roman"/>
+          <w:b/>
+          <w:bCs/>
+          <w:kern w:val="0"/>
+          <w:sz w:val="24"/>
+          <w:szCs w:val="24"/>
+          <w:lang w:eastAsia="en-IN"/>
+          <w14:ligatures w14:val="none"/>
+        </w:rPr>
+        <w:t>STL + 1D-CNN</w:t>
+      </w:r>
+      <w:r>
+        <w:rPr>
+          <w:rFonts w:ascii="Times New Roman" w:eastAsia="Times New Roman" w:hAnsi="Times New Roman" w:cs="Times New Roman"/>
+          <w:kern w:val="0"/>
+          <w:sz w:val="24"/>
+          <w:szCs w:val="24"/>
+          <w:lang w:eastAsia="en-IN"/>
+          <w14:ligatures w14:val="none"/>
+        </w:rPr>
+        <w:t xml:space="preserve"> model is unequivocally the </w:t>
+      </w:r>
+      <w:r>
+        <w:rPr>
+          <w:rFonts w:ascii="Times New Roman" w:eastAsia="Times New Roman" w:hAnsi="Times New Roman" w:cs="Times New Roman"/>
+          <w:b/>
+          <w:bCs/>
+          <w:kern w:val="0"/>
+          <w:sz w:val="24"/>
+          <w:szCs w:val="24"/>
+          <w:lang w:eastAsia="en-IN"/>
+          <w14:ligatures w14:val="none"/>
+        </w:rPr>
+        <w:t>best-performing model</w:t>
+      </w:r>
+      <w:r>
+        <w:rPr>
+          <w:rFonts w:ascii="Times New Roman" w:eastAsia="Times New Roman" w:hAnsi="Times New Roman" w:cs="Times New Roman"/>
+          <w:kern w:val="0"/>
+          <w:sz w:val="24"/>
+          <w:szCs w:val="24"/>
+          <w:lang w:eastAsia="en-IN"/>
+          <w14:ligatures w14:val="none"/>
+        </w:rPr>
+        <w:t xml:space="preserve"> developed in this research, demonstrating the power of Deep Learning architectures, when correctly configured with GPU acceleration, to capture complex temporal dependencies in the residual component of the load series more effectively than traditional Machine Learning or Classical statistical methods.</w:t>
+      </w:r>
     </w:p>
     <w:p>
       <w:pPr>

--- a/ipynb_file_cell_explaination.docx
+++ b/ipynb_file_cell_explaination.docx
@@ -20448,6 +20448,3754 @@
           <w14:ligatures w14:val="none"/>
         </w:rPr>
         <w:t xml:space="preserve"> developed in this research, demonstrating the power of Deep Learning architectures, when correctly configured with GPU acceleration, to capture complex temporal dependencies in the residual component of the load series more effectively than traditional Machine Learning or Classical statistical methods.</w:t>
+      </w:r>
+    </w:p>
+    <w:p>
+      <w:pPr>
+        <w:spacing w:before="100" w:beforeAutospacing="1" w:after="100" w:afterAutospacing="1" w:line="240" w:lineRule="auto"/>
+        <w:rPr>
+          <w:rFonts w:ascii="Times New Roman" w:eastAsia="Times New Roman" w:hAnsi="Times New Roman" w:cs="Times New Roman"/>
+          <w:kern w:val="0"/>
+          <w:sz w:val="24"/>
+          <w:szCs w:val="24"/>
+          <w:lang w:eastAsia="en-IN"/>
+          <w14:ligatures w14:val="none"/>
+        </w:rPr>
+      </w:pPr>
+    </w:p>
+    <w:p>
+      <w:pPr>
+        <w:spacing w:before="100" w:beforeAutospacing="1" w:after="100" w:afterAutospacing="1" w:line="240" w:lineRule="auto"/>
+        <w:rPr>
+          <w:rFonts w:ascii="Times New Roman" w:eastAsia="Times New Roman" w:hAnsi="Times New Roman" w:cs="Times New Roman"/>
+          <w:kern w:val="0"/>
+          <w:sz w:val="24"/>
+          <w:szCs w:val="24"/>
+          <w:lang w:eastAsia="en-IN"/>
+          <w14:ligatures w14:val="none"/>
+        </w:rPr>
+      </w:pPr>
+    </w:p>
+    <w:p>
+      <w:pPr>
+        <w:spacing w:before="100" w:beforeAutospacing="1" w:after="100" w:afterAutospacing="1" w:line="240" w:lineRule="auto"/>
+        <w:rPr>
+          <w:rFonts w:ascii="Times New Roman" w:eastAsia="Times New Roman" w:hAnsi="Times New Roman" w:cs="Times New Roman"/>
+          <w:kern w:val="0"/>
+          <w:sz w:val="24"/>
+          <w:szCs w:val="24"/>
+          <w:lang w:eastAsia="en-IN"/>
+          <w14:ligatures w14:val="none"/>
+        </w:rPr>
+      </w:pPr>
+    </w:p>
+    <w:p>
+      <w:pPr>
+        <w:spacing w:before="100" w:beforeAutospacing="1" w:after="100" w:afterAutospacing="1" w:line="240" w:lineRule="auto"/>
+        <w:rPr>
+          <w:rFonts w:ascii="Times New Roman" w:eastAsia="Times New Roman" w:hAnsi="Times New Roman" w:cs="Times New Roman"/>
+          <w:kern w:val="0"/>
+          <w:sz w:val="24"/>
+          <w:szCs w:val="24"/>
+          <w:lang w:eastAsia="en-IN"/>
+          <w14:ligatures w14:val="none"/>
+        </w:rPr>
+      </w:pPr>
+    </w:p>
+    <w:p>
+      <w:pPr>
+        <w:spacing w:before="100" w:beforeAutospacing="1" w:after="100" w:afterAutospacing="1" w:line="240" w:lineRule="auto"/>
+        <w:rPr>
+          <w:rFonts w:ascii="Times New Roman" w:eastAsia="Times New Roman" w:hAnsi="Times New Roman" w:cs="Times New Roman"/>
+          <w:kern w:val="0"/>
+          <w:sz w:val="24"/>
+          <w:szCs w:val="24"/>
+          <w:lang w:eastAsia="en-IN"/>
+          <w14:ligatures w14:val="none"/>
+        </w:rPr>
+      </w:pPr>
+    </w:p>
+    <w:p>
+      <w:pPr>
+        <w:spacing w:before="100" w:beforeAutospacing="1" w:after="100" w:afterAutospacing="1" w:line="240" w:lineRule="auto"/>
+        <w:rPr>
+          <w:rFonts w:ascii="Times New Roman" w:eastAsia="Times New Roman" w:hAnsi="Times New Roman" w:cs="Times New Roman"/>
+          <w:kern w:val="0"/>
+          <w:sz w:val="24"/>
+          <w:szCs w:val="24"/>
+          <w:lang w:eastAsia="en-IN"/>
+          <w14:ligatures w14:val="none"/>
+        </w:rPr>
+      </w:pPr>
+    </w:p>
+    <w:p>
+      <w:pPr>
+        <w:spacing w:before="100" w:beforeAutospacing="1" w:after="100" w:afterAutospacing="1" w:line="240" w:lineRule="auto"/>
+        <w:rPr>
+          <w:rFonts w:ascii="Times New Roman" w:eastAsia="Times New Roman" w:hAnsi="Times New Roman" w:cs="Times New Roman"/>
+          <w:kern w:val="0"/>
+          <w:sz w:val="24"/>
+          <w:szCs w:val="24"/>
+          <w:lang w:eastAsia="en-IN"/>
+          <w14:ligatures w14:val="none"/>
+        </w:rPr>
+      </w:pPr>
+    </w:p>
+    <w:p>
+      <w:pPr>
+        <w:spacing w:before="100" w:beforeAutospacing="1" w:after="100" w:afterAutospacing="1" w:line="240" w:lineRule="auto"/>
+        <w:rPr>
+          <w:rFonts w:ascii="Times New Roman" w:eastAsia="Times New Roman" w:hAnsi="Times New Roman" w:cs="Times New Roman"/>
+          <w:kern w:val="0"/>
+          <w:sz w:val="24"/>
+          <w:szCs w:val="24"/>
+          <w:lang w:eastAsia="en-IN"/>
+          <w14:ligatures w14:val="none"/>
+        </w:rPr>
+      </w:pPr>
+    </w:p>
+    <w:p>
+      <w:pPr>
+        <w:spacing w:before="100" w:beforeAutospacing="1" w:after="100" w:afterAutospacing="1" w:line="240" w:lineRule="auto"/>
+        <w:rPr>
+          <w:rFonts w:ascii="Times New Roman" w:eastAsia="Times New Roman" w:hAnsi="Times New Roman" w:cs="Times New Roman"/>
+          <w:kern w:val="0"/>
+          <w:sz w:val="24"/>
+          <w:szCs w:val="24"/>
+          <w:lang w:eastAsia="en-IN"/>
+          <w14:ligatures w14:val="none"/>
+        </w:rPr>
+      </w:pPr>
+    </w:p>
+    <w:p>
+      <w:pPr>
+        <w:spacing w:before="100" w:beforeAutospacing="1" w:after="100" w:afterAutospacing="1" w:line="240" w:lineRule="auto"/>
+        <w:rPr>
+          <w:rFonts w:ascii="Times New Roman" w:eastAsia="Times New Roman" w:hAnsi="Times New Roman" w:cs="Times New Roman"/>
+          <w:kern w:val="0"/>
+          <w:sz w:val="24"/>
+          <w:szCs w:val="24"/>
+          <w:lang w:eastAsia="en-IN"/>
+          <w14:ligatures w14:val="none"/>
+        </w:rPr>
+      </w:pPr>
+    </w:p>
+    <w:p>
+      <w:pPr>
+        <w:spacing w:before="100" w:beforeAutospacing="1" w:after="100" w:afterAutospacing="1" w:line="240" w:lineRule="auto"/>
+        <w:rPr>
+          <w:rFonts w:ascii="Times New Roman" w:eastAsia="Times New Roman" w:hAnsi="Times New Roman" w:cs="Times New Roman"/>
+          <w:kern w:val="0"/>
+          <w:sz w:val="24"/>
+          <w:szCs w:val="24"/>
+          <w:lang w:eastAsia="en-IN"/>
+          <w14:ligatures w14:val="none"/>
+        </w:rPr>
+      </w:pPr>
+    </w:p>
+    <w:p>
+      <w:pPr>
+        <w:spacing w:before="100" w:beforeAutospacing="1" w:after="100" w:afterAutospacing="1" w:line="240" w:lineRule="auto"/>
+        <w:rPr>
+          <w:rFonts w:ascii="Times New Roman" w:eastAsia="Times New Roman" w:hAnsi="Times New Roman" w:cs="Times New Roman"/>
+          <w:kern w:val="0"/>
+          <w:sz w:val="24"/>
+          <w:szCs w:val="24"/>
+          <w:lang w:eastAsia="en-IN"/>
+          <w14:ligatures w14:val="none"/>
+        </w:rPr>
+      </w:pPr>
+    </w:p>
+    <w:p>
+      <w:pPr>
+        <w:spacing w:before="100" w:beforeAutospacing="1" w:after="100" w:afterAutospacing="1" w:line="240" w:lineRule="auto"/>
+        <w:rPr>
+          <w:rFonts w:ascii="Times New Roman" w:eastAsia="Times New Roman" w:hAnsi="Times New Roman" w:cs="Times New Roman"/>
+          <w:b/>
+          <w:bCs/>
+          <w:kern w:val="0"/>
+          <w:sz w:val="28"/>
+          <w:szCs w:val="28"/>
+          <w:lang w:eastAsia="en-IN"/>
+          <w14:ligatures w14:val="none"/>
+        </w:rPr>
+      </w:pPr>
+      <w:r>
+        <w:rPr>
+          <w:rFonts w:ascii="Times New Roman" w:eastAsia="Times New Roman" w:hAnsi="Times New Roman" w:cs="Times New Roman"/>
+          <w:b/>
+          <w:bCs/>
+          <w:kern w:val="0"/>
+          <w:sz w:val="28"/>
+          <w:szCs w:val="28"/>
+          <w:lang w:eastAsia="en-IN"/>
+          <w14:ligatures w14:val="none"/>
+        </w:rPr>
+        <w:lastRenderedPageBreak/>
+        <w:t>Step 14: Explainability (XAI) Setup &amp; SHAP Calculation (</w:t>
+      </w:r>
+      <w:proofErr w:type="spellStart"/>
+      <w:r>
+        <w:rPr>
+          <w:rFonts w:ascii="Times New Roman" w:eastAsia="Times New Roman" w:hAnsi="Times New Roman" w:cs="Times New Roman"/>
+          <w:b/>
+          <w:bCs/>
+          <w:kern w:val="0"/>
+          <w:sz w:val="28"/>
+          <w:szCs w:val="28"/>
+          <w:lang w:eastAsia="en-IN"/>
+          <w14:ligatures w14:val="none"/>
+        </w:rPr>
+        <w:t>LightGBM</w:t>
+      </w:r>
+      <w:proofErr w:type="spellEnd"/>
+      <w:r>
+        <w:rPr>
+          <w:rFonts w:ascii="Times New Roman" w:eastAsia="Times New Roman" w:hAnsi="Times New Roman" w:cs="Times New Roman"/>
+          <w:b/>
+          <w:bCs/>
+          <w:kern w:val="0"/>
+          <w:sz w:val="28"/>
+          <w:szCs w:val="28"/>
+          <w:lang w:eastAsia="en-IN"/>
+          <w14:ligatures w14:val="none"/>
+        </w:rPr>
+        <w:t>)</w:t>
+      </w:r>
+    </w:p>
+    <w:p>
+      <w:pPr>
+        <w:spacing w:before="100" w:beforeAutospacing="1" w:after="100" w:afterAutospacing="1" w:line="240" w:lineRule="auto"/>
+        <w:rPr>
+          <w:rFonts w:ascii="Times New Roman" w:eastAsia="Times New Roman" w:hAnsi="Times New Roman" w:cs="Times New Roman"/>
+          <w:kern w:val="0"/>
+          <w:sz w:val="24"/>
+          <w:szCs w:val="24"/>
+          <w:lang w:eastAsia="en-IN"/>
+          <w14:ligatures w14:val="none"/>
+        </w:rPr>
+      </w:pPr>
+      <w:r>
+        <w:rPr>
+          <w:rFonts w:ascii="Times New Roman" w:eastAsia="Times New Roman" w:hAnsi="Times New Roman" w:cs="Times New Roman"/>
+          <w:kern w:val="0"/>
+          <w:sz w:val="24"/>
+          <w:szCs w:val="24"/>
+          <w:lang w:eastAsia="en-IN"/>
+          <w14:ligatures w14:val="none"/>
+        </w:rPr>
+        <w:t>The goal of this step is to apply SHAP (</w:t>
+      </w:r>
+      <w:proofErr w:type="spellStart"/>
+      <w:r>
+        <w:rPr>
+          <w:rFonts w:ascii="Times New Roman" w:eastAsia="Times New Roman" w:hAnsi="Times New Roman" w:cs="Times New Roman"/>
+          <w:kern w:val="0"/>
+          <w:sz w:val="24"/>
+          <w:szCs w:val="24"/>
+          <w:lang w:eastAsia="en-IN"/>
+          <w14:ligatures w14:val="none"/>
+        </w:rPr>
+        <w:t>SHapley</w:t>
+      </w:r>
+      <w:proofErr w:type="spellEnd"/>
+      <w:r>
+        <w:rPr>
+          <w:rFonts w:ascii="Times New Roman" w:eastAsia="Times New Roman" w:hAnsi="Times New Roman" w:cs="Times New Roman"/>
+          <w:kern w:val="0"/>
+          <w:sz w:val="24"/>
+          <w:szCs w:val="24"/>
+          <w:lang w:eastAsia="en-IN"/>
+          <w14:ligatures w14:val="none"/>
+        </w:rPr>
+        <w:t xml:space="preserve"> Additive </w:t>
+      </w:r>
+      <w:proofErr w:type="spellStart"/>
+      <w:r>
+        <w:rPr>
+          <w:rFonts w:ascii="Times New Roman" w:eastAsia="Times New Roman" w:hAnsi="Times New Roman" w:cs="Times New Roman"/>
+          <w:kern w:val="0"/>
+          <w:sz w:val="24"/>
+          <w:szCs w:val="24"/>
+          <w:lang w:eastAsia="en-IN"/>
+          <w14:ligatures w14:val="none"/>
+        </w:rPr>
+        <w:t>exPlanations</w:t>
+      </w:r>
+      <w:proofErr w:type="spellEnd"/>
+      <w:r>
+        <w:rPr>
+          <w:rFonts w:ascii="Times New Roman" w:eastAsia="Times New Roman" w:hAnsi="Times New Roman" w:cs="Times New Roman"/>
+          <w:kern w:val="0"/>
+          <w:sz w:val="24"/>
+          <w:szCs w:val="24"/>
+          <w:lang w:eastAsia="en-IN"/>
+          <w14:ligatures w14:val="none"/>
+        </w:rPr>
+        <w:t xml:space="preserve">) to the best-performing </w:t>
+      </w:r>
+      <w:r>
+        <w:rPr>
+          <w:rFonts w:ascii="Times New Roman" w:eastAsia="Times New Roman" w:hAnsi="Times New Roman" w:cs="Times New Roman"/>
+          <w:i/>
+          <w:iCs/>
+          <w:kern w:val="0"/>
+          <w:sz w:val="24"/>
+          <w:szCs w:val="24"/>
+          <w:lang w:eastAsia="en-IN"/>
+          <w14:ligatures w14:val="none"/>
+        </w:rPr>
+        <w:t>tree-based</w:t>
+      </w:r>
+      <w:r>
+        <w:rPr>
+          <w:rFonts w:ascii="Times New Roman" w:eastAsia="Times New Roman" w:hAnsi="Times New Roman" w:cs="Times New Roman"/>
+          <w:kern w:val="0"/>
+          <w:sz w:val="24"/>
+          <w:szCs w:val="24"/>
+          <w:lang w:eastAsia="en-IN"/>
+          <w14:ligatures w14:val="none"/>
+        </w:rPr>
+        <w:t xml:space="preserve"> model (</w:t>
+      </w:r>
+      <w:r>
+        <w:rPr>
+          <w:rFonts w:ascii="Times New Roman" w:eastAsia="Times New Roman" w:hAnsi="Times New Roman" w:cs="Times New Roman"/>
+          <w:b/>
+          <w:bCs/>
+          <w:kern w:val="0"/>
+          <w:sz w:val="24"/>
+          <w:szCs w:val="24"/>
+          <w:lang w:eastAsia="en-IN"/>
+          <w14:ligatures w14:val="none"/>
+        </w:rPr>
+        <w:t xml:space="preserve">STL + </w:t>
+      </w:r>
+      <w:proofErr w:type="spellStart"/>
+      <w:r>
+        <w:rPr>
+          <w:rFonts w:ascii="Times New Roman" w:eastAsia="Times New Roman" w:hAnsi="Times New Roman" w:cs="Times New Roman"/>
+          <w:b/>
+          <w:bCs/>
+          <w:kern w:val="0"/>
+          <w:sz w:val="24"/>
+          <w:szCs w:val="24"/>
+          <w:lang w:eastAsia="en-IN"/>
+          <w14:ligatures w14:val="none"/>
+        </w:rPr>
+        <w:t>LightGBM</w:t>
+      </w:r>
+      <w:proofErr w:type="spellEnd"/>
+      <w:r>
+        <w:rPr>
+          <w:rFonts w:ascii="Times New Roman" w:eastAsia="Times New Roman" w:hAnsi="Times New Roman" w:cs="Times New Roman"/>
+          <w:kern w:val="0"/>
+          <w:sz w:val="24"/>
+          <w:szCs w:val="24"/>
+          <w:lang w:eastAsia="en-IN"/>
+          <w14:ligatures w14:val="none"/>
+        </w:rPr>
+        <w:t xml:space="preserve">) to understand which features drive its predictions, answering </w:t>
+      </w:r>
+      <w:r>
+        <w:rPr>
+          <w:rFonts w:ascii="Times New Roman" w:eastAsia="Times New Roman" w:hAnsi="Times New Roman" w:cs="Times New Roman"/>
+          <w:b/>
+          <w:bCs/>
+          <w:kern w:val="0"/>
+          <w:sz w:val="24"/>
+          <w:szCs w:val="24"/>
+          <w:lang w:eastAsia="en-IN"/>
+          <w14:ligatures w14:val="none"/>
+        </w:rPr>
+        <w:t>Research Question 2</w:t>
+      </w:r>
+      <w:r>
+        <w:rPr>
+          <w:rFonts w:ascii="Times New Roman" w:eastAsia="Times New Roman" w:hAnsi="Times New Roman" w:cs="Times New Roman"/>
+          <w:kern w:val="0"/>
+          <w:sz w:val="24"/>
+          <w:szCs w:val="24"/>
+          <w:lang w:eastAsia="en-IN"/>
+          <w14:ligatures w14:val="none"/>
+        </w:rPr>
+        <w:t>.</w:t>
+      </w:r>
+    </w:p>
+    <w:p>
+      <w:pPr>
+        <w:spacing w:before="100" w:beforeAutospacing="1" w:after="100" w:afterAutospacing="1" w:line="240" w:lineRule="auto"/>
+        <w:rPr>
+          <w:rFonts w:ascii="Times New Roman" w:eastAsia="Times New Roman" w:hAnsi="Times New Roman" w:cs="Times New Roman"/>
+          <w:b/>
+          <w:bCs/>
+          <w:kern w:val="0"/>
+          <w:sz w:val="24"/>
+          <w:szCs w:val="24"/>
+          <w:lang w:eastAsia="en-IN"/>
+          <w14:ligatures w14:val="none"/>
+        </w:rPr>
+      </w:pPr>
+      <w:r>
+        <w:rPr>
+          <w:rFonts w:ascii="Times New Roman" w:eastAsia="Times New Roman" w:hAnsi="Times New Roman" w:cs="Times New Roman"/>
+          <w:b/>
+          <w:bCs/>
+          <w:kern w:val="0"/>
+          <w:sz w:val="24"/>
+          <w:szCs w:val="24"/>
+          <w:lang w:eastAsia="en-IN"/>
+          <w14:ligatures w14:val="none"/>
+        </w:rPr>
+        <w:t>The Process (What the Code Did)</w:t>
+      </w:r>
+    </w:p>
+    <w:tbl>
+      <w:tblPr>
+        <w:tblW w:w="10916" w:type="dxa"/>
+        <w:tblCellSpacing w:w="15" w:type="dxa"/>
+        <w:tblInd w:w="-856" w:type="dxa"/>
+        <w:tblBorders>
+          <w:top w:val="single" w:sz="4" w:space="0" w:color="auto"/>
+          <w:left w:val="single" w:sz="4" w:space="0" w:color="auto"/>
+          <w:bottom w:val="single" w:sz="4" w:space="0" w:color="auto"/>
+          <w:right w:val="single" w:sz="4" w:space="0" w:color="auto"/>
+          <w:insideH w:val="single" w:sz="4" w:space="0" w:color="auto"/>
+          <w:insideV w:val="single" w:sz="4" w:space="0" w:color="auto"/>
+        </w:tblBorders>
+        <w:tblCellMar>
+          <w:top w:w="15" w:type="dxa"/>
+          <w:left w:w="15" w:type="dxa"/>
+          <w:bottom w:w="15" w:type="dxa"/>
+          <w:right w:w="15" w:type="dxa"/>
+        </w:tblCellMar>
+        <w:tblLook w:val="04A0" w:firstRow="1" w:lastRow="0" w:firstColumn="1" w:lastColumn="0" w:noHBand="0" w:noVBand="1"/>
+      </w:tblPr>
+      <w:tblGrid>
+        <w:gridCol w:w="2403"/>
+        <w:gridCol w:w="1710"/>
+        <w:gridCol w:w="6803"/>
+      </w:tblGrid>
+      <w:tr>
+        <w:trPr>
+          <w:tblHeader/>
+          <w:tblCellSpacing w:w="15" w:type="dxa"/>
+        </w:trPr>
+        <w:tc>
+          <w:tcPr>
+            <w:tcW w:w="2358" w:type="dxa"/>
+            <w:vAlign w:val="center"/>
+            <w:hideMark/>
+          </w:tcPr>
+          <w:p>
+            <w:pPr>
+              <w:spacing w:before="100" w:beforeAutospacing="1" w:after="100" w:afterAutospacing="1" w:line="240" w:lineRule="auto"/>
+              <w:rPr>
+                <w:rFonts w:ascii="Times New Roman" w:eastAsia="Times New Roman" w:hAnsi="Times New Roman" w:cs="Times New Roman"/>
+                <w:kern w:val="0"/>
+                <w:sz w:val="24"/>
+                <w:szCs w:val="24"/>
+                <w:lang w:eastAsia="en-IN"/>
+                <w14:ligatures w14:val="none"/>
+              </w:rPr>
+            </w:pPr>
+            <w:r>
+              <w:rPr>
+                <w:rFonts w:ascii="Times New Roman" w:eastAsia="Times New Roman" w:hAnsi="Times New Roman" w:cs="Times New Roman"/>
+                <w:b/>
+                <w:bCs/>
+                <w:kern w:val="0"/>
+                <w:sz w:val="24"/>
+                <w:szCs w:val="24"/>
+                <w:lang w:eastAsia="en-IN"/>
+                <w14:ligatures w14:val="none"/>
+              </w:rPr>
+              <w:t>Process Action</w:t>
+            </w:r>
+          </w:p>
+        </w:tc>
+        <w:tc>
+          <w:tcPr>
+            <w:tcW w:w="0" w:type="auto"/>
+            <w:vAlign w:val="center"/>
+            <w:hideMark/>
+          </w:tcPr>
+          <w:p>
+            <w:pPr>
+              <w:spacing w:before="100" w:beforeAutospacing="1" w:after="100" w:afterAutospacing="1" w:line="240" w:lineRule="auto"/>
+              <w:rPr>
+                <w:rFonts w:ascii="Times New Roman" w:eastAsia="Times New Roman" w:hAnsi="Times New Roman" w:cs="Times New Roman"/>
+                <w:kern w:val="0"/>
+                <w:sz w:val="24"/>
+                <w:szCs w:val="24"/>
+                <w:lang w:eastAsia="en-IN"/>
+                <w14:ligatures w14:val="none"/>
+              </w:rPr>
+            </w:pPr>
+            <w:r>
+              <w:rPr>
+                <w:rFonts w:ascii="Times New Roman" w:eastAsia="Times New Roman" w:hAnsi="Times New Roman" w:cs="Times New Roman"/>
+                <w:b/>
+                <w:bCs/>
+                <w:kern w:val="0"/>
+                <w:sz w:val="24"/>
+                <w:szCs w:val="24"/>
+                <w:lang w:eastAsia="en-IN"/>
+                <w14:ligatures w14:val="none"/>
+              </w:rPr>
+              <w:t>Layman's Term</w:t>
+            </w:r>
+          </w:p>
+        </w:tc>
+        <w:tc>
+          <w:tcPr>
+            <w:tcW w:w="6758" w:type="dxa"/>
+            <w:vAlign w:val="center"/>
+            <w:hideMark/>
+          </w:tcPr>
+          <w:p>
+            <w:pPr>
+              <w:spacing w:before="100" w:beforeAutospacing="1" w:after="100" w:afterAutospacing="1" w:line="240" w:lineRule="auto"/>
+              <w:rPr>
+                <w:rFonts w:ascii="Times New Roman" w:eastAsia="Times New Roman" w:hAnsi="Times New Roman" w:cs="Times New Roman"/>
+                <w:kern w:val="0"/>
+                <w:sz w:val="24"/>
+                <w:szCs w:val="24"/>
+                <w:lang w:eastAsia="en-IN"/>
+                <w14:ligatures w14:val="none"/>
+              </w:rPr>
+            </w:pPr>
+            <w:r>
+              <w:rPr>
+                <w:rFonts w:ascii="Times New Roman" w:eastAsia="Times New Roman" w:hAnsi="Times New Roman" w:cs="Times New Roman"/>
+                <w:b/>
+                <w:bCs/>
+                <w:kern w:val="0"/>
+                <w:sz w:val="24"/>
+                <w:szCs w:val="24"/>
+                <w:lang w:eastAsia="en-IN"/>
+                <w14:ligatures w14:val="none"/>
+              </w:rPr>
+              <w:t>Technical Role</w:t>
+            </w:r>
+          </w:p>
+        </w:tc>
+      </w:tr>
+      <w:tr>
+        <w:trPr>
+          <w:tblCellSpacing w:w="15" w:type="dxa"/>
+        </w:trPr>
+        <w:tc>
+          <w:tcPr>
+            <w:tcW w:w="2358" w:type="dxa"/>
+            <w:vAlign w:val="center"/>
+            <w:hideMark/>
+          </w:tcPr>
+          <w:p>
+            <w:pPr>
+              <w:spacing w:before="100" w:beforeAutospacing="1" w:after="100" w:afterAutospacing="1" w:line="240" w:lineRule="auto"/>
+              <w:rPr>
+                <w:rFonts w:ascii="Times New Roman" w:eastAsia="Times New Roman" w:hAnsi="Times New Roman" w:cs="Times New Roman"/>
+                <w:kern w:val="0"/>
+                <w:sz w:val="24"/>
+                <w:szCs w:val="24"/>
+                <w:lang w:eastAsia="en-IN"/>
+                <w14:ligatures w14:val="none"/>
+              </w:rPr>
+            </w:pPr>
+            <w:r>
+              <w:rPr>
+                <w:rFonts w:ascii="Times New Roman" w:eastAsia="Times New Roman" w:hAnsi="Times New Roman" w:cs="Times New Roman"/>
+                <w:b/>
+                <w:bCs/>
+                <w:kern w:val="0"/>
+                <w:sz w:val="24"/>
+                <w:szCs w:val="24"/>
+                <w:lang w:eastAsia="en-IN"/>
+                <w14:ligatures w14:val="none"/>
+              </w:rPr>
+              <w:t>Install SHAP</w:t>
+            </w:r>
+          </w:p>
+        </w:tc>
+        <w:tc>
+          <w:tcPr>
+            <w:tcW w:w="0" w:type="auto"/>
+            <w:vAlign w:val="center"/>
+            <w:hideMark/>
+          </w:tcPr>
+          <w:p>
+            <w:pPr>
+              <w:spacing w:before="100" w:beforeAutospacing="1" w:after="100" w:afterAutospacing="1" w:line="240" w:lineRule="auto"/>
+              <w:rPr>
+                <w:rFonts w:ascii="Times New Roman" w:eastAsia="Times New Roman" w:hAnsi="Times New Roman" w:cs="Times New Roman"/>
+                <w:kern w:val="0"/>
+                <w:sz w:val="24"/>
+                <w:szCs w:val="24"/>
+                <w:lang w:eastAsia="en-IN"/>
+                <w14:ligatures w14:val="none"/>
+              </w:rPr>
+            </w:pPr>
+            <w:r>
+              <w:rPr>
+                <w:rFonts w:ascii="Times New Roman" w:eastAsia="Times New Roman" w:hAnsi="Times New Roman" w:cs="Times New Roman"/>
+                <w:kern w:val="0"/>
+                <w:sz w:val="24"/>
+                <w:szCs w:val="24"/>
+                <w:lang w:eastAsia="en-IN"/>
+                <w14:ligatures w14:val="none"/>
+              </w:rPr>
+              <w:t>Getting the analysis tool.</w:t>
+            </w:r>
+          </w:p>
+        </w:tc>
+        <w:tc>
+          <w:tcPr>
+            <w:tcW w:w="6758" w:type="dxa"/>
+            <w:vAlign w:val="center"/>
+            <w:hideMark/>
+          </w:tcPr>
+          <w:p>
+            <w:pPr>
+              <w:spacing w:before="100" w:beforeAutospacing="1" w:after="100" w:afterAutospacing="1" w:line="240" w:lineRule="auto"/>
+              <w:rPr>
+                <w:rFonts w:ascii="Times New Roman" w:eastAsia="Times New Roman" w:hAnsi="Times New Roman" w:cs="Times New Roman"/>
+                <w:kern w:val="0"/>
+                <w:sz w:val="24"/>
+                <w:szCs w:val="24"/>
+                <w:lang w:eastAsia="en-IN"/>
+                <w14:ligatures w14:val="none"/>
+              </w:rPr>
+            </w:pPr>
+            <w:r>
+              <w:rPr>
+                <w:rFonts w:ascii="Times New Roman" w:eastAsia="Times New Roman" w:hAnsi="Times New Roman" w:cs="Times New Roman"/>
+                <w:kern w:val="0"/>
+                <w:sz w:val="24"/>
+                <w:szCs w:val="24"/>
+                <w:lang w:eastAsia="en-IN"/>
+                <w14:ligatures w14:val="none"/>
+              </w:rPr>
+              <w:t xml:space="preserve">Installs the </w:t>
+            </w:r>
+            <w:proofErr w:type="spellStart"/>
+            <w:r>
+              <w:rPr>
+                <w:rFonts w:ascii="Times New Roman" w:eastAsia="Times New Roman" w:hAnsi="Times New Roman" w:cs="Times New Roman"/>
+                <w:kern w:val="0"/>
+                <w:sz w:val="24"/>
+                <w:szCs w:val="24"/>
+                <w:lang w:eastAsia="en-IN"/>
+                <w14:ligatures w14:val="none"/>
+              </w:rPr>
+              <w:t>shap</w:t>
+            </w:r>
+            <w:proofErr w:type="spellEnd"/>
+            <w:r>
+              <w:rPr>
+                <w:rFonts w:ascii="Times New Roman" w:eastAsia="Times New Roman" w:hAnsi="Times New Roman" w:cs="Times New Roman"/>
+                <w:kern w:val="0"/>
+                <w:sz w:val="24"/>
+                <w:szCs w:val="24"/>
+                <w:lang w:eastAsia="en-IN"/>
+                <w14:ligatures w14:val="none"/>
+              </w:rPr>
+              <w:t xml:space="preserve"> library required for the calculations.</w:t>
+            </w:r>
+          </w:p>
+        </w:tc>
+      </w:tr>
+      <w:tr>
+        <w:trPr>
+          <w:tblCellSpacing w:w="15" w:type="dxa"/>
+        </w:trPr>
+        <w:tc>
+          <w:tcPr>
+            <w:tcW w:w="2358" w:type="dxa"/>
+            <w:vAlign w:val="center"/>
+            <w:hideMark/>
+          </w:tcPr>
+          <w:p>
+            <w:pPr>
+              <w:spacing w:before="100" w:beforeAutospacing="1" w:after="100" w:afterAutospacing="1" w:line="240" w:lineRule="auto"/>
+              <w:rPr>
+                <w:rFonts w:ascii="Times New Roman" w:eastAsia="Times New Roman" w:hAnsi="Times New Roman" w:cs="Times New Roman"/>
+                <w:kern w:val="0"/>
+                <w:sz w:val="24"/>
+                <w:szCs w:val="24"/>
+                <w:lang w:eastAsia="en-IN"/>
+                <w14:ligatures w14:val="none"/>
+              </w:rPr>
+            </w:pPr>
+            <w:r>
+              <w:rPr>
+                <w:rFonts w:ascii="Times New Roman" w:eastAsia="Times New Roman" w:hAnsi="Times New Roman" w:cs="Times New Roman"/>
+                <w:b/>
+                <w:bCs/>
+                <w:kern w:val="0"/>
+                <w:sz w:val="24"/>
+                <w:szCs w:val="24"/>
+                <w:lang w:eastAsia="en-IN"/>
+                <w14:ligatures w14:val="none"/>
+              </w:rPr>
+              <w:t>Select Model &amp; Data</w:t>
+            </w:r>
+          </w:p>
+        </w:tc>
+        <w:tc>
+          <w:tcPr>
+            <w:tcW w:w="0" w:type="auto"/>
+            <w:vAlign w:val="center"/>
+            <w:hideMark/>
+          </w:tcPr>
+          <w:p>
+            <w:pPr>
+              <w:spacing w:before="100" w:beforeAutospacing="1" w:after="100" w:afterAutospacing="1" w:line="240" w:lineRule="auto"/>
+              <w:rPr>
+                <w:rFonts w:ascii="Times New Roman" w:eastAsia="Times New Roman" w:hAnsi="Times New Roman" w:cs="Times New Roman"/>
+                <w:kern w:val="0"/>
+                <w:sz w:val="24"/>
+                <w:szCs w:val="24"/>
+                <w:lang w:eastAsia="en-IN"/>
+                <w14:ligatures w14:val="none"/>
+              </w:rPr>
+            </w:pPr>
+            <w:r>
+              <w:rPr>
+                <w:rFonts w:ascii="Times New Roman" w:eastAsia="Times New Roman" w:hAnsi="Times New Roman" w:cs="Times New Roman"/>
+                <w:kern w:val="0"/>
+                <w:sz w:val="24"/>
+                <w:szCs w:val="24"/>
+                <w:lang w:eastAsia="en-IN"/>
+                <w14:ligatures w14:val="none"/>
+              </w:rPr>
+              <w:t>Choosing what to explain.</w:t>
+            </w:r>
+          </w:p>
+        </w:tc>
+        <w:tc>
+          <w:tcPr>
+            <w:tcW w:w="6758" w:type="dxa"/>
+            <w:vAlign w:val="center"/>
+            <w:hideMark/>
+          </w:tcPr>
+          <w:p>
+            <w:pPr>
+              <w:spacing w:before="100" w:beforeAutospacing="1" w:after="100" w:afterAutospacing="1" w:line="240" w:lineRule="auto"/>
+              <w:rPr>
+                <w:rFonts w:ascii="Times New Roman" w:eastAsia="Times New Roman" w:hAnsi="Times New Roman" w:cs="Times New Roman"/>
+                <w:kern w:val="0"/>
+                <w:sz w:val="24"/>
+                <w:szCs w:val="24"/>
+                <w:lang w:eastAsia="en-IN"/>
+                <w14:ligatures w14:val="none"/>
+              </w:rPr>
+            </w:pPr>
+            <w:r>
+              <w:rPr>
+                <w:rFonts w:ascii="Times New Roman" w:eastAsia="Times New Roman" w:hAnsi="Times New Roman" w:cs="Times New Roman"/>
+                <w:kern w:val="0"/>
+                <w:sz w:val="24"/>
+                <w:szCs w:val="24"/>
+                <w:lang w:eastAsia="en-IN"/>
+                <w14:ligatures w14:val="none"/>
+              </w:rPr>
+              <w:t xml:space="preserve">Selects the trained </w:t>
+            </w:r>
+            <w:proofErr w:type="spellStart"/>
+            <w:r>
+              <w:rPr>
+                <w:rFonts w:ascii="Times New Roman" w:eastAsia="Times New Roman" w:hAnsi="Times New Roman" w:cs="Times New Roman"/>
+                <w:kern w:val="0"/>
+                <w:sz w:val="24"/>
+                <w:szCs w:val="24"/>
+                <w:lang w:eastAsia="en-IN"/>
+                <w14:ligatures w14:val="none"/>
+              </w:rPr>
+              <w:t>lgbm_model</w:t>
+            </w:r>
+            <w:proofErr w:type="spellEnd"/>
+            <w:r>
+              <w:rPr>
+                <w:rFonts w:ascii="Times New Roman" w:eastAsia="Times New Roman" w:hAnsi="Times New Roman" w:cs="Times New Roman"/>
+                <w:kern w:val="0"/>
+                <w:sz w:val="24"/>
+                <w:szCs w:val="24"/>
+                <w:lang w:eastAsia="en-IN"/>
+                <w14:ligatures w14:val="none"/>
+              </w:rPr>
+              <w:t xml:space="preserve"> and a random sample of 500 test points (</w:t>
+            </w:r>
+            <w:proofErr w:type="spellStart"/>
+            <w:r>
+              <w:rPr>
+                <w:rFonts w:ascii="Times New Roman" w:eastAsia="Times New Roman" w:hAnsi="Times New Roman" w:cs="Times New Roman"/>
+                <w:kern w:val="0"/>
+                <w:sz w:val="24"/>
+                <w:szCs w:val="24"/>
+                <w:lang w:eastAsia="en-IN"/>
+                <w14:ligatures w14:val="none"/>
+              </w:rPr>
+              <w:t>X_test_sample</w:t>
+            </w:r>
+            <w:proofErr w:type="spellEnd"/>
+            <w:r>
+              <w:rPr>
+                <w:rFonts w:ascii="Times New Roman" w:eastAsia="Times New Roman" w:hAnsi="Times New Roman" w:cs="Times New Roman"/>
+                <w:kern w:val="0"/>
+                <w:sz w:val="24"/>
+                <w:szCs w:val="24"/>
+                <w:lang w:eastAsia="en-IN"/>
+                <w14:ligatures w14:val="none"/>
+              </w:rPr>
+              <w:t>) for efficient analysis.</w:t>
+            </w:r>
+          </w:p>
+        </w:tc>
+      </w:tr>
+      <w:tr>
+        <w:trPr>
+          <w:tblCellSpacing w:w="15" w:type="dxa"/>
+        </w:trPr>
+        <w:tc>
+          <w:tcPr>
+            <w:tcW w:w="2358" w:type="dxa"/>
+            <w:vAlign w:val="center"/>
+            <w:hideMark/>
+          </w:tcPr>
+          <w:p>
+            <w:pPr>
+              <w:spacing w:before="100" w:beforeAutospacing="1" w:after="100" w:afterAutospacing="1" w:line="240" w:lineRule="auto"/>
+              <w:rPr>
+                <w:rFonts w:ascii="Times New Roman" w:eastAsia="Times New Roman" w:hAnsi="Times New Roman" w:cs="Times New Roman"/>
+                <w:kern w:val="0"/>
+                <w:sz w:val="24"/>
+                <w:szCs w:val="24"/>
+                <w:lang w:eastAsia="en-IN"/>
+                <w14:ligatures w14:val="none"/>
+              </w:rPr>
+            </w:pPr>
+            <w:r>
+              <w:rPr>
+                <w:rFonts w:ascii="Times New Roman" w:eastAsia="Times New Roman" w:hAnsi="Times New Roman" w:cs="Times New Roman"/>
+                <w:b/>
+                <w:bCs/>
+                <w:kern w:val="0"/>
+                <w:sz w:val="24"/>
+                <w:szCs w:val="24"/>
+                <w:lang w:eastAsia="en-IN"/>
+                <w14:ligatures w14:val="none"/>
+              </w:rPr>
+              <w:t>Initialize Explainer</w:t>
+            </w:r>
+          </w:p>
+        </w:tc>
+        <w:tc>
+          <w:tcPr>
+            <w:tcW w:w="0" w:type="auto"/>
+            <w:vAlign w:val="center"/>
+            <w:hideMark/>
+          </w:tcPr>
+          <w:p>
+            <w:pPr>
+              <w:spacing w:before="100" w:beforeAutospacing="1" w:after="100" w:afterAutospacing="1" w:line="240" w:lineRule="auto"/>
+              <w:rPr>
+                <w:rFonts w:ascii="Times New Roman" w:eastAsia="Times New Roman" w:hAnsi="Times New Roman" w:cs="Times New Roman"/>
+                <w:kern w:val="0"/>
+                <w:sz w:val="24"/>
+                <w:szCs w:val="24"/>
+                <w:lang w:eastAsia="en-IN"/>
+                <w14:ligatures w14:val="none"/>
+              </w:rPr>
+            </w:pPr>
+            <w:r>
+              <w:rPr>
+                <w:rFonts w:ascii="Times New Roman" w:eastAsia="Times New Roman" w:hAnsi="Times New Roman" w:cs="Times New Roman"/>
+                <w:kern w:val="0"/>
+                <w:sz w:val="24"/>
+                <w:szCs w:val="24"/>
+                <w:lang w:eastAsia="en-IN"/>
+                <w14:ligatures w14:val="none"/>
+              </w:rPr>
+              <w:t>Setting up the analysis method.</w:t>
+            </w:r>
+          </w:p>
+        </w:tc>
+        <w:tc>
+          <w:tcPr>
+            <w:tcW w:w="6758" w:type="dxa"/>
+            <w:vAlign w:val="center"/>
+            <w:hideMark/>
+          </w:tcPr>
+          <w:p>
+            <w:pPr>
+              <w:spacing w:before="100" w:beforeAutospacing="1" w:after="100" w:afterAutospacing="1" w:line="240" w:lineRule="auto"/>
+              <w:rPr>
+                <w:rFonts w:ascii="Times New Roman" w:eastAsia="Times New Roman" w:hAnsi="Times New Roman" w:cs="Times New Roman"/>
+                <w:kern w:val="0"/>
+                <w:sz w:val="24"/>
+                <w:szCs w:val="24"/>
+                <w:lang w:eastAsia="en-IN"/>
+                <w14:ligatures w14:val="none"/>
+              </w:rPr>
+            </w:pPr>
+            <w:r>
+              <w:rPr>
+                <w:rFonts w:ascii="Times New Roman" w:eastAsia="Times New Roman" w:hAnsi="Times New Roman" w:cs="Times New Roman"/>
+                <w:kern w:val="0"/>
+                <w:sz w:val="24"/>
+                <w:szCs w:val="24"/>
+                <w:lang w:eastAsia="en-IN"/>
+                <w14:ligatures w14:val="none"/>
+              </w:rPr>
+              <w:t xml:space="preserve">Creates a </w:t>
+            </w:r>
+            <w:proofErr w:type="spellStart"/>
+            <w:proofErr w:type="gramStart"/>
+            <w:r>
+              <w:rPr>
+                <w:rFonts w:ascii="Times New Roman" w:eastAsia="Times New Roman" w:hAnsi="Times New Roman" w:cs="Times New Roman"/>
+                <w:kern w:val="0"/>
+                <w:sz w:val="24"/>
+                <w:szCs w:val="24"/>
+                <w:lang w:eastAsia="en-IN"/>
+                <w14:ligatures w14:val="none"/>
+              </w:rPr>
+              <w:t>shap.TreeExplainer</w:t>
+            </w:r>
+            <w:proofErr w:type="spellEnd"/>
+            <w:proofErr w:type="gramEnd"/>
+            <w:r>
+              <w:rPr>
+                <w:rFonts w:ascii="Times New Roman" w:eastAsia="Times New Roman" w:hAnsi="Times New Roman" w:cs="Times New Roman"/>
+                <w:kern w:val="0"/>
+                <w:sz w:val="24"/>
+                <w:szCs w:val="24"/>
+                <w:lang w:eastAsia="en-IN"/>
+                <w14:ligatures w14:val="none"/>
+              </w:rPr>
+              <w:t xml:space="preserve"> object, which is specifically optimized for fast and accurate SHAP calculations on tree-based models like </w:t>
+            </w:r>
+            <w:proofErr w:type="spellStart"/>
+            <w:r>
+              <w:rPr>
+                <w:rFonts w:ascii="Times New Roman" w:eastAsia="Times New Roman" w:hAnsi="Times New Roman" w:cs="Times New Roman"/>
+                <w:kern w:val="0"/>
+                <w:sz w:val="24"/>
+                <w:szCs w:val="24"/>
+                <w:lang w:eastAsia="en-IN"/>
+                <w14:ligatures w14:val="none"/>
+              </w:rPr>
+              <w:t>LightGBM</w:t>
+            </w:r>
+            <w:proofErr w:type="spellEnd"/>
+            <w:r>
+              <w:rPr>
+                <w:rFonts w:ascii="Times New Roman" w:eastAsia="Times New Roman" w:hAnsi="Times New Roman" w:cs="Times New Roman"/>
+                <w:kern w:val="0"/>
+                <w:sz w:val="24"/>
+                <w:szCs w:val="24"/>
+                <w:lang w:eastAsia="en-IN"/>
+                <w14:ligatures w14:val="none"/>
+              </w:rPr>
+              <w:t>.</w:t>
+            </w:r>
+          </w:p>
+        </w:tc>
+      </w:tr>
+      <w:tr>
+        <w:trPr>
+          <w:tblCellSpacing w:w="15" w:type="dxa"/>
+        </w:trPr>
+        <w:tc>
+          <w:tcPr>
+            <w:tcW w:w="2358" w:type="dxa"/>
+            <w:vAlign w:val="center"/>
+            <w:hideMark/>
+          </w:tcPr>
+          <w:p>
+            <w:pPr>
+              <w:spacing w:before="100" w:beforeAutospacing="1" w:after="100" w:afterAutospacing="1" w:line="240" w:lineRule="auto"/>
+              <w:rPr>
+                <w:rFonts w:ascii="Times New Roman" w:eastAsia="Times New Roman" w:hAnsi="Times New Roman" w:cs="Times New Roman"/>
+                <w:kern w:val="0"/>
+                <w:sz w:val="24"/>
+                <w:szCs w:val="24"/>
+                <w:lang w:eastAsia="en-IN"/>
+                <w14:ligatures w14:val="none"/>
+              </w:rPr>
+            </w:pPr>
+            <w:r>
+              <w:rPr>
+                <w:rFonts w:ascii="Times New Roman" w:eastAsia="Times New Roman" w:hAnsi="Times New Roman" w:cs="Times New Roman"/>
+                <w:b/>
+                <w:bCs/>
+                <w:kern w:val="0"/>
+                <w:sz w:val="24"/>
+                <w:szCs w:val="24"/>
+                <w:lang w:eastAsia="en-IN"/>
+                <w14:ligatures w14:val="none"/>
+              </w:rPr>
+              <w:t>Calculate SHAP Values</w:t>
+            </w:r>
+          </w:p>
+        </w:tc>
+        <w:tc>
+          <w:tcPr>
+            <w:tcW w:w="0" w:type="auto"/>
+            <w:vAlign w:val="center"/>
+            <w:hideMark/>
+          </w:tcPr>
+          <w:p>
+            <w:pPr>
+              <w:spacing w:before="100" w:beforeAutospacing="1" w:after="100" w:afterAutospacing="1" w:line="240" w:lineRule="auto"/>
+              <w:rPr>
+                <w:rFonts w:ascii="Times New Roman" w:eastAsia="Times New Roman" w:hAnsi="Times New Roman" w:cs="Times New Roman"/>
+                <w:kern w:val="0"/>
+                <w:sz w:val="24"/>
+                <w:szCs w:val="24"/>
+                <w:lang w:eastAsia="en-IN"/>
+                <w14:ligatures w14:val="none"/>
+              </w:rPr>
+            </w:pPr>
+            <w:r>
+              <w:rPr>
+                <w:rFonts w:ascii="Times New Roman" w:eastAsia="Times New Roman" w:hAnsi="Times New Roman" w:cs="Times New Roman"/>
+                <w:kern w:val="0"/>
+                <w:sz w:val="24"/>
+                <w:szCs w:val="24"/>
+                <w:lang w:eastAsia="en-IN"/>
+                <w14:ligatures w14:val="none"/>
+              </w:rPr>
+              <w:t>Measuring each feature's impact.</w:t>
+            </w:r>
+          </w:p>
+        </w:tc>
+        <w:tc>
+          <w:tcPr>
+            <w:tcW w:w="6758" w:type="dxa"/>
+            <w:vAlign w:val="center"/>
+            <w:hideMark/>
+          </w:tcPr>
+          <w:p>
+            <w:pPr>
+              <w:spacing w:before="100" w:beforeAutospacing="1" w:after="100" w:afterAutospacing="1" w:line="240" w:lineRule="auto"/>
+              <w:rPr>
+                <w:rFonts w:ascii="Times New Roman" w:eastAsia="Times New Roman" w:hAnsi="Times New Roman" w:cs="Times New Roman"/>
+                <w:kern w:val="0"/>
+                <w:sz w:val="24"/>
+                <w:szCs w:val="24"/>
+                <w:lang w:eastAsia="en-IN"/>
+                <w14:ligatures w14:val="none"/>
+              </w:rPr>
+            </w:pPr>
+            <w:r>
+              <w:rPr>
+                <w:rFonts w:ascii="Times New Roman" w:eastAsia="Times New Roman" w:hAnsi="Times New Roman" w:cs="Times New Roman"/>
+                <w:kern w:val="0"/>
+                <w:sz w:val="24"/>
+                <w:szCs w:val="24"/>
+                <w:lang w:eastAsia="en-IN"/>
+                <w14:ligatures w14:val="none"/>
+              </w:rPr>
+              <w:t xml:space="preserve">The command </w:t>
+            </w:r>
+            <w:proofErr w:type="spellStart"/>
+            <w:proofErr w:type="gramStart"/>
+            <w:r>
+              <w:rPr>
+                <w:rFonts w:ascii="Times New Roman" w:eastAsia="Times New Roman" w:hAnsi="Times New Roman" w:cs="Times New Roman"/>
+                <w:kern w:val="0"/>
+                <w:sz w:val="24"/>
+                <w:szCs w:val="24"/>
+                <w:lang w:eastAsia="en-IN"/>
+                <w14:ligatures w14:val="none"/>
+              </w:rPr>
+              <w:t>explainer.shap</w:t>
+            </w:r>
+            <w:proofErr w:type="gramEnd"/>
+            <w:r>
+              <w:rPr>
+                <w:rFonts w:ascii="Times New Roman" w:eastAsia="Times New Roman" w:hAnsi="Times New Roman" w:cs="Times New Roman"/>
+                <w:kern w:val="0"/>
+                <w:sz w:val="24"/>
+                <w:szCs w:val="24"/>
+                <w:lang w:eastAsia="en-IN"/>
+                <w14:ligatures w14:val="none"/>
+              </w:rPr>
+              <w:t>_values</w:t>
+            </w:r>
+            <w:proofErr w:type="spellEnd"/>
+            <w:r>
+              <w:rPr>
+                <w:rFonts w:ascii="Times New Roman" w:eastAsia="Times New Roman" w:hAnsi="Times New Roman" w:cs="Times New Roman"/>
+                <w:kern w:val="0"/>
+                <w:sz w:val="24"/>
+                <w:szCs w:val="24"/>
+                <w:lang w:eastAsia="en-IN"/>
+                <w14:ligatures w14:val="none"/>
+              </w:rPr>
+              <w:t>(</w:t>
+            </w:r>
+            <w:proofErr w:type="spellStart"/>
+            <w:r>
+              <w:rPr>
+                <w:rFonts w:ascii="Times New Roman" w:eastAsia="Times New Roman" w:hAnsi="Times New Roman" w:cs="Times New Roman"/>
+                <w:kern w:val="0"/>
+                <w:sz w:val="24"/>
+                <w:szCs w:val="24"/>
+                <w:lang w:eastAsia="en-IN"/>
+                <w14:ligatures w14:val="none"/>
+              </w:rPr>
+              <w:t>X_test_sample</w:t>
+            </w:r>
+            <w:proofErr w:type="spellEnd"/>
+            <w:r>
+              <w:rPr>
+                <w:rFonts w:ascii="Times New Roman" w:eastAsia="Times New Roman" w:hAnsi="Times New Roman" w:cs="Times New Roman"/>
+                <w:kern w:val="0"/>
+                <w:sz w:val="24"/>
+                <w:szCs w:val="24"/>
+                <w:lang w:eastAsia="en-IN"/>
+                <w14:ligatures w14:val="none"/>
+              </w:rPr>
+              <w:t>) runs the core calculation. For each of the 500 sample predictions, it determines how much each of the 15 features contributed (positively or negatively) to the final predicted residual value.</w:t>
+            </w:r>
+          </w:p>
+        </w:tc>
+      </w:tr>
+      <w:tr>
+        <w:trPr>
+          <w:tblCellSpacing w:w="15" w:type="dxa"/>
+        </w:trPr>
+        <w:tc>
+          <w:tcPr>
+            <w:tcW w:w="2358" w:type="dxa"/>
+            <w:vAlign w:val="center"/>
+            <w:hideMark/>
+          </w:tcPr>
+          <w:p>
+            <w:pPr>
+              <w:spacing w:before="100" w:beforeAutospacing="1" w:after="100" w:afterAutospacing="1" w:line="240" w:lineRule="auto"/>
+              <w:rPr>
+                <w:rFonts w:ascii="Times New Roman" w:eastAsia="Times New Roman" w:hAnsi="Times New Roman" w:cs="Times New Roman"/>
+                <w:kern w:val="0"/>
+                <w:sz w:val="24"/>
+                <w:szCs w:val="24"/>
+                <w:lang w:eastAsia="en-IN"/>
+                <w14:ligatures w14:val="none"/>
+              </w:rPr>
+            </w:pPr>
+            <w:r>
+              <w:rPr>
+                <w:rFonts w:ascii="Times New Roman" w:eastAsia="Times New Roman" w:hAnsi="Times New Roman" w:cs="Times New Roman"/>
+                <w:b/>
+                <w:bCs/>
+                <w:kern w:val="0"/>
+                <w:sz w:val="24"/>
+                <w:szCs w:val="24"/>
+                <w:lang w:eastAsia="en-IN"/>
+                <w14:ligatures w14:val="none"/>
+              </w:rPr>
+              <w:t>Output:</w:t>
+            </w:r>
+            <w:r>
+              <w:rPr>
+                <w:rFonts w:ascii="Times New Roman" w:eastAsia="Times New Roman" w:hAnsi="Times New Roman" w:cs="Times New Roman"/>
+                <w:kern w:val="0"/>
+                <w:sz w:val="24"/>
+                <w:szCs w:val="24"/>
+                <w:lang w:eastAsia="en-IN"/>
+                <w14:ligatures w14:val="none"/>
+              </w:rPr>
+              <w:t xml:space="preserve"> Calculation Complete in </w:t>
+            </w:r>
+            <w:r>
+              <w:rPr>
+                <w:rFonts w:ascii="Times New Roman" w:eastAsia="Times New Roman" w:hAnsi="Times New Roman" w:cs="Times New Roman"/>
+                <w:b/>
+                <w:bCs/>
+                <w:kern w:val="0"/>
+                <w:sz w:val="24"/>
+                <w:szCs w:val="24"/>
+                <w:lang w:eastAsia="en-IN"/>
+                <w14:ligatures w14:val="none"/>
+              </w:rPr>
+              <w:t>0.79 seconds</w:t>
+            </w:r>
+          </w:p>
+        </w:tc>
+        <w:tc>
+          <w:tcPr>
+            <w:tcW w:w="0" w:type="auto"/>
+            <w:vAlign w:val="center"/>
+            <w:hideMark/>
+          </w:tcPr>
+          <w:p>
+            <w:pPr>
+              <w:spacing w:before="100" w:beforeAutospacing="1" w:after="100" w:afterAutospacing="1" w:line="240" w:lineRule="auto"/>
+              <w:rPr>
+                <w:rFonts w:ascii="Times New Roman" w:eastAsia="Times New Roman" w:hAnsi="Times New Roman" w:cs="Times New Roman"/>
+                <w:kern w:val="0"/>
+                <w:sz w:val="24"/>
+                <w:szCs w:val="24"/>
+                <w:lang w:eastAsia="en-IN"/>
+                <w14:ligatures w14:val="none"/>
+              </w:rPr>
+            </w:pPr>
+            <w:r>
+              <w:rPr>
+                <w:rFonts w:ascii="Times New Roman" w:eastAsia="Times New Roman" w:hAnsi="Times New Roman" w:cs="Times New Roman"/>
+                <w:b/>
+                <w:bCs/>
+                <w:kern w:val="0"/>
+                <w:sz w:val="24"/>
+                <w:szCs w:val="24"/>
+                <w:lang w:eastAsia="en-IN"/>
+                <w14:ligatures w14:val="none"/>
+              </w:rPr>
+              <w:t>Speed Confirmation.</w:t>
+            </w:r>
+          </w:p>
+        </w:tc>
+        <w:tc>
+          <w:tcPr>
+            <w:tcW w:w="6758" w:type="dxa"/>
+            <w:vAlign w:val="center"/>
+            <w:hideMark/>
+          </w:tcPr>
+          <w:p>
+            <w:pPr>
+              <w:spacing w:before="100" w:beforeAutospacing="1" w:after="100" w:afterAutospacing="1" w:line="240" w:lineRule="auto"/>
+              <w:rPr>
+                <w:rFonts w:ascii="Times New Roman" w:eastAsia="Times New Roman" w:hAnsi="Times New Roman" w:cs="Times New Roman"/>
+                <w:kern w:val="0"/>
+                <w:sz w:val="24"/>
+                <w:szCs w:val="24"/>
+                <w:lang w:eastAsia="en-IN"/>
+                <w14:ligatures w14:val="none"/>
+              </w:rPr>
+            </w:pPr>
+            <w:r>
+              <w:rPr>
+                <w:rFonts w:ascii="Times New Roman" w:eastAsia="Times New Roman" w:hAnsi="Times New Roman" w:cs="Times New Roman"/>
+                <w:kern w:val="0"/>
+                <w:sz w:val="24"/>
+                <w:szCs w:val="24"/>
+                <w:lang w:eastAsia="en-IN"/>
+                <w14:ligatures w14:val="none"/>
+              </w:rPr>
+              <w:t xml:space="preserve">The calculation is extremely fast due to the optimized </w:t>
+            </w:r>
+            <w:proofErr w:type="spellStart"/>
+            <w:r>
+              <w:rPr>
+                <w:rFonts w:ascii="Times New Roman" w:eastAsia="Times New Roman" w:hAnsi="Times New Roman" w:cs="Times New Roman"/>
+                <w:kern w:val="0"/>
+                <w:sz w:val="24"/>
+                <w:szCs w:val="24"/>
+                <w:lang w:eastAsia="en-IN"/>
+                <w14:ligatures w14:val="none"/>
+              </w:rPr>
+              <w:t>TreeExplainer</w:t>
+            </w:r>
+            <w:proofErr w:type="spellEnd"/>
+            <w:r>
+              <w:rPr>
+                <w:rFonts w:ascii="Times New Roman" w:eastAsia="Times New Roman" w:hAnsi="Times New Roman" w:cs="Times New Roman"/>
+                <w:kern w:val="0"/>
+                <w:sz w:val="24"/>
+                <w:szCs w:val="24"/>
+                <w:lang w:eastAsia="en-IN"/>
+                <w14:ligatures w14:val="none"/>
+              </w:rPr>
+              <w:t xml:space="preserve"> and the small sample size.</w:t>
+            </w:r>
+          </w:p>
+        </w:tc>
+      </w:tr>
+    </w:tbl>
+    <w:p>
+      <w:pPr>
+        <w:spacing w:before="100" w:beforeAutospacing="1" w:after="100" w:afterAutospacing="1" w:line="240" w:lineRule="auto"/>
+        <w:rPr>
+          <w:rFonts w:ascii="Times New Roman" w:eastAsia="Times New Roman" w:hAnsi="Times New Roman" w:cs="Times New Roman"/>
+          <w:b/>
+          <w:bCs/>
+          <w:kern w:val="0"/>
+          <w:sz w:val="24"/>
+          <w:szCs w:val="24"/>
+          <w:lang w:eastAsia="en-IN"/>
+          <w14:ligatures w14:val="none"/>
+        </w:rPr>
+      </w:pPr>
+      <w:r>
+        <w:rPr>
+          <w:rFonts w:ascii="Times New Roman" w:eastAsia="Times New Roman" w:hAnsi="Times New Roman" w:cs="Times New Roman"/>
+          <w:b/>
+          <w:bCs/>
+          <w:kern w:val="0"/>
+          <w:sz w:val="24"/>
+          <w:szCs w:val="24"/>
+          <w:lang w:eastAsia="en-IN"/>
+          <w14:ligatures w14:val="none"/>
+        </w:rPr>
+        <w:t>The Visualization Output Explained (Bar Plot)</w:t>
+      </w:r>
+    </w:p>
+    <w:tbl>
+      <w:tblPr>
+        <w:tblW w:w="10916" w:type="dxa"/>
+        <w:tblCellSpacing w:w="15" w:type="dxa"/>
+        <w:tblInd w:w="-856" w:type="dxa"/>
+        <w:tblBorders>
+          <w:top w:val="single" w:sz="4" w:space="0" w:color="auto"/>
+          <w:left w:val="single" w:sz="4" w:space="0" w:color="auto"/>
+          <w:bottom w:val="single" w:sz="4" w:space="0" w:color="auto"/>
+          <w:right w:val="single" w:sz="4" w:space="0" w:color="auto"/>
+          <w:insideH w:val="single" w:sz="4" w:space="0" w:color="auto"/>
+          <w:insideV w:val="single" w:sz="4" w:space="0" w:color="auto"/>
+        </w:tblBorders>
+        <w:tblCellMar>
+          <w:top w:w="15" w:type="dxa"/>
+          <w:left w:w="15" w:type="dxa"/>
+          <w:bottom w:w="15" w:type="dxa"/>
+          <w:right w:w="15" w:type="dxa"/>
+        </w:tblCellMar>
+        <w:tblLook w:val="04A0" w:firstRow="1" w:lastRow="0" w:firstColumn="1" w:lastColumn="0" w:noHBand="0" w:noVBand="1"/>
+      </w:tblPr>
+      <w:tblGrid>
+        <w:gridCol w:w="2117"/>
+        <w:gridCol w:w="1761"/>
+        <w:gridCol w:w="7038"/>
+      </w:tblGrid>
+      <w:tr>
+        <w:trPr>
+          <w:tblHeader/>
+          <w:tblCellSpacing w:w="15" w:type="dxa"/>
+        </w:trPr>
+        <w:tc>
+          <w:tcPr>
+            <w:tcW w:w="2072" w:type="dxa"/>
+            <w:vAlign w:val="center"/>
+            <w:hideMark/>
+          </w:tcPr>
+          <w:p>
+            <w:pPr>
+              <w:spacing w:before="100" w:beforeAutospacing="1" w:after="100" w:afterAutospacing="1" w:line="240" w:lineRule="auto"/>
+              <w:rPr>
+                <w:rFonts w:ascii="Times New Roman" w:eastAsia="Times New Roman" w:hAnsi="Times New Roman" w:cs="Times New Roman"/>
+                <w:kern w:val="0"/>
+                <w:sz w:val="24"/>
+                <w:szCs w:val="24"/>
+                <w:lang w:eastAsia="en-IN"/>
+                <w14:ligatures w14:val="none"/>
+              </w:rPr>
+            </w:pPr>
+            <w:r>
+              <w:rPr>
+                <w:rFonts w:ascii="Times New Roman" w:eastAsia="Times New Roman" w:hAnsi="Times New Roman" w:cs="Times New Roman"/>
+                <w:b/>
+                <w:bCs/>
+                <w:kern w:val="0"/>
+                <w:sz w:val="24"/>
+                <w:szCs w:val="24"/>
+                <w:lang w:eastAsia="en-IN"/>
+                <w14:ligatures w14:val="none"/>
+              </w:rPr>
+              <w:t>Plot Feature</w:t>
+            </w:r>
+          </w:p>
+        </w:tc>
+        <w:tc>
+          <w:tcPr>
+            <w:tcW w:w="0" w:type="auto"/>
+            <w:vAlign w:val="center"/>
+            <w:hideMark/>
+          </w:tcPr>
+          <w:p>
+            <w:pPr>
+              <w:spacing w:before="100" w:beforeAutospacing="1" w:after="100" w:afterAutospacing="1" w:line="240" w:lineRule="auto"/>
+              <w:rPr>
+                <w:rFonts w:ascii="Times New Roman" w:eastAsia="Times New Roman" w:hAnsi="Times New Roman" w:cs="Times New Roman"/>
+                <w:kern w:val="0"/>
+                <w:sz w:val="24"/>
+                <w:szCs w:val="24"/>
+                <w:lang w:eastAsia="en-IN"/>
+                <w14:ligatures w14:val="none"/>
+              </w:rPr>
+            </w:pPr>
+            <w:r>
+              <w:rPr>
+                <w:rFonts w:ascii="Times New Roman" w:eastAsia="Times New Roman" w:hAnsi="Times New Roman" w:cs="Times New Roman"/>
+                <w:b/>
+                <w:bCs/>
+                <w:kern w:val="0"/>
+                <w:sz w:val="24"/>
+                <w:szCs w:val="24"/>
+                <w:lang w:eastAsia="en-IN"/>
+                <w14:ligatures w14:val="none"/>
+              </w:rPr>
+              <w:t>Layman's Term</w:t>
+            </w:r>
+          </w:p>
+        </w:tc>
+        <w:tc>
+          <w:tcPr>
+            <w:tcW w:w="6993" w:type="dxa"/>
+            <w:vAlign w:val="center"/>
+            <w:hideMark/>
+          </w:tcPr>
+          <w:p>
+            <w:pPr>
+              <w:spacing w:before="100" w:beforeAutospacing="1" w:after="100" w:afterAutospacing="1" w:line="240" w:lineRule="auto"/>
+              <w:rPr>
+                <w:rFonts w:ascii="Times New Roman" w:eastAsia="Times New Roman" w:hAnsi="Times New Roman" w:cs="Times New Roman"/>
+                <w:kern w:val="0"/>
+                <w:sz w:val="24"/>
+                <w:szCs w:val="24"/>
+                <w:lang w:eastAsia="en-IN"/>
+                <w14:ligatures w14:val="none"/>
+              </w:rPr>
+            </w:pPr>
+            <w:r>
+              <w:rPr>
+                <w:rFonts w:ascii="Times New Roman" w:eastAsia="Times New Roman" w:hAnsi="Times New Roman" w:cs="Times New Roman"/>
+                <w:b/>
+                <w:bCs/>
+                <w:kern w:val="0"/>
+                <w:sz w:val="24"/>
+                <w:szCs w:val="24"/>
+                <w:lang w:eastAsia="en-IN"/>
+                <w14:ligatures w14:val="none"/>
+              </w:rPr>
+              <w:t>Why It Matters</w:t>
+            </w:r>
+          </w:p>
+        </w:tc>
+      </w:tr>
+      <w:tr>
+        <w:trPr>
+          <w:tblCellSpacing w:w="15" w:type="dxa"/>
+        </w:trPr>
+        <w:tc>
+          <w:tcPr>
+            <w:tcW w:w="2072" w:type="dxa"/>
+            <w:vAlign w:val="center"/>
+            <w:hideMark/>
+          </w:tcPr>
+          <w:p>
+            <w:pPr>
+              <w:spacing w:before="100" w:beforeAutospacing="1" w:after="100" w:afterAutospacing="1" w:line="240" w:lineRule="auto"/>
+              <w:rPr>
+                <w:rFonts w:ascii="Times New Roman" w:eastAsia="Times New Roman" w:hAnsi="Times New Roman" w:cs="Times New Roman"/>
+                <w:kern w:val="0"/>
+                <w:sz w:val="24"/>
+                <w:szCs w:val="24"/>
+                <w:lang w:eastAsia="en-IN"/>
+                <w14:ligatures w14:val="none"/>
+              </w:rPr>
+            </w:pPr>
+            <w:r>
+              <w:rPr>
+                <w:rFonts w:ascii="Times New Roman" w:eastAsia="Times New Roman" w:hAnsi="Times New Roman" w:cs="Times New Roman"/>
+                <w:b/>
+                <w:bCs/>
+                <w:kern w:val="0"/>
+                <w:sz w:val="24"/>
+                <w:szCs w:val="24"/>
+                <w:lang w:eastAsia="en-IN"/>
+                <w14:ligatures w14:val="none"/>
+              </w:rPr>
+              <w:t>Bar Length</w:t>
+            </w:r>
+          </w:p>
+        </w:tc>
+        <w:tc>
+          <w:tcPr>
+            <w:tcW w:w="0" w:type="auto"/>
+            <w:vAlign w:val="center"/>
+            <w:hideMark/>
+          </w:tcPr>
+          <w:p>
+            <w:pPr>
+              <w:spacing w:before="100" w:beforeAutospacing="1" w:after="100" w:afterAutospacing="1" w:line="240" w:lineRule="auto"/>
+              <w:rPr>
+                <w:rFonts w:ascii="Times New Roman" w:eastAsia="Times New Roman" w:hAnsi="Times New Roman" w:cs="Times New Roman"/>
+                <w:kern w:val="0"/>
+                <w:sz w:val="24"/>
+                <w:szCs w:val="24"/>
+                <w:lang w:eastAsia="en-IN"/>
+                <w14:ligatures w14:val="none"/>
+              </w:rPr>
+            </w:pPr>
+            <w:r>
+              <w:rPr>
+                <w:rFonts w:ascii="Times New Roman" w:eastAsia="Times New Roman" w:hAnsi="Times New Roman" w:cs="Times New Roman"/>
+                <w:b/>
+                <w:bCs/>
+                <w:kern w:val="0"/>
+                <w:sz w:val="24"/>
+                <w:szCs w:val="24"/>
+                <w:lang w:eastAsia="en-IN"/>
+                <w14:ligatures w14:val="none"/>
+              </w:rPr>
+              <w:t>Feature's Overall Power.</w:t>
+            </w:r>
+          </w:p>
+        </w:tc>
+        <w:tc>
+          <w:tcPr>
+            <w:tcW w:w="6993" w:type="dxa"/>
+            <w:vAlign w:val="center"/>
+            <w:hideMark/>
+          </w:tcPr>
+          <w:p>
+            <w:pPr>
+              <w:spacing w:before="100" w:beforeAutospacing="1" w:after="100" w:afterAutospacing="1" w:line="240" w:lineRule="auto"/>
+              <w:rPr>
+                <w:rFonts w:ascii="Times New Roman" w:eastAsia="Times New Roman" w:hAnsi="Times New Roman" w:cs="Times New Roman"/>
+                <w:kern w:val="0"/>
+                <w:sz w:val="24"/>
+                <w:szCs w:val="24"/>
+                <w:lang w:eastAsia="en-IN"/>
+                <w14:ligatures w14:val="none"/>
+              </w:rPr>
+            </w:pPr>
+            <w:r>
+              <w:rPr>
+                <w:rFonts w:ascii="Times New Roman" w:eastAsia="Times New Roman" w:hAnsi="Times New Roman" w:cs="Times New Roman"/>
+                <w:kern w:val="0"/>
+                <w:sz w:val="24"/>
+                <w:szCs w:val="24"/>
+                <w:lang w:eastAsia="en-IN"/>
+                <w14:ligatures w14:val="none"/>
+              </w:rPr>
+              <w:t>Longer bars indicate features that have a larger average impact (positive or negative) on the model's predictions across the sample.</w:t>
+            </w:r>
+          </w:p>
+        </w:tc>
+      </w:tr>
+      <w:tr>
+        <w:trPr>
+          <w:tblCellSpacing w:w="15" w:type="dxa"/>
+        </w:trPr>
+        <w:tc>
+          <w:tcPr>
+            <w:tcW w:w="2072" w:type="dxa"/>
+            <w:vAlign w:val="center"/>
+            <w:hideMark/>
+          </w:tcPr>
+          <w:p>
+            <w:pPr>
+              <w:spacing w:before="100" w:beforeAutospacing="1" w:after="100" w:afterAutospacing="1" w:line="240" w:lineRule="auto"/>
+              <w:rPr>
+                <w:rFonts w:ascii="Times New Roman" w:eastAsia="Times New Roman" w:hAnsi="Times New Roman" w:cs="Times New Roman"/>
+                <w:kern w:val="0"/>
+                <w:sz w:val="24"/>
+                <w:szCs w:val="24"/>
+                <w:lang w:eastAsia="en-IN"/>
+                <w14:ligatures w14:val="none"/>
+              </w:rPr>
+            </w:pPr>
+            <w:r>
+              <w:rPr>
+                <w:rFonts w:ascii="Times New Roman" w:eastAsia="Times New Roman" w:hAnsi="Times New Roman" w:cs="Times New Roman"/>
+                <w:b/>
+                <w:bCs/>
+                <w:kern w:val="0"/>
+                <w:sz w:val="24"/>
+                <w:szCs w:val="24"/>
+                <w:lang w:eastAsia="en-IN"/>
+                <w14:ligatures w14:val="none"/>
+              </w:rPr>
+              <w:t>Feature Ranking</w:t>
+            </w:r>
+          </w:p>
+        </w:tc>
+        <w:tc>
+          <w:tcPr>
+            <w:tcW w:w="0" w:type="auto"/>
+            <w:vAlign w:val="center"/>
+            <w:hideMark/>
+          </w:tcPr>
+          <w:p>
+            <w:pPr>
+              <w:spacing w:before="100" w:beforeAutospacing="1" w:after="100" w:afterAutospacing="1" w:line="240" w:lineRule="auto"/>
+              <w:rPr>
+                <w:rFonts w:ascii="Times New Roman" w:eastAsia="Times New Roman" w:hAnsi="Times New Roman" w:cs="Times New Roman"/>
+                <w:kern w:val="0"/>
+                <w:sz w:val="24"/>
+                <w:szCs w:val="24"/>
+                <w:lang w:eastAsia="en-IN"/>
+                <w14:ligatures w14:val="none"/>
+              </w:rPr>
+            </w:pPr>
+            <w:r>
+              <w:rPr>
+                <w:rFonts w:ascii="Times New Roman" w:eastAsia="Times New Roman" w:hAnsi="Times New Roman" w:cs="Times New Roman"/>
+                <w:b/>
+                <w:bCs/>
+                <w:kern w:val="0"/>
+                <w:sz w:val="24"/>
+                <w:szCs w:val="24"/>
+                <w:lang w:eastAsia="en-IN"/>
+                <w14:ligatures w14:val="none"/>
+              </w:rPr>
+              <w:t>The Most Important Factors.</w:t>
+            </w:r>
+          </w:p>
+        </w:tc>
+        <w:tc>
+          <w:tcPr>
+            <w:tcW w:w="6993" w:type="dxa"/>
+            <w:vAlign w:val="center"/>
+            <w:hideMark/>
+          </w:tcPr>
+          <w:p>
+            <w:pPr>
+              <w:spacing w:before="100" w:beforeAutospacing="1" w:after="100" w:afterAutospacing="1" w:line="240" w:lineRule="auto"/>
+              <w:rPr>
+                <w:rFonts w:ascii="Times New Roman" w:eastAsia="Times New Roman" w:hAnsi="Times New Roman" w:cs="Times New Roman"/>
+                <w:kern w:val="0"/>
+                <w:sz w:val="24"/>
+                <w:szCs w:val="24"/>
+                <w:lang w:eastAsia="en-IN"/>
+                <w14:ligatures w14:val="none"/>
+              </w:rPr>
+            </w:pPr>
+            <w:r>
+              <w:rPr>
+                <w:rFonts w:ascii="Times New Roman" w:eastAsia="Times New Roman" w:hAnsi="Times New Roman" w:cs="Times New Roman"/>
+                <w:kern w:val="0"/>
+                <w:sz w:val="24"/>
+                <w:szCs w:val="24"/>
+                <w:lang w:eastAsia="en-IN"/>
+                <w14:ligatures w14:val="none"/>
+              </w:rPr>
+              <w:t xml:space="preserve">The plot ranks </w:t>
+            </w:r>
+            <w:proofErr w:type="gramStart"/>
+            <w:r>
+              <w:rPr>
+                <w:rFonts w:ascii="Times New Roman" w:eastAsia="Times New Roman" w:hAnsi="Times New Roman" w:cs="Times New Roman"/>
+                <w:kern w:val="0"/>
+                <w:sz w:val="24"/>
+                <w:szCs w:val="24"/>
+                <w:lang w:eastAsia="en-IN"/>
+                <w14:ligatures w14:val="none"/>
+              </w:rPr>
+              <w:t>features</w:t>
+            </w:r>
+            <w:proofErr w:type="gramEnd"/>
+            <w:r>
+              <w:rPr>
+                <w:rFonts w:ascii="Times New Roman" w:eastAsia="Times New Roman" w:hAnsi="Times New Roman" w:cs="Times New Roman"/>
+                <w:kern w:val="0"/>
+                <w:sz w:val="24"/>
+                <w:szCs w:val="24"/>
+                <w:lang w:eastAsia="en-IN"/>
+                <w14:ligatures w14:val="none"/>
+              </w:rPr>
+              <w:t xml:space="preserve"> from most to least influential. residual_lag_96 and residual_lag_672 being at the top confirms the importance of recent history.</w:t>
+            </w:r>
+          </w:p>
+        </w:tc>
+      </w:tr>
+      <w:tr>
+        <w:trPr>
+          <w:tblCellSpacing w:w="15" w:type="dxa"/>
+        </w:trPr>
+        <w:tc>
+          <w:tcPr>
+            <w:tcW w:w="2072" w:type="dxa"/>
+            <w:vAlign w:val="center"/>
+            <w:hideMark/>
+          </w:tcPr>
+          <w:p>
+            <w:pPr>
+              <w:spacing w:before="100" w:beforeAutospacing="1" w:after="100" w:afterAutospacing="1" w:line="240" w:lineRule="auto"/>
+              <w:rPr>
+                <w:rFonts w:ascii="Times New Roman" w:eastAsia="Times New Roman" w:hAnsi="Times New Roman" w:cs="Times New Roman"/>
+                <w:kern w:val="0"/>
+                <w:sz w:val="24"/>
+                <w:szCs w:val="24"/>
+                <w:lang w:eastAsia="en-IN"/>
+                <w14:ligatures w14:val="none"/>
+              </w:rPr>
+            </w:pPr>
+            <w:r>
+              <w:rPr>
+                <w:rFonts w:ascii="Times New Roman" w:eastAsia="Times New Roman" w:hAnsi="Times New Roman" w:cs="Times New Roman"/>
+                <w:b/>
+                <w:bCs/>
+                <w:kern w:val="0"/>
+                <w:sz w:val="24"/>
+                <w:szCs w:val="24"/>
+                <w:lang w:eastAsia="en-IN"/>
+                <w14:ligatures w14:val="none"/>
+              </w:rPr>
+              <w:t>Specific Features</w:t>
+            </w:r>
+          </w:p>
+        </w:tc>
+        <w:tc>
+          <w:tcPr>
+            <w:tcW w:w="0" w:type="auto"/>
+            <w:vAlign w:val="center"/>
+            <w:hideMark/>
+          </w:tcPr>
+          <w:p>
+            <w:pPr>
+              <w:spacing w:before="100" w:beforeAutospacing="1" w:after="100" w:afterAutospacing="1" w:line="240" w:lineRule="auto"/>
+              <w:rPr>
+                <w:rFonts w:ascii="Times New Roman" w:eastAsia="Times New Roman" w:hAnsi="Times New Roman" w:cs="Times New Roman"/>
+                <w:kern w:val="0"/>
+                <w:sz w:val="24"/>
+                <w:szCs w:val="24"/>
+                <w:lang w:eastAsia="en-IN"/>
+                <w14:ligatures w14:val="none"/>
+              </w:rPr>
+            </w:pPr>
+            <w:r>
+              <w:rPr>
+                <w:rFonts w:ascii="Times New Roman" w:eastAsia="Times New Roman" w:hAnsi="Times New Roman" w:cs="Times New Roman"/>
+                <w:b/>
+                <w:bCs/>
+                <w:kern w:val="0"/>
+                <w:sz w:val="24"/>
+                <w:szCs w:val="24"/>
+                <w:lang w:eastAsia="en-IN"/>
+                <w14:ligatures w14:val="none"/>
+              </w:rPr>
+              <w:t>What the Model Learned.</w:t>
+            </w:r>
+          </w:p>
+        </w:tc>
+        <w:tc>
+          <w:tcPr>
+            <w:tcW w:w="6993" w:type="dxa"/>
+            <w:vAlign w:val="center"/>
+            <w:hideMark/>
+          </w:tcPr>
+          <w:p>
+            <w:pPr>
+              <w:spacing w:before="100" w:beforeAutospacing="1" w:after="100" w:afterAutospacing="1" w:line="240" w:lineRule="auto"/>
+              <w:rPr>
+                <w:rFonts w:ascii="Times New Roman" w:eastAsia="Times New Roman" w:hAnsi="Times New Roman" w:cs="Times New Roman"/>
+                <w:kern w:val="0"/>
+                <w:sz w:val="24"/>
+                <w:szCs w:val="24"/>
+                <w:lang w:eastAsia="en-IN"/>
+                <w14:ligatures w14:val="none"/>
+              </w:rPr>
+            </w:pPr>
+            <w:r>
+              <w:rPr>
+                <w:rFonts w:ascii="Times New Roman" w:eastAsia="Times New Roman" w:hAnsi="Times New Roman" w:cs="Times New Roman"/>
+                <w:kern w:val="0"/>
+                <w:sz w:val="24"/>
+                <w:szCs w:val="24"/>
+                <w:lang w:eastAsia="en-IN"/>
+                <w14:ligatures w14:val="none"/>
+              </w:rPr>
+              <w:t xml:space="preserve">Seeing features like hour, </w:t>
+            </w:r>
+            <w:proofErr w:type="spellStart"/>
+            <w:r>
+              <w:rPr>
+                <w:rFonts w:ascii="Times New Roman" w:eastAsia="Times New Roman" w:hAnsi="Times New Roman" w:cs="Times New Roman"/>
+                <w:kern w:val="0"/>
+                <w:sz w:val="24"/>
+                <w:szCs w:val="24"/>
+                <w:lang w:eastAsia="en-IN"/>
+                <w14:ligatures w14:val="none"/>
+              </w:rPr>
+              <w:t>day_of_week</w:t>
+            </w:r>
+            <w:proofErr w:type="spellEnd"/>
+            <w:r>
+              <w:rPr>
+                <w:rFonts w:ascii="Times New Roman" w:eastAsia="Times New Roman" w:hAnsi="Times New Roman" w:cs="Times New Roman"/>
+                <w:kern w:val="0"/>
+                <w:sz w:val="24"/>
+                <w:szCs w:val="24"/>
+                <w:lang w:eastAsia="en-IN"/>
+                <w14:ligatures w14:val="none"/>
+              </w:rPr>
+              <w:t xml:space="preserve">, and </w:t>
+            </w:r>
+            <w:proofErr w:type="spellStart"/>
+            <w:r>
+              <w:rPr>
+                <w:rFonts w:ascii="Times New Roman" w:eastAsia="Times New Roman" w:hAnsi="Times New Roman" w:cs="Times New Roman"/>
+                <w:kern w:val="0"/>
+                <w:sz w:val="24"/>
+                <w:szCs w:val="24"/>
+                <w:lang w:eastAsia="en-IN"/>
+                <w14:ligatures w14:val="none"/>
+              </w:rPr>
+              <w:t>DE_load_forecast</w:t>
+            </w:r>
+            <w:proofErr w:type="spellEnd"/>
+            <w:r>
+              <w:rPr>
+                <w:rFonts w:ascii="Times New Roman" w:eastAsia="Times New Roman" w:hAnsi="Times New Roman" w:cs="Times New Roman"/>
+                <w:kern w:val="0"/>
+                <w:sz w:val="24"/>
+                <w:szCs w:val="24"/>
+                <w:lang w:eastAsia="en-IN"/>
+                <w14:ligatures w14:val="none"/>
+              </w:rPr>
+              <w:t>... confirms the model successfully incorporated time patterns and external data.</w:t>
+            </w:r>
+          </w:p>
+        </w:tc>
+      </w:tr>
+    </w:tbl>
+    <w:p>
+      <w:pPr>
+        <w:spacing w:before="100" w:beforeAutospacing="1" w:after="100" w:afterAutospacing="1" w:line="240" w:lineRule="auto"/>
+        <w:rPr>
+          <w:rFonts w:ascii="Times New Roman" w:eastAsia="Times New Roman" w:hAnsi="Times New Roman" w:cs="Times New Roman"/>
+          <w:b/>
+          <w:bCs/>
+          <w:kern w:val="0"/>
+          <w:sz w:val="24"/>
+          <w:szCs w:val="24"/>
+          <w:lang w:eastAsia="en-IN"/>
+          <w14:ligatures w14:val="none"/>
+        </w:rPr>
+      </w:pPr>
+      <w:r>
+        <w:rPr>
+          <w:rFonts w:ascii="Times New Roman" w:eastAsia="Times New Roman" w:hAnsi="Times New Roman" w:cs="Times New Roman"/>
+          <w:b/>
+          <w:bCs/>
+          <w:kern w:val="0"/>
+          <w:sz w:val="24"/>
+          <w:szCs w:val="24"/>
+          <w:lang w:eastAsia="en-IN"/>
+          <w14:ligatures w14:val="none"/>
+        </w:rPr>
+        <w:t>Final Takeaway</w:t>
+      </w:r>
+    </w:p>
+    <w:p>
+      <w:pPr>
+        <w:spacing w:before="100" w:beforeAutospacing="1" w:after="100" w:afterAutospacing="1" w:line="240" w:lineRule="auto"/>
+        <w:rPr>
+          <w:rFonts w:ascii="Times New Roman" w:eastAsia="Times New Roman" w:hAnsi="Times New Roman" w:cs="Times New Roman"/>
+          <w:kern w:val="0"/>
+          <w:sz w:val="24"/>
+          <w:szCs w:val="24"/>
+          <w:lang w:eastAsia="en-IN"/>
+          <w14:ligatures w14:val="none"/>
+        </w:rPr>
+      </w:pPr>
+      <w:r>
+        <w:rPr>
+          <w:rFonts w:ascii="Times New Roman" w:eastAsia="Times New Roman" w:hAnsi="Times New Roman" w:cs="Times New Roman"/>
+          <w:kern w:val="0"/>
+          <w:sz w:val="24"/>
+          <w:szCs w:val="24"/>
+          <w:lang w:eastAsia="en-IN"/>
+          <w14:ligatures w14:val="none"/>
+        </w:rPr>
+        <w:t xml:space="preserve">The SHAP analysis successfully provided clear, quantifiable insights into the </w:t>
+      </w:r>
+      <w:r>
+        <w:rPr>
+          <w:rFonts w:ascii="Times New Roman" w:eastAsia="Times New Roman" w:hAnsi="Times New Roman" w:cs="Times New Roman"/>
+          <w:b/>
+          <w:bCs/>
+          <w:kern w:val="0"/>
+          <w:sz w:val="24"/>
+          <w:szCs w:val="24"/>
+          <w:lang w:eastAsia="en-IN"/>
+          <w14:ligatures w14:val="none"/>
+        </w:rPr>
+        <w:t xml:space="preserve">STL + </w:t>
+      </w:r>
+      <w:proofErr w:type="spellStart"/>
+      <w:r>
+        <w:rPr>
+          <w:rFonts w:ascii="Times New Roman" w:eastAsia="Times New Roman" w:hAnsi="Times New Roman" w:cs="Times New Roman"/>
+          <w:b/>
+          <w:bCs/>
+          <w:kern w:val="0"/>
+          <w:sz w:val="24"/>
+          <w:szCs w:val="24"/>
+          <w:lang w:eastAsia="en-IN"/>
+          <w14:ligatures w14:val="none"/>
+        </w:rPr>
+        <w:t>LightGBM</w:t>
+      </w:r>
+      <w:proofErr w:type="spellEnd"/>
+      <w:r>
+        <w:rPr>
+          <w:rFonts w:ascii="Times New Roman" w:eastAsia="Times New Roman" w:hAnsi="Times New Roman" w:cs="Times New Roman"/>
+          <w:kern w:val="0"/>
+          <w:sz w:val="24"/>
+          <w:szCs w:val="24"/>
+          <w:lang w:eastAsia="en-IN"/>
+          <w14:ligatures w14:val="none"/>
+        </w:rPr>
+        <w:t xml:space="preserve"> model's </w:t>
+      </w:r>
+      <w:proofErr w:type="spellStart"/>
+      <w:r>
+        <w:rPr>
+          <w:rFonts w:ascii="Times New Roman" w:eastAsia="Times New Roman" w:hAnsi="Times New Roman" w:cs="Times New Roman"/>
+          <w:kern w:val="0"/>
+          <w:sz w:val="24"/>
+          <w:szCs w:val="24"/>
+          <w:lang w:eastAsia="en-IN"/>
+          <w14:ligatures w14:val="none"/>
+        </w:rPr>
+        <w:t>behavior</w:t>
+      </w:r>
+      <w:proofErr w:type="spellEnd"/>
+      <w:r>
+        <w:rPr>
+          <w:rFonts w:ascii="Times New Roman" w:eastAsia="Times New Roman" w:hAnsi="Times New Roman" w:cs="Times New Roman"/>
+          <w:kern w:val="0"/>
+          <w:sz w:val="24"/>
+          <w:szCs w:val="24"/>
+          <w:lang w:eastAsia="en-IN"/>
+          <w14:ligatures w14:val="none"/>
+        </w:rPr>
+        <w:t xml:space="preserve">, confirming its logical reliance on recent historical noise, time-based patterns, and exogenous variables. This </w:t>
+      </w:r>
+      <w:proofErr w:type="spellStart"/>
+      <w:r>
+        <w:rPr>
+          <w:rFonts w:ascii="Times New Roman" w:eastAsia="Times New Roman" w:hAnsi="Times New Roman" w:cs="Times New Roman"/>
+          <w:kern w:val="0"/>
+          <w:sz w:val="24"/>
+          <w:szCs w:val="24"/>
+          <w:lang w:eastAsia="en-IN"/>
+          <w14:ligatures w14:val="none"/>
+        </w:rPr>
+        <w:t>fulfills</w:t>
+      </w:r>
+      <w:proofErr w:type="spellEnd"/>
+      <w:r>
+        <w:rPr>
+          <w:rFonts w:ascii="Times New Roman" w:eastAsia="Times New Roman" w:hAnsi="Times New Roman" w:cs="Times New Roman"/>
+          <w:kern w:val="0"/>
+          <w:sz w:val="24"/>
+          <w:szCs w:val="24"/>
+          <w:lang w:eastAsia="en-IN"/>
+          <w14:ligatures w14:val="none"/>
+        </w:rPr>
+        <w:t xml:space="preserve"> the </w:t>
+      </w:r>
+      <w:r>
+        <w:rPr>
+          <w:rFonts w:ascii="Times New Roman" w:eastAsia="Times New Roman" w:hAnsi="Times New Roman" w:cs="Times New Roman"/>
+          <w:b/>
+          <w:bCs/>
+          <w:kern w:val="0"/>
+          <w:sz w:val="24"/>
+          <w:szCs w:val="24"/>
+          <w:lang w:eastAsia="en-IN"/>
+          <w14:ligatures w14:val="none"/>
+        </w:rPr>
+        <w:t>XAI</w:t>
+      </w:r>
+      <w:r>
+        <w:rPr>
+          <w:rFonts w:ascii="Times New Roman" w:eastAsia="Times New Roman" w:hAnsi="Times New Roman" w:cs="Times New Roman"/>
+          <w:kern w:val="0"/>
+          <w:sz w:val="24"/>
+          <w:szCs w:val="24"/>
+          <w:lang w:eastAsia="en-IN"/>
+          <w14:ligatures w14:val="none"/>
+        </w:rPr>
+        <w:t xml:space="preserve"> requirement and increases trust in the hybrid model's predictions.</w:t>
+      </w:r>
+    </w:p>
+    <w:p>
+      <w:pPr>
+        <w:spacing w:before="100" w:beforeAutospacing="1" w:after="100" w:afterAutospacing="1" w:line="240" w:lineRule="auto"/>
+        <w:rPr>
+          <w:rFonts w:ascii="Times New Roman" w:eastAsia="Times New Roman" w:hAnsi="Times New Roman" w:cs="Times New Roman"/>
+          <w:kern w:val="0"/>
+          <w:sz w:val="24"/>
+          <w:szCs w:val="24"/>
+          <w:lang w:eastAsia="en-IN"/>
+          <w14:ligatures w14:val="none"/>
+        </w:rPr>
+      </w:pPr>
+      <w:r>
+        <w:rPr>
+          <w:rFonts w:ascii="Times New Roman" w:eastAsia="Times New Roman" w:hAnsi="Times New Roman" w:cs="Times New Roman"/>
+          <w:kern w:val="0"/>
+          <w:sz w:val="24"/>
+          <w:szCs w:val="24"/>
+          <w:lang w:eastAsia="en-IN"/>
+          <w14:ligatures w14:val="none"/>
+        </w:rPr>
+        <w:pict w14:anchorId="5267031D">
+          <v:rect id="_x0000_i1041" style="width:0;height:1.5pt" o:hralign="center" o:hrstd="t" o:hr="t" fillcolor="#a0a0a0" stroked="f"/>
+        </w:pict>
+      </w:r>
+    </w:p>
+    <w:p>
+      <w:pPr>
+        <w:spacing w:before="100" w:beforeAutospacing="1" w:after="100" w:afterAutospacing="1" w:line="240" w:lineRule="auto"/>
+        <w:rPr>
+          <w:rFonts w:ascii="Times New Roman" w:eastAsia="Times New Roman" w:hAnsi="Times New Roman" w:cs="Times New Roman"/>
+          <w:b/>
+          <w:bCs/>
+          <w:kern w:val="0"/>
+          <w:sz w:val="24"/>
+          <w:szCs w:val="24"/>
+          <w:lang w:eastAsia="en-IN"/>
+          <w14:ligatures w14:val="none"/>
+        </w:rPr>
+      </w:pPr>
+    </w:p>
+    <w:p>
+      <w:pPr>
+        <w:spacing w:before="100" w:beforeAutospacing="1" w:after="100" w:afterAutospacing="1" w:line="240" w:lineRule="auto"/>
+        <w:rPr>
+          <w:rFonts w:ascii="Times New Roman" w:eastAsia="Times New Roman" w:hAnsi="Times New Roman" w:cs="Times New Roman"/>
+          <w:b/>
+          <w:bCs/>
+          <w:kern w:val="0"/>
+          <w:sz w:val="28"/>
+          <w:szCs w:val="28"/>
+          <w:lang w:eastAsia="en-IN"/>
+          <w14:ligatures w14:val="none"/>
+        </w:rPr>
+      </w:pPr>
+      <w:r>
+        <w:rPr>
+          <w:rFonts w:ascii="Times New Roman" w:eastAsia="Times New Roman" w:hAnsi="Times New Roman" w:cs="Times New Roman"/>
+          <w:b/>
+          <w:bCs/>
+          <w:kern w:val="0"/>
+          <w:sz w:val="28"/>
+          <w:szCs w:val="28"/>
+          <w:lang w:eastAsia="en-IN"/>
+          <w14:ligatures w14:val="none"/>
+        </w:rPr>
+        <w:lastRenderedPageBreak/>
+        <w:t>Step 15: SHAP Calculation &amp; Visualization (1D-CNN)</w:t>
+      </w:r>
+    </w:p>
+    <w:p>
+      <w:pPr>
+        <w:spacing w:before="100" w:beforeAutospacing="1" w:after="100" w:afterAutospacing="1" w:line="240" w:lineRule="auto"/>
+        <w:rPr>
+          <w:rFonts w:ascii="Times New Roman" w:eastAsia="Times New Roman" w:hAnsi="Times New Roman" w:cs="Times New Roman"/>
+          <w:kern w:val="0"/>
+          <w:sz w:val="24"/>
+          <w:szCs w:val="24"/>
+          <w:lang w:eastAsia="en-IN"/>
+          <w14:ligatures w14:val="none"/>
+        </w:rPr>
+      </w:pPr>
+      <w:r>
+        <w:rPr>
+          <w:rFonts w:ascii="Times New Roman" w:eastAsia="Times New Roman" w:hAnsi="Times New Roman" w:cs="Times New Roman"/>
+          <w:kern w:val="0"/>
+          <w:sz w:val="24"/>
+          <w:szCs w:val="24"/>
+          <w:lang w:eastAsia="en-IN"/>
+          <w14:ligatures w14:val="none"/>
+        </w:rPr>
+        <w:t xml:space="preserve">The goal here is to apply SHAP to the best </w:t>
+      </w:r>
+      <w:r>
+        <w:rPr>
+          <w:rFonts w:ascii="Times New Roman" w:eastAsia="Times New Roman" w:hAnsi="Times New Roman" w:cs="Times New Roman"/>
+          <w:i/>
+          <w:iCs/>
+          <w:kern w:val="0"/>
+          <w:sz w:val="24"/>
+          <w:szCs w:val="24"/>
+          <w:lang w:eastAsia="en-IN"/>
+          <w14:ligatures w14:val="none"/>
+        </w:rPr>
+        <w:t>overall</w:t>
+      </w:r>
+      <w:r>
+        <w:rPr>
+          <w:rFonts w:ascii="Times New Roman" w:eastAsia="Times New Roman" w:hAnsi="Times New Roman" w:cs="Times New Roman"/>
+          <w:kern w:val="0"/>
+          <w:sz w:val="24"/>
+          <w:szCs w:val="24"/>
+          <w:lang w:eastAsia="en-IN"/>
+          <w14:ligatures w14:val="none"/>
+        </w:rPr>
+        <w:t xml:space="preserve"> model (</w:t>
+      </w:r>
+      <w:r>
+        <w:rPr>
+          <w:rFonts w:ascii="Times New Roman" w:eastAsia="Times New Roman" w:hAnsi="Times New Roman" w:cs="Times New Roman"/>
+          <w:b/>
+          <w:bCs/>
+          <w:kern w:val="0"/>
+          <w:sz w:val="24"/>
+          <w:szCs w:val="24"/>
+          <w:lang w:eastAsia="en-IN"/>
+          <w14:ligatures w14:val="none"/>
+        </w:rPr>
+        <w:t>STL + 1D-CNN</w:t>
+      </w:r>
+      <w:r>
+        <w:rPr>
+          <w:rFonts w:ascii="Times New Roman" w:eastAsia="Times New Roman" w:hAnsi="Times New Roman" w:cs="Times New Roman"/>
+          <w:kern w:val="0"/>
+          <w:sz w:val="24"/>
+          <w:szCs w:val="24"/>
+          <w:lang w:eastAsia="en-IN"/>
+          <w14:ligatures w14:val="none"/>
+        </w:rPr>
+        <w:t>) to understand the temporal dynamics it learned, providing XAI insights for the Deep Learning approach.</w:t>
+      </w:r>
+    </w:p>
+    <w:p>
+      <w:pPr>
+        <w:spacing w:before="100" w:beforeAutospacing="1" w:after="100" w:afterAutospacing="1" w:line="240" w:lineRule="auto"/>
+        <w:rPr>
+          <w:rFonts w:ascii="Times New Roman" w:eastAsia="Times New Roman" w:hAnsi="Times New Roman" w:cs="Times New Roman"/>
+          <w:b/>
+          <w:bCs/>
+          <w:kern w:val="0"/>
+          <w:sz w:val="24"/>
+          <w:szCs w:val="24"/>
+          <w:lang w:eastAsia="en-IN"/>
+          <w14:ligatures w14:val="none"/>
+        </w:rPr>
+      </w:pPr>
+      <w:r>
+        <w:rPr>
+          <w:rFonts w:ascii="Times New Roman" w:eastAsia="Times New Roman" w:hAnsi="Times New Roman" w:cs="Times New Roman"/>
+          <w:b/>
+          <w:bCs/>
+          <w:kern w:val="0"/>
+          <w:sz w:val="24"/>
+          <w:szCs w:val="24"/>
+          <w:lang w:eastAsia="en-IN"/>
+          <w14:ligatures w14:val="none"/>
+        </w:rPr>
+        <w:t>The Process (What the Code Did)</w:t>
+      </w:r>
+    </w:p>
+    <w:tbl>
+      <w:tblPr>
+        <w:tblW w:w="10206" w:type="dxa"/>
+        <w:tblCellSpacing w:w="15" w:type="dxa"/>
+        <w:tblInd w:w="-572" w:type="dxa"/>
+        <w:tblBorders>
+          <w:top w:val="single" w:sz="4" w:space="0" w:color="auto"/>
+          <w:left w:val="single" w:sz="4" w:space="0" w:color="auto"/>
+          <w:bottom w:val="single" w:sz="4" w:space="0" w:color="auto"/>
+          <w:right w:val="single" w:sz="4" w:space="0" w:color="auto"/>
+          <w:insideH w:val="single" w:sz="4" w:space="0" w:color="auto"/>
+          <w:insideV w:val="single" w:sz="4" w:space="0" w:color="auto"/>
+        </w:tblBorders>
+        <w:tblCellMar>
+          <w:top w:w="15" w:type="dxa"/>
+          <w:left w:w="15" w:type="dxa"/>
+          <w:bottom w:w="15" w:type="dxa"/>
+          <w:right w:w="15" w:type="dxa"/>
+        </w:tblCellMar>
+        <w:tblLook w:val="04A0" w:firstRow="1" w:lastRow="0" w:firstColumn="1" w:lastColumn="0" w:noHBand="0" w:noVBand="1"/>
+      </w:tblPr>
+      <w:tblGrid>
+        <w:gridCol w:w="2042"/>
+        <w:gridCol w:w="1664"/>
+        <w:gridCol w:w="6500"/>
+      </w:tblGrid>
+      <w:tr>
+        <w:trPr>
+          <w:tblHeader/>
+          <w:tblCellSpacing w:w="15" w:type="dxa"/>
+        </w:trPr>
+        <w:tc>
+          <w:tcPr>
+            <w:tcW w:w="1997" w:type="dxa"/>
+            <w:vAlign w:val="center"/>
+            <w:hideMark/>
+          </w:tcPr>
+          <w:p>
+            <w:pPr>
+              <w:spacing w:before="100" w:beforeAutospacing="1" w:after="100" w:afterAutospacing="1" w:line="240" w:lineRule="auto"/>
+              <w:rPr>
+                <w:rFonts w:ascii="Times New Roman" w:eastAsia="Times New Roman" w:hAnsi="Times New Roman" w:cs="Times New Roman"/>
+                <w:kern w:val="0"/>
+                <w:sz w:val="24"/>
+                <w:szCs w:val="24"/>
+                <w:lang w:eastAsia="en-IN"/>
+                <w14:ligatures w14:val="none"/>
+              </w:rPr>
+            </w:pPr>
+            <w:r>
+              <w:rPr>
+                <w:rFonts w:ascii="Times New Roman" w:eastAsia="Times New Roman" w:hAnsi="Times New Roman" w:cs="Times New Roman"/>
+                <w:b/>
+                <w:bCs/>
+                <w:kern w:val="0"/>
+                <w:sz w:val="24"/>
+                <w:szCs w:val="24"/>
+                <w:lang w:eastAsia="en-IN"/>
+                <w14:ligatures w14:val="none"/>
+              </w:rPr>
+              <w:t>Process Action</w:t>
+            </w:r>
+          </w:p>
+        </w:tc>
+        <w:tc>
+          <w:tcPr>
+            <w:tcW w:w="0" w:type="auto"/>
+            <w:vAlign w:val="center"/>
+            <w:hideMark/>
+          </w:tcPr>
+          <w:p>
+            <w:pPr>
+              <w:spacing w:before="100" w:beforeAutospacing="1" w:after="100" w:afterAutospacing="1" w:line="240" w:lineRule="auto"/>
+              <w:rPr>
+                <w:rFonts w:ascii="Times New Roman" w:eastAsia="Times New Roman" w:hAnsi="Times New Roman" w:cs="Times New Roman"/>
+                <w:kern w:val="0"/>
+                <w:sz w:val="24"/>
+                <w:szCs w:val="24"/>
+                <w:lang w:eastAsia="en-IN"/>
+                <w14:ligatures w14:val="none"/>
+              </w:rPr>
+            </w:pPr>
+            <w:r>
+              <w:rPr>
+                <w:rFonts w:ascii="Times New Roman" w:eastAsia="Times New Roman" w:hAnsi="Times New Roman" w:cs="Times New Roman"/>
+                <w:b/>
+                <w:bCs/>
+                <w:kern w:val="0"/>
+                <w:sz w:val="24"/>
+                <w:szCs w:val="24"/>
+                <w:lang w:eastAsia="en-IN"/>
+                <w14:ligatures w14:val="none"/>
+              </w:rPr>
+              <w:t>Layman's Term</w:t>
+            </w:r>
+          </w:p>
+        </w:tc>
+        <w:tc>
+          <w:tcPr>
+            <w:tcW w:w="6455" w:type="dxa"/>
+            <w:vAlign w:val="center"/>
+            <w:hideMark/>
+          </w:tcPr>
+          <w:p>
+            <w:pPr>
+              <w:spacing w:before="100" w:beforeAutospacing="1" w:after="100" w:afterAutospacing="1" w:line="240" w:lineRule="auto"/>
+              <w:rPr>
+                <w:rFonts w:ascii="Times New Roman" w:eastAsia="Times New Roman" w:hAnsi="Times New Roman" w:cs="Times New Roman"/>
+                <w:kern w:val="0"/>
+                <w:sz w:val="24"/>
+                <w:szCs w:val="24"/>
+                <w:lang w:eastAsia="en-IN"/>
+                <w14:ligatures w14:val="none"/>
+              </w:rPr>
+            </w:pPr>
+            <w:r>
+              <w:rPr>
+                <w:rFonts w:ascii="Times New Roman" w:eastAsia="Times New Roman" w:hAnsi="Times New Roman" w:cs="Times New Roman"/>
+                <w:b/>
+                <w:bCs/>
+                <w:kern w:val="0"/>
+                <w:sz w:val="24"/>
+                <w:szCs w:val="24"/>
+                <w:lang w:eastAsia="en-IN"/>
+                <w14:ligatures w14:val="none"/>
+              </w:rPr>
+              <w:t>Technical Role</w:t>
+            </w:r>
+          </w:p>
+        </w:tc>
+      </w:tr>
+      <w:tr>
+        <w:trPr>
+          <w:tblCellSpacing w:w="15" w:type="dxa"/>
+        </w:trPr>
+        <w:tc>
+          <w:tcPr>
+            <w:tcW w:w="1997" w:type="dxa"/>
+            <w:vAlign w:val="center"/>
+            <w:hideMark/>
+          </w:tcPr>
+          <w:p>
+            <w:pPr>
+              <w:spacing w:before="100" w:beforeAutospacing="1" w:after="100" w:afterAutospacing="1" w:line="240" w:lineRule="auto"/>
+              <w:rPr>
+                <w:rFonts w:ascii="Times New Roman" w:eastAsia="Times New Roman" w:hAnsi="Times New Roman" w:cs="Times New Roman"/>
+                <w:kern w:val="0"/>
+                <w:sz w:val="24"/>
+                <w:szCs w:val="24"/>
+                <w:lang w:eastAsia="en-IN"/>
+                <w14:ligatures w14:val="none"/>
+              </w:rPr>
+            </w:pPr>
+            <w:r>
+              <w:rPr>
+                <w:rFonts w:ascii="Times New Roman" w:eastAsia="Times New Roman" w:hAnsi="Times New Roman" w:cs="Times New Roman"/>
+                <w:b/>
+                <w:bCs/>
+                <w:kern w:val="0"/>
+                <w:sz w:val="24"/>
+                <w:szCs w:val="24"/>
+                <w:lang w:eastAsia="en-IN"/>
+                <w14:ligatures w14:val="none"/>
+              </w:rPr>
+              <w:t>Initialize Explainer</w:t>
+            </w:r>
+          </w:p>
+        </w:tc>
+        <w:tc>
+          <w:tcPr>
+            <w:tcW w:w="0" w:type="auto"/>
+            <w:vAlign w:val="center"/>
+            <w:hideMark/>
+          </w:tcPr>
+          <w:p>
+            <w:pPr>
+              <w:spacing w:before="100" w:beforeAutospacing="1" w:after="100" w:afterAutospacing="1" w:line="240" w:lineRule="auto"/>
+              <w:rPr>
+                <w:rFonts w:ascii="Times New Roman" w:eastAsia="Times New Roman" w:hAnsi="Times New Roman" w:cs="Times New Roman"/>
+                <w:kern w:val="0"/>
+                <w:sz w:val="24"/>
+                <w:szCs w:val="24"/>
+                <w:lang w:eastAsia="en-IN"/>
+                <w14:ligatures w14:val="none"/>
+              </w:rPr>
+            </w:pPr>
+            <w:r>
+              <w:rPr>
+                <w:rFonts w:ascii="Times New Roman" w:eastAsia="Times New Roman" w:hAnsi="Times New Roman" w:cs="Times New Roman"/>
+                <w:kern w:val="0"/>
+                <w:sz w:val="24"/>
+                <w:szCs w:val="24"/>
+                <w:lang w:eastAsia="en-IN"/>
+                <w14:ligatures w14:val="none"/>
+              </w:rPr>
+              <w:t>Setting up the DL analysis method.</w:t>
+            </w:r>
+          </w:p>
+        </w:tc>
+        <w:tc>
+          <w:tcPr>
+            <w:tcW w:w="6455" w:type="dxa"/>
+            <w:vAlign w:val="center"/>
+            <w:hideMark/>
+          </w:tcPr>
+          <w:p>
+            <w:pPr>
+              <w:spacing w:before="100" w:beforeAutospacing="1" w:after="100" w:afterAutospacing="1" w:line="240" w:lineRule="auto"/>
+              <w:rPr>
+                <w:rFonts w:ascii="Times New Roman" w:eastAsia="Times New Roman" w:hAnsi="Times New Roman" w:cs="Times New Roman"/>
+                <w:kern w:val="0"/>
+                <w:sz w:val="24"/>
+                <w:szCs w:val="24"/>
+                <w:lang w:eastAsia="en-IN"/>
+                <w14:ligatures w14:val="none"/>
+              </w:rPr>
+            </w:pPr>
+            <w:r>
+              <w:rPr>
+                <w:rFonts w:ascii="Times New Roman" w:eastAsia="Times New Roman" w:hAnsi="Times New Roman" w:cs="Times New Roman"/>
+                <w:kern w:val="0"/>
+                <w:sz w:val="24"/>
+                <w:szCs w:val="24"/>
+                <w:lang w:eastAsia="en-IN"/>
+                <w14:ligatures w14:val="none"/>
+              </w:rPr>
+              <w:t xml:space="preserve">Creates a </w:t>
+            </w:r>
+            <w:proofErr w:type="spellStart"/>
+            <w:proofErr w:type="gramStart"/>
+            <w:r>
+              <w:rPr>
+                <w:rFonts w:ascii="Times New Roman" w:eastAsia="Times New Roman" w:hAnsi="Times New Roman" w:cs="Times New Roman"/>
+                <w:kern w:val="0"/>
+                <w:sz w:val="24"/>
+                <w:szCs w:val="24"/>
+                <w:lang w:eastAsia="en-IN"/>
+                <w14:ligatures w14:val="none"/>
+              </w:rPr>
+              <w:t>shap.DeepExplainer</w:t>
+            </w:r>
+            <w:proofErr w:type="spellEnd"/>
+            <w:proofErr w:type="gramEnd"/>
+            <w:r>
+              <w:rPr>
+                <w:rFonts w:ascii="Times New Roman" w:eastAsia="Times New Roman" w:hAnsi="Times New Roman" w:cs="Times New Roman"/>
+                <w:kern w:val="0"/>
+                <w:sz w:val="24"/>
+                <w:szCs w:val="24"/>
+                <w:lang w:eastAsia="en-IN"/>
+                <w14:ligatures w14:val="none"/>
+              </w:rPr>
+              <w:t xml:space="preserve"> object, designed for neural networks. It requires a </w:t>
+            </w:r>
+            <w:proofErr w:type="spellStart"/>
+            <w:r>
+              <w:rPr>
+                <w:rFonts w:ascii="Times New Roman" w:eastAsia="Times New Roman" w:hAnsi="Times New Roman" w:cs="Times New Roman"/>
+                <w:kern w:val="0"/>
+                <w:sz w:val="24"/>
+                <w:szCs w:val="24"/>
+                <w:lang w:eastAsia="en-IN"/>
+                <w14:ligatures w14:val="none"/>
+              </w:rPr>
+              <w:t>background_data</w:t>
+            </w:r>
+            <w:proofErr w:type="spellEnd"/>
+            <w:r>
+              <w:rPr>
+                <w:rFonts w:ascii="Times New Roman" w:eastAsia="Times New Roman" w:hAnsi="Times New Roman" w:cs="Times New Roman"/>
+                <w:kern w:val="0"/>
+                <w:sz w:val="24"/>
+                <w:szCs w:val="24"/>
+                <w:lang w:eastAsia="en-IN"/>
+                <w14:ligatures w14:val="none"/>
+              </w:rPr>
+              <w:t xml:space="preserve"> sample (100 training sequences) to establish a baseline expectation for the model's output.</w:t>
+            </w:r>
+          </w:p>
+        </w:tc>
+      </w:tr>
+      <w:tr>
+        <w:trPr>
+          <w:tblCellSpacing w:w="15" w:type="dxa"/>
+        </w:trPr>
+        <w:tc>
+          <w:tcPr>
+            <w:tcW w:w="1997" w:type="dxa"/>
+            <w:vAlign w:val="center"/>
+            <w:hideMark/>
+          </w:tcPr>
+          <w:p>
+            <w:pPr>
+              <w:spacing w:before="100" w:beforeAutospacing="1" w:after="100" w:afterAutospacing="1" w:line="240" w:lineRule="auto"/>
+              <w:rPr>
+                <w:rFonts w:ascii="Times New Roman" w:eastAsia="Times New Roman" w:hAnsi="Times New Roman" w:cs="Times New Roman"/>
+                <w:kern w:val="0"/>
+                <w:sz w:val="24"/>
+                <w:szCs w:val="24"/>
+                <w:lang w:eastAsia="en-IN"/>
+                <w14:ligatures w14:val="none"/>
+              </w:rPr>
+            </w:pPr>
+            <w:r>
+              <w:rPr>
+                <w:rFonts w:ascii="Times New Roman" w:eastAsia="Times New Roman" w:hAnsi="Times New Roman" w:cs="Times New Roman"/>
+                <w:b/>
+                <w:bCs/>
+                <w:kern w:val="0"/>
+                <w:sz w:val="24"/>
+                <w:szCs w:val="24"/>
+                <w:lang w:eastAsia="en-IN"/>
+                <w14:ligatures w14:val="none"/>
+              </w:rPr>
+              <w:t>Calculate SHAP Values</w:t>
+            </w:r>
+          </w:p>
+        </w:tc>
+        <w:tc>
+          <w:tcPr>
+            <w:tcW w:w="0" w:type="auto"/>
+            <w:vAlign w:val="center"/>
+            <w:hideMark/>
+          </w:tcPr>
+          <w:p>
+            <w:pPr>
+              <w:spacing w:before="100" w:beforeAutospacing="1" w:after="100" w:afterAutospacing="1" w:line="240" w:lineRule="auto"/>
+              <w:rPr>
+                <w:rFonts w:ascii="Times New Roman" w:eastAsia="Times New Roman" w:hAnsi="Times New Roman" w:cs="Times New Roman"/>
+                <w:kern w:val="0"/>
+                <w:sz w:val="24"/>
+                <w:szCs w:val="24"/>
+                <w:lang w:eastAsia="en-IN"/>
+                <w14:ligatures w14:val="none"/>
+              </w:rPr>
+            </w:pPr>
+            <w:r>
+              <w:rPr>
+                <w:rFonts w:ascii="Times New Roman" w:eastAsia="Times New Roman" w:hAnsi="Times New Roman" w:cs="Times New Roman"/>
+                <w:kern w:val="0"/>
+                <w:sz w:val="24"/>
+                <w:szCs w:val="24"/>
+                <w:lang w:eastAsia="en-IN"/>
+                <w14:ligatures w14:val="none"/>
+              </w:rPr>
+              <w:t>Measuring time step impact.</w:t>
+            </w:r>
+          </w:p>
+        </w:tc>
+        <w:tc>
+          <w:tcPr>
+            <w:tcW w:w="6455" w:type="dxa"/>
+            <w:vAlign w:val="center"/>
+            <w:hideMark/>
+          </w:tcPr>
+          <w:p>
+            <w:pPr>
+              <w:spacing w:before="100" w:beforeAutospacing="1" w:after="100" w:afterAutospacing="1" w:line="240" w:lineRule="auto"/>
+              <w:rPr>
+                <w:rFonts w:ascii="Times New Roman" w:eastAsia="Times New Roman" w:hAnsi="Times New Roman" w:cs="Times New Roman"/>
+                <w:kern w:val="0"/>
+                <w:sz w:val="24"/>
+                <w:szCs w:val="24"/>
+                <w:lang w:eastAsia="en-IN"/>
+                <w14:ligatures w14:val="none"/>
+              </w:rPr>
+            </w:pPr>
+            <w:r>
+              <w:rPr>
+                <w:rFonts w:ascii="Times New Roman" w:eastAsia="Times New Roman" w:hAnsi="Times New Roman" w:cs="Times New Roman"/>
+                <w:kern w:val="0"/>
+                <w:sz w:val="24"/>
+                <w:szCs w:val="24"/>
+                <w:lang w:eastAsia="en-IN"/>
+                <w14:ligatures w14:val="none"/>
+              </w:rPr>
+              <w:t xml:space="preserve">The command </w:t>
+            </w:r>
+            <w:proofErr w:type="spellStart"/>
+            <w:r>
+              <w:rPr>
+                <w:rFonts w:ascii="Times New Roman" w:eastAsia="Times New Roman" w:hAnsi="Times New Roman" w:cs="Times New Roman"/>
+                <w:kern w:val="0"/>
+                <w:sz w:val="24"/>
+                <w:szCs w:val="24"/>
+                <w:lang w:eastAsia="en-IN"/>
+                <w14:ligatures w14:val="none"/>
+              </w:rPr>
+              <w:t>explainer_</w:t>
+            </w:r>
+            <w:proofErr w:type="gramStart"/>
+            <w:r>
+              <w:rPr>
+                <w:rFonts w:ascii="Times New Roman" w:eastAsia="Times New Roman" w:hAnsi="Times New Roman" w:cs="Times New Roman"/>
+                <w:kern w:val="0"/>
+                <w:sz w:val="24"/>
+                <w:szCs w:val="24"/>
+                <w:lang w:eastAsia="en-IN"/>
+                <w14:ligatures w14:val="none"/>
+              </w:rPr>
+              <w:t>cnn.shap</w:t>
+            </w:r>
+            <w:proofErr w:type="gramEnd"/>
+            <w:r>
+              <w:rPr>
+                <w:rFonts w:ascii="Times New Roman" w:eastAsia="Times New Roman" w:hAnsi="Times New Roman" w:cs="Times New Roman"/>
+                <w:kern w:val="0"/>
+                <w:sz w:val="24"/>
+                <w:szCs w:val="24"/>
+                <w:lang w:eastAsia="en-IN"/>
+                <w14:ligatures w14:val="none"/>
+              </w:rPr>
+              <w:t>_values</w:t>
+            </w:r>
+            <w:proofErr w:type="spellEnd"/>
+            <w:r>
+              <w:rPr>
+                <w:rFonts w:ascii="Times New Roman" w:eastAsia="Times New Roman" w:hAnsi="Times New Roman" w:cs="Times New Roman"/>
+                <w:kern w:val="0"/>
+                <w:sz w:val="24"/>
+                <w:szCs w:val="24"/>
+                <w:lang w:eastAsia="en-IN"/>
+                <w14:ligatures w14:val="none"/>
+              </w:rPr>
+              <w:t>(</w:t>
+            </w:r>
+            <w:proofErr w:type="spellStart"/>
+            <w:r>
+              <w:rPr>
+                <w:rFonts w:ascii="Times New Roman" w:eastAsia="Times New Roman" w:hAnsi="Times New Roman" w:cs="Times New Roman"/>
+                <w:kern w:val="0"/>
+                <w:sz w:val="24"/>
+                <w:szCs w:val="24"/>
+                <w:lang w:eastAsia="en-IN"/>
+                <w14:ligatures w14:val="none"/>
+              </w:rPr>
+              <w:t>X_test_seq_sample</w:t>
+            </w:r>
+            <w:proofErr w:type="spellEnd"/>
+            <w:r>
+              <w:rPr>
+                <w:rFonts w:ascii="Times New Roman" w:eastAsia="Times New Roman" w:hAnsi="Times New Roman" w:cs="Times New Roman"/>
+                <w:kern w:val="0"/>
+                <w:sz w:val="24"/>
+                <w:szCs w:val="24"/>
+                <w:lang w:eastAsia="en-IN"/>
+                <w14:ligatures w14:val="none"/>
+              </w:rPr>
+              <w:t xml:space="preserve">) calculates the contribution of each of the </w:t>
+            </w:r>
+            <w:r>
+              <w:rPr>
+                <w:rFonts w:ascii="Times New Roman" w:eastAsia="Times New Roman" w:hAnsi="Times New Roman" w:cs="Times New Roman"/>
+                <w:b/>
+                <w:bCs/>
+                <w:kern w:val="0"/>
+                <w:sz w:val="24"/>
+                <w:szCs w:val="24"/>
+                <w:lang w:eastAsia="en-IN"/>
+                <w14:ligatures w14:val="none"/>
+              </w:rPr>
+              <w:t>672 input time steps</w:t>
+            </w:r>
+            <w:r>
+              <w:rPr>
+                <w:rFonts w:ascii="Times New Roman" w:eastAsia="Times New Roman" w:hAnsi="Times New Roman" w:cs="Times New Roman"/>
+                <w:kern w:val="0"/>
+                <w:sz w:val="24"/>
+                <w:szCs w:val="24"/>
+                <w:lang w:eastAsia="en-IN"/>
+                <w14:ligatures w14:val="none"/>
+              </w:rPr>
+              <w:t xml:space="preserve"> for each of the 50 sample predictions. This is computationally more complex.</w:t>
+            </w:r>
+          </w:p>
+        </w:tc>
+      </w:tr>
+      <w:tr>
+        <w:trPr>
+          <w:tblCellSpacing w:w="15" w:type="dxa"/>
+        </w:trPr>
+        <w:tc>
+          <w:tcPr>
+            <w:tcW w:w="1997" w:type="dxa"/>
+            <w:vAlign w:val="center"/>
+            <w:hideMark/>
+          </w:tcPr>
+          <w:p>
+            <w:pPr>
+              <w:spacing w:before="100" w:beforeAutospacing="1" w:after="100" w:afterAutospacing="1" w:line="240" w:lineRule="auto"/>
+              <w:rPr>
+                <w:rFonts w:ascii="Times New Roman" w:eastAsia="Times New Roman" w:hAnsi="Times New Roman" w:cs="Times New Roman"/>
+                <w:kern w:val="0"/>
+                <w:sz w:val="24"/>
+                <w:szCs w:val="24"/>
+                <w:lang w:eastAsia="en-IN"/>
+                <w14:ligatures w14:val="none"/>
+              </w:rPr>
+            </w:pPr>
+            <w:r>
+              <w:rPr>
+                <w:rFonts w:ascii="Times New Roman" w:eastAsia="Times New Roman" w:hAnsi="Times New Roman" w:cs="Times New Roman"/>
+                <w:b/>
+                <w:bCs/>
+                <w:kern w:val="0"/>
+                <w:sz w:val="24"/>
+                <w:szCs w:val="24"/>
+                <w:lang w:eastAsia="en-IN"/>
+                <w14:ligatures w14:val="none"/>
+              </w:rPr>
+              <w:t>Output:</w:t>
+            </w:r>
+            <w:r>
+              <w:rPr>
+                <w:rFonts w:ascii="Times New Roman" w:eastAsia="Times New Roman" w:hAnsi="Times New Roman" w:cs="Times New Roman"/>
+                <w:kern w:val="0"/>
+                <w:sz w:val="24"/>
+                <w:szCs w:val="24"/>
+                <w:lang w:eastAsia="en-IN"/>
+                <w14:ligatures w14:val="none"/>
+              </w:rPr>
+              <w:t xml:space="preserve"> Calculation Complete in </w:t>
+            </w:r>
+            <w:r>
+              <w:rPr>
+                <w:rFonts w:ascii="Times New Roman" w:eastAsia="Times New Roman" w:hAnsi="Times New Roman" w:cs="Times New Roman"/>
+                <w:b/>
+                <w:bCs/>
+                <w:kern w:val="0"/>
+                <w:sz w:val="24"/>
+                <w:szCs w:val="24"/>
+                <w:lang w:eastAsia="en-IN"/>
+                <w14:ligatures w14:val="none"/>
+              </w:rPr>
+              <w:t>~1.4 seconds</w:t>
+            </w:r>
+          </w:p>
+        </w:tc>
+        <w:tc>
+          <w:tcPr>
+            <w:tcW w:w="0" w:type="auto"/>
+            <w:vAlign w:val="center"/>
+            <w:hideMark/>
+          </w:tcPr>
+          <w:p>
+            <w:pPr>
+              <w:spacing w:before="100" w:beforeAutospacing="1" w:after="100" w:afterAutospacing="1" w:line="240" w:lineRule="auto"/>
+              <w:rPr>
+                <w:rFonts w:ascii="Times New Roman" w:eastAsia="Times New Roman" w:hAnsi="Times New Roman" w:cs="Times New Roman"/>
+                <w:kern w:val="0"/>
+                <w:sz w:val="24"/>
+                <w:szCs w:val="24"/>
+                <w:lang w:eastAsia="en-IN"/>
+                <w14:ligatures w14:val="none"/>
+              </w:rPr>
+            </w:pPr>
+            <w:r>
+              <w:rPr>
+                <w:rFonts w:ascii="Times New Roman" w:eastAsia="Times New Roman" w:hAnsi="Times New Roman" w:cs="Times New Roman"/>
+                <w:b/>
+                <w:bCs/>
+                <w:kern w:val="0"/>
+                <w:sz w:val="24"/>
+                <w:szCs w:val="24"/>
+                <w:lang w:eastAsia="en-IN"/>
+                <w14:ligatures w14:val="none"/>
+              </w:rPr>
+              <w:t>Speed Confirmation (Small Sample).</w:t>
+            </w:r>
+          </w:p>
+        </w:tc>
+        <w:tc>
+          <w:tcPr>
+            <w:tcW w:w="6455" w:type="dxa"/>
+            <w:vAlign w:val="center"/>
+            <w:hideMark/>
+          </w:tcPr>
+          <w:p>
+            <w:pPr>
+              <w:spacing w:before="100" w:beforeAutospacing="1" w:after="100" w:afterAutospacing="1" w:line="240" w:lineRule="auto"/>
+              <w:rPr>
+                <w:rFonts w:ascii="Times New Roman" w:eastAsia="Times New Roman" w:hAnsi="Times New Roman" w:cs="Times New Roman"/>
+                <w:kern w:val="0"/>
+                <w:sz w:val="24"/>
+                <w:szCs w:val="24"/>
+                <w:lang w:eastAsia="en-IN"/>
+                <w14:ligatures w14:val="none"/>
+              </w:rPr>
+            </w:pPr>
+            <w:r>
+              <w:rPr>
+                <w:rFonts w:ascii="Times New Roman" w:eastAsia="Times New Roman" w:hAnsi="Times New Roman" w:cs="Times New Roman"/>
+                <w:kern w:val="0"/>
+                <w:sz w:val="24"/>
+                <w:szCs w:val="24"/>
+                <w:lang w:eastAsia="en-IN"/>
+                <w14:ligatures w14:val="none"/>
+              </w:rPr>
+              <w:t xml:space="preserve">The calculation was fast </w:t>
+            </w:r>
+            <w:r>
+              <w:rPr>
+                <w:rFonts w:ascii="Times New Roman" w:eastAsia="Times New Roman" w:hAnsi="Times New Roman" w:cs="Times New Roman"/>
+                <w:i/>
+                <w:iCs/>
+                <w:kern w:val="0"/>
+                <w:sz w:val="24"/>
+                <w:szCs w:val="24"/>
+                <w:lang w:eastAsia="en-IN"/>
+                <w14:ligatures w14:val="none"/>
+              </w:rPr>
+              <w:t>only</w:t>
+            </w:r>
+            <w:r>
+              <w:rPr>
+                <w:rFonts w:ascii="Times New Roman" w:eastAsia="Times New Roman" w:hAnsi="Times New Roman" w:cs="Times New Roman"/>
+                <w:kern w:val="0"/>
+                <w:sz w:val="24"/>
+                <w:szCs w:val="24"/>
+                <w:lang w:eastAsia="en-IN"/>
+                <w14:ligatures w14:val="none"/>
+              </w:rPr>
+              <w:t xml:space="preserve"> because we used very small background (100) and explanation (50) samples. Explaining more samples would take significantly longer.</w:t>
+            </w:r>
+          </w:p>
+        </w:tc>
+      </w:tr>
+      <w:tr>
+        <w:trPr>
+          <w:tblCellSpacing w:w="15" w:type="dxa"/>
+        </w:trPr>
+        <w:tc>
+          <w:tcPr>
+            <w:tcW w:w="1997" w:type="dxa"/>
+            <w:vAlign w:val="center"/>
+            <w:hideMark/>
+          </w:tcPr>
+          <w:p>
+            <w:pPr>
+              <w:spacing w:before="100" w:beforeAutospacing="1" w:after="100" w:afterAutospacing="1" w:line="240" w:lineRule="auto"/>
+              <w:rPr>
+                <w:rFonts w:ascii="Times New Roman" w:eastAsia="Times New Roman" w:hAnsi="Times New Roman" w:cs="Times New Roman"/>
+                <w:kern w:val="0"/>
+                <w:sz w:val="24"/>
+                <w:szCs w:val="24"/>
+                <w:lang w:eastAsia="en-IN"/>
+                <w14:ligatures w14:val="none"/>
+              </w:rPr>
+            </w:pPr>
+            <w:r>
+              <w:rPr>
+                <w:rFonts w:ascii="Times New Roman" w:eastAsia="Times New Roman" w:hAnsi="Times New Roman" w:cs="Times New Roman"/>
+                <w:b/>
+                <w:bCs/>
+                <w:kern w:val="0"/>
+                <w:sz w:val="24"/>
+                <w:szCs w:val="24"/>
+                <w:lang w:eastAsia="en-IN"/>
+                <w14:ligatures w14:val="none"/>
+              </w:rPr>
+              <w:t>Handle Output Shape</w:t>
+            </w:r>
+          </w:p>
+        </w:tc>
+        <w:tc>
+          <w:tcPr>
+            <w:tcW w:w="0" w:type="auto"/>
+            <w:vAlign w:val="center"/>
+            <w:hideMark/>
+          </w:tcPr>
+          <w:p>
+            <w:pPr>
+              <w:spacing w:before="100" w:beforeAutospacing="1" w:after="100" w:afterAutospacing="1" w:line="240" w:lineRule="auto"/>
+              <w:rPr>
+                <w:rFonts w:ascii="Times New Roman" w:eastAsia="Times New Roman" w:hAnsi="Times New Roman" w:cs="Times New Roman"/>
+                <w:kern w:val="0"/>
+                <w:sz w:val="24"/>
+                <w:szCs w:val="24"/>
+                <w:lang w:eastAsia="en-IN"/>
+                <w14:ligatures w14:val="none"/>
+              </w:rPr>
+            </w:pPr>
+            <w:r>
+              <w:rPr>
+                <w:rFonts w:ascii="Times New Roman" w:eastAsia="Times New Roman" w:hAnsi="Times New Roman" w:cs="Times New Roman"/>
+                <w:b/>
+                <w:bCs/>
+                <w:kern w:val="0"/>
+                <w:sz w:val="24"/>
+                <w:szCs w:val="24"/>
+                <w:lang w:eastAsia="en-IN"/>
+                <w14:ligatures w14:val="none"/>
+              </w:rPr>
+              <w:t>Fixing the Data Format.</w:t>
+            </w:r>
+          </w:p>
+        </w:tc>
+        <w:tc>
+          <w:tcPr>
+            <w:tcW w:w="6455" w:type="dxa"/>
+            <w:vAlign w:val="center"/>
+            <w:hideMark/>
+          </w:tcPr>
+          <w:p>
+            <w:pPr>
+              <w:spacing w:before="100" w:beforeAutospacing="1" w:after="100" w:afterAutospacing="1" w:line="240" w:lineRule="auto"/>
+              <w:rPr>
+                <w:rFonts w:ascii="Times New Roman" w:eastAsia="Times New Roman" w:hAnsi="Times New Roman" w:cs="Times New Roman"/>
+                <w:kern w:val="0"/>
+                <w:sz w:val="24"/>
+                <w:szCs w:val="24"/>
+                <w:lang w:eastAsia="en-IN"/>
+                <w14:ligatures w14:val="none"/>
+              </w:rPr>
+            </w:pPr>
+            <w:r>
+              <w:rPr>
+                <w:rFonts w:ascii="Times New Roman" w:eastAsia="Times New Roman" w:hAnsi="Times New Roman" w:cs="Times New Roman"/>
+                <w:kern w:val="0"/>
+                <w:sz w:val="24"/>
+                <w:szCs w:val="24"/>
+                <w:lang w:eastAsia="en-IN"/>
+                <w14:ligatures w14:val="none"/>
+              </w:rPr>
+              <w:t xml:space="preserve">The code included steps to inspect and correct the shape of the </w:t>
+            </w:r>
+            <w:proofErr w:type="spellStart"/>
+            <w:r>
+              <w:rPr>
+                <w:rFonts w:ascii="Times New Roman" w:eastAsia="Times New Roman" w:hAnsi="Times New Roman" w:cs="Times New Roman"/>
+                <w:kern w:val="0"/>
+                <w:sz w:val="24"/>
+                <w:szCs w:val="24"/>
+                <w:lang w:eastAsia="en-IN"/>
+                <w14:ligatures w14:val="none"/>
+              </w:rPr>
+              <w:t>shap_values_cnn</w:t>
+            </w:r>
+            <w:proofErr w:type="spellEnd"/>
+            <w:r>
+              <w:rPr>
+                <w:rFonts w:ascii="Times New Roman" w:eastAsia="Times New Roman" w:hAnsi="Times New Roman" w:cs="Times New Roman"/>
+                <w:kern w:val="0"/>
+                <w:sz w:val="24"/>
+                <w:szCs w:val="24"/>
+                <w:lang w:eastAsia="en-IN"/>
+                <w14:ligatures w14:val="none"/>
+              </w:rPr>
+              <w:t xml:space="preserve"> output array, which was initially incompatible with the plotting function due to an extra dimension added by the explainer.</w:t>
+            </w:r>
+          </w:p>
+        </w:tc>
+      </w:tr>
+    </w:tbl>
+    <w:p>
+      <w:pPr>
+        <w:spacing w:before="100" w:beforeAutospacing="1" w:after="100" w:afterAutospacing="1" w:line="240" w:lineRule="auto"/>
+        <w:rPr>
+          <w:rFonts w:ascii="Times New Roman" w:eastAsia="Times New Roman" w:hAnsi="Times New Roman" w:cs="Times New Roman"/>
+          <w:b/>
+          <w:bCs/>
+          <w:kern w:val="0"/>
+          <w:sz w:val="24"/>
+          <w:szCs w:val="24"/>
+          <w:lang w:eastAsia="en-IN"/>
+          <w14:ligatures w14:val="none"/>
+        </w:rPr>
+      </w:pPr>
+    </w:p>
+    <w:p>
+      <w:pPr>
+        <w:spacing w:before="100" w:beforeAutospacing="1" w:after="100" w:afterAutospacing="1" w:line="240" w:lineRule="auto"/>
+        <w:rPr>
+          <w:rFonts w:ascii="Times New Roman" w:eastAsia="Times New Roman" w:hAnsi="Times New Roman" w:cs="Times New Roman"/>
+          <w:b/>
+          <w:bCs/>
+          <w:kern w:val="0"/>
+          <w:sz w:val="24"/>
+          <w:szCs w:val="24"/>
+          <w:lang w:eastAsia="en-IN"/>
+          <w14:ligatures w14:val="none"/>
+        </w:rPr>
+      </w:pPr>
+      <w:r>
+        <w:rPr>
+          <w:rFonts w:ascii="Times New Roman" w:eastAsia="Times New Roman" w:hAnsi="Times New Roman" w:cs="Times New Roman"/>
+          <w:b/>
+          <w:bCs/>
+          <w:kern w:val="0"/>
+          <w:sz w:val="24"/>
+          <w:szCs w:val="24"/>
+          <w:lang w:eastAsia="en-IN"/>
+          <w14:ligatures w14:val="none"/>
+        </w:rPr>
+        <w:t>The Visualization Output Explained (Time Step Plot)</w:t>
+      </w:r>
+    </w:p>
+    <w:tbl>
+      <w:tblPr>
+        <w:tblW w:w="10206" w:type="dxa"/>
+        <w:tblCellSpacing w:w="15" w:type="dxa"/>
+        <w:tblInd w:w="-575" w:type="dxa"/>
+        <w:tblBorders>
+          <w:top w:val="single" w:sz="4" w:space="0" w:color="auto"/>
+          <w:left w:val="single" w:sz="4" w:space="0" w:color="auto"/>
+          <w:bottom w:val="single" w:sz="4" w:space="0" w:color="auto"/>
+          <w:right w:val="single" w:sz="4" w:space="0" w:color="auto"/>
+          <w:insideH w:val="single" w:sz="4" w:space="0" w:color="auto"/>
+          <w:insideV w:val="single" w:sz="4" w:space="0" w:color="auto"/>
+        </w:tblBorders>
+        <w:tblCellMar>
+          <w:top w:w="15" w:type="dxa"/>
+          <w:left w:w="15" w:type="dxa"/>
+          <w:bottom w:w="15" w:type="dxa"/>
+          <w:right w:w="15" w:type="dxa"/>
+        </w:tblCellMar>
+        <w:tblLook w:val="04A0" w:firstRow="1" w:lastRow="0" w:firstColumn="1" w:lastColumn="0" w:noHBand="0" w:noVBand="1"/>
+      </w:tblPr>
+      <w:tblGrid>
+        <w:gridCol w:w="2121"/>
+        <w:gridCol w:w="2063"/>
+        <w:gridCol w:w="6022"/>
+      </w:tblGrid>
+      <w:tr>
+        <w:trPr>
+          <w:tblHeader/>
+          <w:tblCellSpacing w:w="15" w:type="dxa"/>
+        </w:trPr>
+        <w:tc>
+          <w:tcPr>
+            <w:tcW w:w="2076" w:type="dxa"/>
+            <w:vAlign w:val="center"/>
+            <w:hideMark/>
+          </w:tcPr>
+          <w:p>
+            <w:pPr>
+              <w:spacing w:before="100" w:beforeAutospacing="1" w:after="100" w:afterAutospacing="1" w:line="240" w:lineRule="auto"/>
+              <w:rPr>
+                <w:rFonts w:ascii="Times New Roman" w:eastAsia="Times New Roman" w:hAnsi="Times New Roman" w:cs="Times New Roman"/>
+                <w:kern w:val="0"/>
+                <w:sz w:val="24"/>
+                <w:szCs w:val="24"/>
+                <w:lang w:eastAsia="en-IN"/>
+                <w14:ligatures w14:val="none"/>
+              </w:rPr>
+            </w:pPr>
+            <w:r>
+              <w:rPr>
+                <w:rFonts w:ascii="Times New Roman" w:eastAsia="Times New Roman" w:hAnsi="Times New Roman" w:cs="Times New Roman"/>
+                <w:b/>
+                <w:bCs/>
+                <w:kern w:val="0"/>
+                <w:sz w:val="24"/>
+                <w:szCs w:val="24"/>
+                <w:lang w:eastAsia="en-IN"/>
+                <w14:ligatures w14:val="none"/>
+              </w:rPr>
+              <w:t>Plot Feature</w:t>
+            </w:r>
+          </w:p>
+        </w:tc>
+        <w:tc>
+          <w:tcPr>
+            <w:tcW w:w="0" w:type="auto"/>
+            <w:vAlign w:val="center"/>
+            <w:hideMark/>
+          </w:tcPr>
+          <w:p>
+            <w:pPr>
+              <w:spacing w:before="100" w:beforeAutospacing="1" w:after="100" w:afterAutospacing="1" w:line="240" w:lineRule="auto"/>
+              <w:rPr>
+                <w:rFonts w:ascii="Times New Roman" w:eastAsia="Times New Roman" w:hAnsi="Times New Roman" w:cs="Times New Roman"/>
+                <w:kern w:val="0"/>
+                <w:sz w:val="24"/>
+                <w:szCs w:val="24"/>
+                <w:lang w:eastAsia="en-IN"/>
+                <w14:ligatures w14:val="none"/>
+              </w:rPr>
+            </w:pPr>
+            <w:r>
+              <w:rPr>
+                <w:rFonts w:ascii="Times New Roman" w:eastAsia="Times New Roman" w:hAnsi="Times New Roman" w:cs="Times New Roman"/>
+                <w:b/>
+                <w:bCs/>
+                <w:kern w:val="0"/>
+                <w:sz w:val="24"/>
+                <w:szCs w:val="24"/>
+                <w:lang w:eastAsia="en-IN"/>
+                <w14:ligatures w14:val="none"/>
+              </w:rPr>
+              <w:t>Layman's Term</w:t>
+            </w:r>
+          </w:p>
+        </w:tc>
+        <w:tc>
+          <w:tcPr>
+            <w:tcW w:w="5977" w:type="dxa"/>
+            <w:vAlign w:val="center"/>
+            <w:hideMark/>
+          </w:tcPr>
+          <w:p>
+            <w:pPr>
+              <w:spacing w:before="100" w:beforeAutospacing="1" w:after="100" w:afterAutospacing="1" w:line="240" w:lineRule="auto"/>
+              <w:rPr>
+                <w:rFonts w:ascii="Times New Roman" w:eastAsia="Times New Roman" w:hAnsi="Times New Roman" w:cs="Times New Roman"/>
+                <w:kern w:val="0"/>
+                <w:sz w:val="24"/>
+                <w:szCs w:val="24"/>
+                <w:lang w:eastAsia="en-IN"/>
+                <w14:ligatures w14:val="none"/>
+              </w:rPr>
+            </w:pPr>
+            <w:r>
+              <w:rPr>
+                <w:rFonts w:ascii="Times New Roman" w:eastAsia="Times New Roman" w:hAnsi="Times New Roman" w:cs="Times New Roman"/>
+                <w:b/>
+                <w:bCs/>
+                <w:kern w:val="0"/>
+                <w:sz w:val="24"/>
+                <w:szCs w:val="24"/>
+                <w:lang w:eastAsia="en-IN"/>
+                <w14:ligatures w14:val="none"/>
+              </w:rPr>
+              <w:t>Why It Matters</w:t>
+            </w:r>
+          </w:p>
+        </w:tc>
+      </w:tr>
+      <w:tr>
+        <w:trPr>
+          <w:tblCellSpacing w:w="15" w:type="dxa"/>
+        </w:trPr>
+        <w:tc>
+          <w:tcPr>
+            <w:tcW w:w="2076" w:type="dxa"/>
+            <w:vAlign w:val="center"/>
+            <w:hideMark/>
+          </w:tcPr>
+          <w:p>
+            <w:pPr>
+              <w:spacing w:before="100" w:beforeAutospacing="1" w:after="100" w:afterAutospacing="1" w:line="240" w:lineRule="auto"/>
+              <w:rPr>
+                <w:rFonts w:ascii="Times New Roman" w:eastAsia="Times New Roman" w:hAnsi="Times New Roman" w:cs="Times New Roman"/>
+                <w:kern w:val="0"/>
+                <w:sz w:val="24"/>
+                <w:szCs w:val="24"/>
+                <w:lang w:eastAsia="en-IN"/>
+                <w14:ligatures w14:val="none"/>
+              </w:rPr>
+            </w:pPr>
+            <w:r>
+              <w:rPr>
+                <w:rFonts w:ascii="Times New Roman" w:eastAsia="Times New Roman" w:hAnsi="Times New Roman" w:cs="Times New Roman"/>
+                <w:b/>
+                <w:bCs/>
+                <w:kern w:val="0"/>
+                <w:sz w:val="24"/>
+                <w:szCs w:val="24"/>
+                <w:lang w:eastAsia="en-IN"/>
+                <w14:ligatures w14:val="none"/>
+              </w:rPr>
+              <w:t>X-axis (Time Steps)</w:t>
+            </w:r>
+          </w:p>
+        </w:tc>
+        <w:tc>
+          <w:tcPr>
+            <w:tcW w:w="0" w:type="auto"/>
+            <w:vAlign w:val="center"/>
+            <w:hideMark/>
+          </w:tcPr>
+          <w:p>
+            <w:pPr>
+              <w:spacing w:before="100" w:beforeAutospacing="1" w:after="100" w:afterAutospacing="1" w:line="240" w:lineRule="auto"/>
+              <w:rPr>
+                <w:rFonts w:ascii="Times New Roman" w:eastAsia="Times New Roman" w:hAnsi="Times New Roman" w:cs="Times New Roman"/>
+                <w:kern w:val="0"/>
+                <w:sz w:val="24"/>
+                <w:szCs w:val="24"/>
+                <w:lang w:eastAsia="en-IN"/>
+                <w14:ligatures w14:val="none"/>
+              </w:rPr>
+            </w:pPr>
+            <w:r>
+              <w:rPr>
+                <w:rFonts w:ascii="Times New Roman" w:eastAsia="Times New Roman" w:hAnsi="Times New Roman" w:cs="Times New Roman"/>
+                <w:b/>
+                <w:bCs/>
+                <w:kern w:val="0"/>
+                <w:sz w:val="24"/>
+                <w:szCs w:val="24"/>
+                <w:lang w:eastAsia="en-IN"/>
+                <w14:ligatures w14:val="none"/>
+              </w:rPr>
+              <w:t>How Far Back in Time.</w:t>
+            </w:r>
+          </w:p>
+        </w:tc>
+        <w:tc>
+          <w:tcPr>
+            <w:tcW w:w="5977" w:type="dxa"/>
+            <w:vAlign w:val="center"/>
+            <w:hideMark/>
+          </w:tcPr>
+          <w:p>
+            <w:pPr>
+              <w:spacing w:before="100" w:beforeAutospacing="1" w:after="100" w:afterAutospacing="1" w:line="240" w:lineRule="auto"/>
+              <w:rPr>
+                <w:rFonts w:ascii="Times New Roman" w:eastAsia="Times New Roman" w:hAnsi="Times New Roman" w:cs="Times New Roman"/>
+                <w:kern w:val="0"/>
+                <w:sz w:val="24"/>
+                <w:szCs w:val="24"/>
+                <w:lang w:eastAsia="en-IN"/>
+                <w14:ligatures w14:val="none"/>
+              </w:rPr>
+            </w:pPr>
+            <w:r>
+              <w:rPr>
+                <w:rFonts w:ascii="Times New Roman" w:eastAsia="Times New Roman" w:hAnsi="Times New Roman" w:cs="Times New Roman"/>
+                <w:kern w:val="0"/>
+                <w:sz w:val="24"/>
+                <w:szCs w:val="24"/>
+                <w:lang w:eastAsia="en-IN"/>
+                <w14:ligatures w14:val="none"/>
+              </w:rPr>
+              <w:t>Represents the 672 past 15-minute intervals the CNN looks at (0 is the most recent, 671 is the oldest).</w:t>
+            </w:r>
+          </w:p>
+        </w:tc>
+      </w:tr>
+      <w:tr>
+        <w:trPr>
+          <w:tblCellSpacing w:w="15" w:type="dxa"/>
+        </w:trPr>
+        <w:tc>
+          <w:tcPr>
+            <w:tcW w:w="2076" w:type="dxa"/>
+            <w:vAlign w:val="center"/>
+            <w:hideMark/>
+          </w:tcPr>
+          <w:p>
+            <w:pPr>
+              <w:spacing w:before="100" w:beforeAutospacing="1" w:after="100" w:afterAutospacing="1" w:line="240" w:lineRule="auto"/>
+              <w:rPr>
+                <w:rFonts w:ascii="Times New Roman" w:eastAsia="Times New Roman" w:hAnsi="Times New Roman" w:cs="Times New Roman"/>
+                <w:kern w:val="0"/>
+                <w:sz w:val="24"/>
+                <w:szCs w:val="24"/>
+                <w:lang w:eastAsia="en-IN"/>
+                <w14:ligatures w14:val="none"/>
+              </w:rPr>
+            </w:pPr>
+            <w:r>
+              <w:rPr>
+                <w:rFonts w:ascii="Times New Roman" w:eastAsia="Times New Roman" w:hAnsi="Times New Roman" w:cs="Times New Roman"/>
+                <w:b/>
+                <w:bCs/>
+                <w:kern w:val="0"/>
+                <w:sz w:val="24"/>
+                <w:szCs w:val="24"/>
+                <w:lang w:eastAsia="en-IN"/>
+                <w14:ligatures w14:val="none"/>
+              </w:rPr>
+              <w:t>Y-axis (SHAP Value)</w:t>
+            </w:r>
+          </w:p>
+        </w:tc>
+        <w:tc>
+          <w:tcPr>
+            <w:tcW w:w="0" w:type="auto"/>
+            <w:vAlign w:val="center"/>
+            <w:hideMark/>
+          </w:tcPr>
+          <w:p>
+            <w:pPr>
+              <w:spacing w:before="100" w:beforeAutospacing="1" w:after="100" w:afterAutospacing="1" w:line="240" w:lineRule="auto"/>
+              <w:rPr>
+                <w:rFonts w:ascii="Times New Roman" w:eastAsia="Times New Roman" w:hAnsi="Times New Roman" w:cs="Times New Roman"/>
+                <w:kern w:val="0"/>
+                <w:sz w:val="24"/>
+                <w:szCs w:val="24"/>
+                <w:lang w:eastAsia="en-IN"/>
+                <w14:ligatures w14:val="none"/>
+              </w:rPr>
+            </w:pPr>
+            <w:r>
+              <w:rPr>
+                <w:rFonts w:ascii="Times New Roman" w:eastAsia="Times New Roman" w:hAnsi="Times New Roman" w:cs="Times New Roman"/>
+                <w:b/>
+                <w:bCs/>
+                <w:kern w:val="0"/>
+                <w:sz w:val="24"/>
+                <w:szCs w:val="24"/>
+                <w:lang w:eastAsia="en-IN"/>
+                <w14:ligatures w14:val="none"/>
+              </w:rPr>
+              <w:t>Average Importance of that Moment.</w:t>
+            </w:r>
+          </w:p>
+        </w:tc>
+        <w:tc>
+          <w:tcPr>
+            <w:tcW w:w="5977" w:type="dxa"/>
+            <w:vAlign w:val="center"/>
+            <w:hideMark/>
+          </w:tcPr>
+          <w:p>
+            <w:pPr>
+              <w:spacing w:before="100" w:beforeAutospacing="1" w:after="100" w:afterAutospacing="1" w:line="240" w:lineRule="auto"/>
+              <w:rPr>
+                <w:rFonts w:ascii="Times New Roman" w:eastAsia="Times New Roman" w:hAnsi="Times New Roman" w:cs="Times New Roman"/>
+                <w:kern w:val="0"/>
+                <w:sz w:val="24"/>
+                <w:szCs w:val="24"/>
+                <w:lang w:eastAsia="en-IN"/>
+                <w14:ligatures w14:val="none"/>
+              </w:rPr>
+            </w:pPr>
+            <w:r>
+              <w:rPr>
+                <w:rFonts w:ascii="Times New Roman" w:eastAsia="Times New Roman" w:hAnsi="Times New Roman" w:cs="Times New Roman"/>
+                <w:kern w:val="0"/>
+                <w:sz w:val="24"/>
+                <w:szCs w:val="24"/>
+                <w:lang w:eastAsia="en-IN"/>
+                <w14:ligatures w14:val="none"/>
+              </w:rPr>
+              <w:t xml:space="preserve">Shows the average absolute impact that the residual value </w:t>
+            </w:r>
+            <w:r>
+              <w:rPr>
+                <w:rFonts w:ascii="Times New Roman" w:eastAsia="Times New Roman" w:hAnsi="Times New Roman" w:cs="Times New Roman"/>
+                <w:i/>
+                <w:iCs/>
+                <w:kern w:val="0"/>
+                <w:sz w:val="24"/>
+                <w:szCs w:val="24"/>
+                <w:lang w:eastAsia="en-IN"/>
+                <w14:ligatures w14:val="none"/>
+              </w:rPr>
+              <w:t>at that specific past time step</w:t>
+            </w:r>
+            <w:r>
+              <w:rPr>
+                <w:rFonts w:ascii="Times New Roman" w:eastAsia="Times New Roman" w:hAnsi="Times New Roman" w:cs="Times New Roman"/>
+                <w:kern w:val="0"/>
+                <w:sz w:val="24"/>
+                <w:szCs w:val="24"/>
+                <w:lang w:eastAsia="en-IN"/>
+                <w14:ligatures w14:val="none"/>
+              </w:rPr>
+              <w:t xml:space="preserve"> had on the final prediction, across the 50 explained samples.</w:t>
+            </w:r>
+          </w:p>
+        </w:tc>
+      </w:tr>
+      <w:tr>
+        <w:trPr>
+          <w:tblCellSpacing w:w="15" w:type="dxa"/>
+        </w:trPr>
+        <w:tc>
+          <w:tcPr>
+            <w:tcW w:w="2076" w:type="dxa"/>
+            <w:vAlign w:val="center"/>
+            <w:hideMark/>
+          </w:tcPr>
+          <w:p>
+            <w:pPr>
+              <w:spacing w:before="100" w:beforeAutospacing="1" w:after="100" w:afterAutospacing="1" w:line="240" w:lineRule="auto"/>
+              <w:rPr>
+                <w:rFonts w:ascii="Times New Roman" w:eastAsia="Times New Roman" w:hAnsi="Times New Roman" w:cs="Times New Roman"/>
+                <w:kern w:val="0"/>
+                <w:sz w:val="24"/>
+                <w:szCs w:val="24"/>
+                <w:lang w:eastAsia="en-IN"/>
+                <w14:ligatures w14:val="none"/>
+              </w:rPr>
+            </w:pPr>
+            <w:r>
+              <w:rPr>
+                <w:rFonts w:ascii="Times New Roman" w:eastAsia="Times New Roman" w:hAnsi="Times New Roman" w:cs="Times New Roman"/>
+                <w:b/>
+                <w:bCs/>
+                <w:kern w:val="0"/>
+                <w:sz w:val="24"/>
+                <w:szCs w:val="24"/>
+                <w:lang w:eastAsia="en-IN"/>
+                <w14:ligatures w14:val="none"/>
+              </w:rPr>
+              <w:t>High Values near 0</w:t>
+            </w:r>
+          </w:p>
+        </w:tc>
+        <w:tc>
+          <w:tcPr>
+            <w:tcW w:w="0" w:type="auto"/>
+            <w:vAlign w:val="center"/>
+            <w:hideMark/>
+          </w:tcPr>
+          <w:p>
+            <w:pPr>
+              <w:spacing w:before="100" w:beforeAutospacing="1" w:after="100" w:afterAutospacing="1" w:line="240" w:lineRule="auto"/>
+              <w:rPr>
+                <w:rFonts w:ascii="Times New Roman" w:eastAsia="Times New Roman" w:hAnsi="Times New Roman" w:cs="Times New Roman"/>
+                <w:kern w:val="0"/>
+                <w:sz w:val="24"/>
+                <w:szCs w:val="24"/>
+                <w:lang w:eastAsia="en-IN"/>
+                <w14:ligatures w14:val="none"/>
+              </w:rPr>
+            </w:pPr>
+            <w:r>
+              <w:rPr>
+                <w:rFonts w:ascii="Times New Roman" w:eastAsia="Times New Roman" w:hAnsi="Times New Roman" w:cs="Times New Roman"/>
+                <w:b/>
+                <w:bCs/>
+                <w:kern w:val="0"/>
+                <w:sz w:val="24"/>
+                <w:szCs w:val="24"/>
+                <w:lang w:eastAsia="en-IN"/>
+                <w14:ligatures w14:val="none"/>
+              </w:rPr>
+              <w:t>Recent Past Matters Most.</w:t>
+            </w:r>
+          </w:p>
+        </w:tc>
+        <w:tc>
+          <w:tcPr>
+            <w:tcW w:w="5977" w:type="dxa"/>
+            <w:vAlign w:val="center"/>
+            <w:hideMark/>
+          </w:tcPr>
+          <w:p>
+            <w:pPr>
+              <w:spacing w:before="100" w:beforeAutospacing="1" w:after="100" w:afterAutospacing="1" w:line="240" w:lineRule="auto"/>
+              <w:rPr>
+                <w:rFonts w:ascii="Times New Roman" w:eastAsia="Times New Roman" w:hAnsi="Times New Roman" w:cs="Times New Roman"/>
+                <w:kern w:val="0"/>
+                <w:sz w:val="24"/>
+                <w:szCs w:val="24"/>
+                <w:lang w:eastAsia="en-IN"/>
+                <w14:ligatures w14:val="none"/>
+              </w:rPr>
+            </w:pPr>
+            <w:r>
+              <w:rPr>
+                <w:rFonts w:ascii="Times New Roman" w:eastAsia="Times New Roman" w:hAnsi="Times New Roman" w:cs="Times New Roman"/>
+                <w:kern w:val="0"/>
+                <w:sz w:val="24"/>
+                <w:szCs w:val="24"/>
+                <w:lang w:eastAsia="en-IN"/>
+                <w14:ligatures w14:val="none"/>
+              </w:rPr>
+              <w:t xml:space="preserve">The plot confirms the CNN correctly learned that the </w:t>
+            </w:r>
+            <w:r>
+              <w:rPr>
+                <w:rFonts w:ascii="Times New Roman" w:eastAsia="Times New Roman" w:hAnsi="Times New Roman" w:cs="Times New Roman"/>
+                <w:b/>
+                <w:bCs/>
+                <w:kern w:val="0"/>
+                <w:sz w:val="24"/>
+                <w:szCs w:val="24"/>
+                <w:lang w:eastAsia="en-IN"/>
+                <w14:ligatures w14:val="none"/>
+              </w:rPr>
+              <w:t>most recent</w:t>
+            </w:r>
+            <w:r>
+              <w:rPr>
+                <w:rFonts w:ascii="Times New Roman" w:eastAsia="Times New Roman" w:hAnsi="Times New Roman" w:cs="Times New Roman"/>
+                <w:kern w:val="0"/>
+                <w:sz w:val="24"/>
+                <w:szCs w:val="24"/>
+                <w:lang w:eastAsia="en-IN"/>
+                <w14:ligatures w14:val="none"/>
+              </w:rPr>
+              <w:t xml:space="preserve"> residual values (last few hours) are the most critical for predicting the </w:t>
+            </w:r>
+            <w:r>
+              <w:rPr>
+                <w:rFonts w:ascii="Times New Roman" w:eastAsia="Times New Roman" w:hAnsi="Times New Roman" w:cs="Times New Roman"/>
+                <w:i/>
+                <w:iCs/>
+                <w:kern w:val="0"/>
+                <w:sz w:val="24"/>
+                <w:szCs w:val="24"/>
+                <w:lang w:eastAsia="en-IN"/>
+                <w14:ligatures w14:val="none"/>
+              </w:rPr>
+              <w:t>next</w:t>
+            </w:r>
+            <w:r>
+              <w:rPr>
+                <w:rFonts w:ascii="Times New Roman" w:eastAsia="Times New Roman" w:hAnsi="Times New Roman" w:cs="Times New Roman"/>
+                <w:kern w:val="0"/>
+                <w:sz w:val="24"/>
+                <w:szCs w:val="24"/>
+                <w:lang w:eastAsia="en-IN"/>
+                <w14:ligatures w14:val="none"/>
+              </w:rPr>
+              <w:t xml:space="preserve"> residual value.</w:t>
+            </w:r>
+          </w:p>
+        </w:tc>
+      </w:tr>
+      <w:tr>
+        <w:trPr>
+          <w:tblCellSpacing w:w="15" w:type="dxa"/>
+        </w:trPr>
+        <w:tc>
+          <w:tcPr>
+            <w:tcW w:w="2076" w:type="dxa"/>
+            <w:vAlign w:val="center"/>
+            <w:hideMark/>
+          </w:tcPr>
+          <w:p>
+            <w:pPr>
+              <w:spacing w:before="100" w:beforeAutospacing="1" w:after="100" w:afterAutospacing="1" w:line="240" w:lineRule="auto"/>
+              <w:rPr>
+                <w:rFonts w:ascii="Times New Roman" w:eastAsia="Times New Roman" w:hAnsi="Times New Roman" w:cs="Times New Roman"/>
+                <w:kern w:val="0"/>
+                <w:sz w:val="24"/>
+                <w:szCs w:val="24"/>
+                <w:lang w:eastAsia="en-IN"/>
+                <w14:ligatures w14:val="none"/>
+              </w:rPr>
+            </w:pPr>
+            <w:r>
+              <w:rPr>
+                <w:rFonts w:ascii="Times New Roman" w:eastAsia="Times New Roman" w:hAnsi="Times New Roman" w:cs="Times New Roman"/>
+                <w:b/>
+                <w:bCs/>
+                <w:kern w:val="0"/>
+                <w:sz w:val="24"/>
+                <w:szCs w:val="24"/>
+                <w:lang w:eastAsia="en-IN"/>
+                <w14:ligatures w14:val="none"/>
+              </w:rPr>
+              <w:t>Peaks at Lags</w:t>
+            </w:r>
+          </w:p>
+        </w:tc>
+        <w:tc>
+          <w:tcPr>
+            <w:tcW w:w="0" w:type="auto"/>
+            <w:vAlign w:val="center"/>
+            <w:hideMark/>
+          </w:tcPr>
+          <w:p>
+            <w:pPr>
+              <w:spacing w:before="100" w:beforeAutospacing="1" w:after="100" w:afterAutospacing="1" w:line="240" w:lineRule="auto"/>
+              <w:rPr>
+                <w:rFonts w:ascii="Times New Roman" w:eastAsia="Times New Roman" w:hAnsi="Times New Roman" w:cs="Times New Roman"/>
+                <w:kern w:val="0"/>
+                <w:sz w:val="24"/>
+                <w:szCs w:val="24"/>
+                <w:lang w:eastAsia="en-IN"/>
+                <w14:ligatures w14:val="none"/>
+              </w:rPr>
+            </w:pPr>
+            <w:r>
+              <w:rPr>
+                <w:rFonts w:ascii="Times New Roman" w:eastAsia="Times New Roman" w:hAnsi="Times New Roman" w:cs="Times New Roman"/>
+                <w:b/>
+                <w:bCs/>
+                <w:kern w:val="0"/>
+                <w:sz w:val="24"/>
+                <w:szCs w:val="24"/>
+                <w:lang w:eastAsia="en-IN"/>
+                <w14:ligatures w14:val="none"/>
+              </w:rPr>
+              <w:t>Learning Daily/Weekly Cycles.</w:t>
+            </w:r>
+          </w:p>
+        </w:tc>
+        <w:tc>
+          <w:tcPr>
+            <w:tcW w:w="5977" w:type="dxa"/>
+            <w:vAlign w:val="center"/>
+            <w:hideMark/>
+          </w:tcPr>
+          <w:p>
+            <w:pPr>
+              <w:spacing w:before="100" w:beforeAutospacing="1" w:after="100" w:afterAutospacing="1" w:line="240" w:lineRule="auto"/>
+              <w:rPr>
+                <w:rFonts w:ascii="Times New Roman" w:eastAsia="Times New Roman" w:hAnsi="Times New Roman" w:cs="Times New Roman"/>
+                <w:kern w:val="0"/>
+                <w:sz w:val="24"/>
+                <w:szCs w:val="24"/>
+                <w:lang w:eastAsia="en-IN"/>
+                <w14:ligatures w14:val="none"/>
+              </w:rPr>
+            </w:pPr>
+            <w:r>
+              <w:rPr>
+                <w:rFonts w:ascii="Times New Roman" w:eastAsia="Times New Roman" w:hAnsi="Times New Roman" w:cs="Times New Roman"/>
+                <w:kern w:val="0"/>
+                <w:sz w:val="24"/>
+                <w:szCs w:val="24"/>
+                <w:lang w:eastAsia="en-IN"/>
+                <w14:ligatures w14:val="none"/>
+              </w:rPr>
+              <w:t xml:space="preserve">Visible bumps around time steps corresponding to 24 hours ago (96) and 1 week ago (672) show the CNN </w:t>
+            </w:r>
+            <w:r>
+              <w:rPr>
+                <w:rFonts w:ascii="Times New Roman" w:eastAsia="Times New Roman" w:hAnsi="Times New Roman" w:cs="Times New Roman"/>
+                <w:i/>
+                <w:iCs/>
+                <w:kern w:val="0"/>
+                <w:sz w:val="24"/>
+                <w:szCs w:val="24"/>
+                <w:lang w:eastAsia="en-IN"/>
+                <w14:ligatures w14:val="none"/>
+              </w:rPr>
+              <w:t>implicitly</w:t>
+            </w:r>
+            <w:r>
+              <w:rPr>
+                <w:rFonts w:ascii="Times New Roman" w:eastAsia="Times New Roman" w:hAnsi="Times New Roman" w:cs="Times New Roman"/>
+                <w:kern w:val="0"/>
+                <w:sz w:val="24"/>
+                <w:szCs w:val="24"/>
+                <w:lang w:eastAsia="en-IN"/>
+                <w14:ligatures w14:val="none"/>
+              </w:rPr>
+              <w:t xml:space="preserve"> learned the importance of these cyclical patterns from the sequence.</w:t>
+            </w:r>
+          </w:p>
+        </w:tc>
+      </w:tr>
+      <w:tr>
+        <w:trPr>
+          <w:tblCellSpacing w:w="15" w:type="dxa"/>
+        </w:trPr>
+        <w:tc>
+          <w:tcPr>
+            <w:tcW w:w="2076" w:type="dxa"/>
+            <w:vAlign w:val="center"/>
+            <w:hideMark/>
+          </w:tcPr>
+          <w:p>
+            <w:pPr>
+              <w:spacing w:before="100" w:beforeAutospacing="1" w:after="100" w:afterAutospacing="1" w:line="240" w:lineRule="auto"/>
+              <w:rPr>
+                <w:rFonts w:ascii="Times New Roman" w:eastAsia="Times New Roman" w:hAnsi="Times New Roman" w:cs="Times New Roman"/>
+                <w:kern w:val="0"/>
+                <w:sz w:val="24"/>
+                <w:szCs w:val="24"/>
+                <w:lang w:eastAsia="en-IN"/>
+                <w14:ligatures w14:val="none"/>
+              </w:rPr>
+            </w:pPr>
+            <w:r>
+              <w:rPr>
+                <w:rFonts w:ascii="Times New Roman" w:eastAsia="Times New Roman" w:hAnsi="Times New Roman" w:cs="Times New Roman"/>
+                <w:b/>
+                <w:bCs/>
+                <w:kern w:val="0"/>
+                <w:sz w:val="24"/>
+                <w:szCs w:val="24"/>
+                <w:lang w:eastAsia="en-IN"/>
+                <w14:ligatures w14:val="none"/>
+              </w:rPr>
+              <w:t>Decaying Importance</w:t>
+            </w:r>
+          </w:p>
+        </w:tc>
+        <w:tc>
+          <w:tcPr>
+            <w:tcW w:w="0" w:type="auto"/>
+            <w:vAlign w:val="center"/>
+            <w:hideMark/>
+          </w:tcPr>
+          <w:p>
+            <w:pPr>
+              <w:spacing w:before="100" w:beforeAutospacing="1" w:after="100" w:afterAutospacing="1" w:line="240" w:lineRule="auto"/>
+              <w:rPr>
+                <w:rFonts w:ascii="Times New Roman" w:eastAsia="Times New Roman" w:hAnsi="Times New Roman" w:cs="Times New Roman"/>
+                <w:kern w:val="0"/>
+                <w:sz w:val="24"/>
+                <w:szCs w:val="24"/>
+                <w:lang w:eastAsia="en-IN"/>
+                <w14:ligatures w14:val="none"/>
+              </w:rPr>
+            </w:pPr>
+            <w:r>
+              <w:rPr>
+                <w:rFonts w:ascii="Times New Roman" w:eastAsia="Times New Roman" w:hAnsi="Times New Roman" w:cs="Times New Roman"/>
+                <w:b/>
+                <w:bCs/>
+                <w:kern w:val="0"/>
+                <w:sz w:val="24"/>
+                <w:szCs w:val="24"/>
+                <w:lang w:eastAsia="en-IN"/>
+                <w14:ligatures w14:val="none"/>
+              </w:rPr>
+              <w:t>Older Data is Less Relevant.</w:t>
+            </w:r>
+          </w:p>
+        </w:tc>
+        <w:tc>
+          <w:tcPr>
+            <w:tcW w:w="5977" w:type="dxa"/>
+            <w:vAlign w:val="center"/>
+            <w:hideMark/>
+          </w:tcPr>
+          <w:p>
+            <w:pPr>
+              <w:spacing w:before="100" w:beforeAutospacing="1" w:after="100" w:afterAutospacing="1" w:line="240" w:lineRule="auto"/>
+              <w:rPr>
+                <w:rFonts w:ascii="Times New Roman" w:eastAsia="Times New Roman" w:hAnsi="Times New Roman" w:cs="Times New Roman"/>
+                <w:kern w:val="0"/>
+                <w:sz w:val="24"/>
+                <w:szCs w:val="24"/>
+                <w:lang w:eastAsia="en-IN"/>
+                <w14:ligatures w14:val="none"/>
+              </w:rPr>
+            </w:pPr>
+            <w:r>
+              <w:rPr>
+                <w:rFonts w:ascii="Times New Roman" w:eastAsia="Times New Roman" w:hAnsi="Times New Roman" w:cs="Times New Roman"/>
+                <w:kern w:val="0"/>
+                <w:sz w:val="24"/>
+                <w:szCs w:val="24"/>
+                <w:lang w:eastAsia="en-IN"/>
+                <w14:ligatures w14:val="none"/>
+              </w:rPr>
+              <w:t>The general downward trend confirms that residual values from many days ago have less impact on the immediate forecast.</w:t>
+            </w:r>
+          </w:p>
+        </w:tc>
+      </w:tr>
+    </w:tbl>
+    <w:p>
+      <w:pPr>
+        <w:spacing w:before="100" w:beforeAutospacing="1" w:after="100" w:afterAutospacing="1" w:line="240" w:lineRule="auto"/>
+        <w:rPr>
+          <w:rFonts w:ascii="Times New Roman" w:eastAsia="Times New Roman" w:hAnsi="Times New Roman" w:cs="Times New Roman"/>
+          <w:b/>
+          <w:bCs/>
+          <w:kern w:val="0"/>
+          <w:sz w:val="24"/>
+          <w:szCs w:val="24"/>
+          <w:lang w:eastAsia="en-IN"/>
+          <w14:ligatures w14:val="none"/>
+        </w:rPr>
+      </w:pPr>
+      <w:r>
+        <w:rPr>
+          <w:rFonts w:ascii="Times New Roman" w:eastAsia="Times New Roman" w:hAnsi="Times New Roman" w:cs="Times New Roman"/>
+          <w:b/>
+          <w:bCs/>
+          <w:kern w:val="0"/>
+          <w:sz w:val="24"/>
+          <w:szCs w:val="24"/>
+          <w:lang w:eastAsia="en-IN"/>
+          <w14:ligatures w14:val="none"/>
+        </w:rPr>
+        <w:lastRenderedPageBreak/>
+        <w:t>Final Takeaway</w:t>
+      </w:r>
+    </w:p>
+    <w:p>
+      <w:pPr>
+        <w:spacing w:before="100" w:beforeAutospacing="1" w:after="100" w:afterAutospacing="1" w:line="240" w:lineRule="auto"/>
+        <w:rPr>
+          <w:rFonts w:ascii="Times New Roman" w:eastAsia="Times New Roman" w:hAnsi="Times New Roman" w:cs="Times New Roman"/>
+          <w:kern w:val="0"/>
+          <w:sz w:val="24"/>
+          <w:szCs w:val="24"/>
+          <w:lang w:eastAsia="en-IN"/>
+          <w14:ligatures w14:val="none"/>
+        </w:rPr>
+      </w:pPr>
+      <w:r>
+        <w:rPr>
+          <w:rFonts w:ascii="Times New Roman" w:eastAsia="Times New Roman" w:hAnsi="Times New Roman" w:cs="Times New Roman"/>
+          <w:kern w:val="0"/>
+          <w:sz w:val="24"/>
+          <w:szCs w:val="24"/>
+          <w:lang w:eastAsia="en-IN"/>
+          <w14:ligatures w14:val="none"/>
+        </w:rPr>
+        <w:t xml:space="preserve">The SHAP analysis for the </w:t>
+      </w:r>
+      <w:r>
+        <w:rPr>
+          <w:rFonts w:ascii="Times New Roman" w:eastAsia="Times New Roman" w:hAnsi="Times New Roman" w:cs="Times New Roman"/>
+          <w:b/>
+          <w:bCs/>
+          <w:kern w:val="0"/>
+          <w:sz w:val="24"/>
+          <w:szCs w:val="24"/>
+          <w:lang w:eastAsia="en-IN"/>
+          <w14:ligatures w14:val="none"/>
+        </w:rPr>
+        <w:t>STL + 1D-CNN</w:t>
+      </w:r>
+      <w:r>
+        <w:rPr>
+          <w:rFonts w:ascii="Times New Roman" w:eastAsia="Times New Roman" w:hAnsi="Times New Roman" w:cs="Times New Roman"/>
+          <w:kern w:val="0"/>
+          <w:sz w:val="24"/>
+          <w:szCs w:val="24"/>
+          <w:lang w:eastAsia="en-IN"/>
+          <w14:ligatures w14:val="none"/>
+        </w:rPr>
+        <w:t xml:space="preserve"> model successfully provided transparency into the Deep Learning model's temporal focus. It confirmed the model logically prioritizes recent history and key cyclical lags, behaving as expected for a high-performing time series forecaster and fulfilling the XAI requirement for the best overall model.</w:t>
       </w:r>
     </w:p>
     <w:p>
